--- a/Group C - Forward Converter - Midterm Seminar Report.docx
+++ b/Group C - Forward Converter - Midterm Seminar Report.docx
@@ -21,6 +21,9 @@
         </w:rPr>
       </w:pPr>
       <w:r>
+        <w:rPr>
+          <w:noProof/>
+        </w:rPr>
         <w:drawing>
           <wp:inline distT="0" distB="0" distL="0" distR="0" wp14:anchorId="23694C71" wp14:editId="0874F51B">
             <wp:extent cx="1811130" cy="781050"/>
@@ -269,6 +272,7 @@
           <w:szCs w:val="24"/>
         </w:rPr>
       </w:pPr>
+      <w:proofErr w:type="gramStart"/>
       <w:r>
         <w:rPr>
           <w:rFonts w:ascii="Times New Roman" w:hAnsi="Times New Roman"/>
@@ -293,6 +297,7 @@
         </w:rPr>
         <w:t xml:space="preserve"> Electrical Engineering</w:t>
       </w:r>
+      <w:proofErr w:type="gramEnd"/>
     </w:p>
     <w:p>
       <w:pPr>
@@ -425,15 +430,7 @@
           <w:sz w:val="24"/>
           <w:szCs w:val="24"/>
         </w:rPr>
-        <w:t>rder</w:t>
-      </w:r>
-      <w:r>
-        <w:rPr>
-          <w:rFonts w:ascii="Times New Roman" w:hAnsi="Times New Roman"/>
-          <w:sz w:val="24"/>
-          <w:szCs w:val="24"/>
-        </w:rPr>
-        <w:t>)</w:t>
+        <w:t>rder)</w:t>
       </w:r>
       <w:r>
         <w:rPr>
@@ -507,15 +504,7 @@
           <w:sz w:val="24"/>
           <w:szCs w:val="24"/>
         </w:rPr>
-        <w:t xml:space="preserve">Instructor: </w:t>
-      </w:r>
-      <w:r>
-        <w:rPr>
-          <w:rFonts w:ascii="Times New Roman" w:hAnsi="Times New Roman"/>
-          <w:sz w:val="24"/>
-          <w:szCs w:val="24"/>
-        </w:rPr>
-        <w:t>Lasse Laurila</w:t>
+        <w:t>Instructor: Lasse Laurila</w:t>
       </w:r>
     </w:p>
     <w:p>
@@ -541,6 +530,78 @@
           <w:sz w:val="24"/>
           <w:szCs w:val="24"/>
         </w:rPr>
+        <w:t xml:space="preserve"> (</w:t>
+      </w:r>
+      <w:r>
+        <w:rPr>
+          <w:rFonts w:ascii="Times New Roman" w:hAnsi="Times New Roman"/>
+          <w:sz w:val="24"/>
+          <w:szCs w:val="24"/>
+        </w:rPr>
+        <w:t>B</w:t>
+      </w:r>
+      <w:r>
+        <w:rPr>
+          <w:rFonts w:ascii="Times New Roman" w:hAnsi="Times New Roman"/>
+          <w:sz w:val="24"/>
+          <w:szCs w:val="24"/>
+        </w:rPr>
+        <w:t xml:space="preserve">ased on </w:t>
+      </w:r>
+      <w:r>
+        <w:rPr>
+          <w:rFonts w:ascii="Times New Roman" w:hAnsi="Times New Roman"/>
+          <w:sz w:val="24"/>
+          <w:szCs w:val="24"/>
+        </w:rPr>
+        <w:t>L</w:t>
+      </w:r>
+      <w:r>
+        <w:rPr>
+          <w:rFonts w:ascii="Times New Roman" w:hAnsi="Times New Roman"/>
+          <w:sz w:val="24"/>
+          <w:szCs w:val="24"/>
+        </w:rPr>
+        <w:t xml:space="preserve">exicographic </w:t>
+      </w:r>
+      <w:r>
+        <w:rPr>
+          <w:rFonts w:ascii="Times New Roman" w:hAnsi="Times New Roman"/>
+          <w:sz w:val="24"/>
+          <w:szCs w:val="24"/>
+        </w:rPr>
+        <w:t>O</w:t>
+      </w:r>
+      <w:r>
+        <w:rPr>
+          <w:rFonts w:ascii="Times New Roman" w:hAnsi="Times New Roman"/>
+          <w:sz w:val="24"/>
+          <w:szCs w:val="24"/>
+        </w:rPr>
+        <w:t xml:space="preserve">rder): </w:t>
+      </w:r>
+      <w:r>
+        <w:rPr>
+          <w:rFonts w:ascii="Times New Roman" w:hAnsi="Times New Roman"/>
+          <w:sz w:val="24"/>
+          <w:szCs w:val="24"/>
+        </w:rPr>
+        <w:t xml:space="preserve">Postdoctoral Researcher Aleksi Mattsson, </w:t>
+      </w:r>
+      <w:r>
+        <w:rPr>
+          <w:rFonts w:ascii="Times New Roman" w:hAnsi="Times New Roman"/>
+          <w:sz w:val="24"/>
+          <w:szCs w:val="24"/>
+        </w:rPr>
+        <w:t>Research Teacher Janne Nerg, Research Teacher</w:t>
+      </w:r>
+      <w:r>
+        <w:rPr>
+          <w:rFonts w:ascii="Times New Roman" w:hAnsi="Times New Roman"/>
+          <w:sz w:val="24"/>
+          <w:szCs w:val="24"/>
+        </w:rPr>
         <w:t xml:space="preserve"> </w:t>
       </w:r>
       <w:r>
@@ -549,127 +610,7 @@
           <w:sz w:val="24"/>
           <w:szCs w:val="24"/>
         </w:rPr>
-        <w:t>(</w:t>
-      </w:r>
-      <w:r>
-        <w:rPr>
-          <w:rFonts w:ascii="Times New Roman" w:hAnsi="Times New Roman"/>
-          <w:sz w:val="24"/>
-          <w:szCs w:val="24"/>
-        </w:rPr>
-        <w:t>B</w:t>
-      </w:r>
-      <w:r>
-        <w:rPr>
-          <w:rFonts w:ascii="Times New Roman" w:hAnsi="Times New Roman"/>
-          <w:sz w:val="24"/>
-          <w:szCs w:val="24"/>
-        </w:rPr>
-        <w:t xml:space="preserve">ased on </w:t>
-      </w:r>
-      <w:r>
-        <w:rPr>
-          <w:rFonts w:ascii="Times New Roman" w:hAnsi="Times New Roman"/>
-          <w:sz w:val="24"/>
-          <w:szCs w:val="24"/>
-        </w:rPr>
-        <w:t>L</w:t>
-      </w:r>
-      <w:r>
-        <w:rPr>
-          <w:rFonts w:ascii="Times New Roman" w:hAnsi="Times New Roman"/>
-          <w:sz w:val="24"/>
-          <w:szCs w:val="24"/>
-        </w:rPr>
-        <w:t xml:space="preserve">exicographic </w:t>
-      </w:r>
-      <w:r>
-        <w:rPr>
-          <w:rFonts w:ascii="Times New Roman" w:hAnsi="Times New Roman"/>
-          <w:sz w:val="24"/>
-          <w:szCs w:val="24"/>
-        </w:rPr>
-        <w:t>O</w:t>
-      </w:r>
-      <w:r>
-        <w:rPr>
-          <w:rFonts w:ascii="Times New Roman" w:hAnsi="Times New Roman"/>
-          <w:sz w:val="24"/>
-          <w:szCs w:val="24"/>
-        </w:rPr>
-        <w:t>rder):</w:t>
-      </w:r>
-      <w:r>
-        <w:rPr>
-          <w:rFonts w:ascii="Times New Roman" w:hAnsi="Times New Roman"/>
-          <w:sz w:val="24"/>
-          <w:szCs w:val="24"/>
-        </w:rPr>
-        <w:t xml:space="preserve"> </w:t>
-      </w:r>
-      <w:r>
-        <w:rPr>
-          <w:rFonts w:ascii="Times New Roman" w:hAnsi="Times New Roman"/>
-          <w:sz w:val="24"/>
-          <w:szCs w:val="24"/>
-        </w:rPr>
-        <w:t xml:space="preserve">Postdoctoral </w:t>
-      </w:r>
-      <w:r>
-        <w:rPr>
-          <w:rFonts w:ascii="Times New Roman" w:hAnsi="Times New Roman"/>
-          <w:sz w:val="24"/>
-          <w:szCs w:val="24"/>
-        </w:rPr>
-        <w:t>R</w:t>
-      </w:r>
-      <w:r>
-        <w:rPr>
-          <w:rFonts w:ascii="Times New Roman" w:hAnsi="Times New Roman"/>
-          <w:sz w:val="24"/>
-          <w:szCs w:val="24"/>
-        </w:rPr>
-        <w:t>esearcher</w:t>
-      </w:r>
-      <w:r>
-        <w:rPr>
-          <w:rFonts w:ascii="Times New Roman" w:hAnsi="Times New Roman"/>
-          <w:sz w:val="24"/>
-          <w:szCs w:val="24"/>
-        </w:rPr>
-        <w:t xml:space="preserve"> Aleksi Mattsson, </w:t>
-      </w:r>
-      <w:r>
-        <w:rPr>
-          <w:rFonts w:ascii="Times New Roman" w:hAnsi="Times New Roman"/>
-          <w:sz w:val="24"/>
-          <w:szCs w:val="24"/>
-        </w:rPr>
-        <w:t>Research Teacher Janne Nerg, Research Teacher</w:t>
-      </w:r>
-      <w:r>
-        <w:rPr>
-          <w:rFonts w:ascii="Times New Roman" w:hAnsi="Times New Roman"/>
-          <w:sz w:val="24"/>
-          <w:szCs w:val="24"/>
-        </w:rPr>
-        <w:t xml:space="preserve"> </w:t>
-      </w:r>
-      <w:r>
-        <w:rPr>
-          <w:rFonts w:ascii="Times New Roman" w:hAnsi="Times New Roman"/>
-          <w:sz w:val="24"/>
-          <w:szCs w:val="24"/>
-        </w:rPr>
-        <w:t>Lasse Laurila</w:t>
-      </w:r>
-      <w:r>
-        <w:rPr>
-          <w:rFonts w:ascii="Times New Roman" w:hAnsi="Times New Roman"/>
-          <w:sz w:val="24"/>
-          <w:szCs w:val="24"/>
-        </w:rPr>
-        <w:t xml:space="preserve">, and </w:t>
+        <w:t xml:space="preserve">Lasse Laurila, and </w:t>
       </w:r>
       <w:r>
         <w:rPr>
@@ -1245,6 +1186,7 @@
           <w:szCs w:val="24"/>
         </w:rPr>
       </w:pPr>
+      <w:proofErr w:type="spellStart"/>
       <w:r>
         <w:rPr>
           <w:rFonts w:ascii="Times New Roman" w:hAnsi="Times New Roman"/>
@@ -1255,6 +1197,7 @@
         </w:rPr>
         <w:t>qm</w:t>
       </w:r>
+      <w:proofErr w:type="spellEnd"/>
       <w:r>
         <w:rPr>
           <w:rFonts w:ascii="Times New Roman" w:hAnsi="Times New Roman"/>
@@ -1559,7 +1502,24 @@
           <w:szCs w:val="24"/>
         </w:rPr>
         <w:tab/>
-        <w:t>vapour content</w:t>
+      </w:r>
+      <w:proofErr w:type="spellStart"/>
+      <w:r>
+        <w:rPr>
+          <w:rFonts w:ascii="Times New Roman" w:hAnsi="Times New Roman"/>
+          <w:sz w:val="24"/>
+          <w:szCs w:val="24"/>
+        </w:rPr>
+        <w:t>vapour</w:t>
+      </w:r>
+      <w:proofErr w:type="spellEnd"/>
+      <w:r>
+        <w:rPr>
+          <w:rFonts w:ascii="Times New Roman" w:hAnsi="Times New Roman"/>
+          <w:sz w:val="24"/>
+          <w:szCs w:val="24"/>
+        </w:rPr>
+        <w:t xml:space="preserve"> content</w:t>
       </w:r>
       <w:r>
         <w:rPr>
@@ -1672,8 +1632,18 @@
           <w:szCs w:val="24"/>
         </w:rPr>
         <w:tab/>
-        <w:t>W/mK</w:t>
-      </w:r>
+        <w:t>W/</w:t>
+      </w:r>
+      <w:proofErr w:type="spellStart"/>
+      <w:r>
+        <w:rPr>
+          <w:rFonts w:ascii="Times New Roman" w:hAnsi="Times New Roman"/>
+          <w:sz w:val="24"/>
+          <w:szCs w:val="24"/>
+        </w:rPr>
+        <w:t>mK</w:t>
+      </w:r>
+      <w:proofErr w:type="spellEnd"/>
     </w:p>
     <w:p>
       <w:pPr>
@@ -1913,8 +1883,17 @@
           <w:szCs w:val="24"/>
         </w:rPr>
         <w:tab/>
+      </w:r>
+      <w:proofErr w:type="gramStart"/>
+      <w:r>
+        <w:rPr>
+          <w:rFonts w:ascii="Times New Roman" w:hAnsi="Times New Roman"/>
+          <w:sz w:val="24"/>
+          <w:szCs w:val="24"/>
+        </w:rPr>
         <w:t>outflow</w:t>
       </w:r>
+      <w:proofErr w:type="gramEnd"/>
     </w:p>
     <w:p>
       <w:pPr>
@@ -1925,6 +1904,7 @@
           <w:szCs w:val="24"/>
         </w:rPr>
       </w:pPr>
+      <w:proofErr w:type="spellStart"/>
       <w:r>
         <w:rPr>
           <w:rFonts w:ascii="Times New Roman" w:hAnsi="Times New Roman"/>
@@ -1933,6 +1913,7 @@
         </w:rPr>
         <w:t>kr</w:t>
       </w:r>
+      <w:proofErr w:type="spellEnd"/>
       <w:r>
         <w:rPr>
           <w:rFonts w:ascii="Times New Roman" w:hAnsi="Times New Roman"/>
@@ -1952,6 +1933,7 @@
           <w:szCs w:val="24"/>
         </w:rPr>
       </w:pPr>
+      <w:proofErr w:type="spellStart"/>
       <w:r>
         <w:rPr>
           <w:rFonts w:ascii="Times New Roman" w:hAnsi="Times New Roman"/>
@@ -1960,6 +1942,7 @@
         </w:rPr>
         <w:t>mit</w:t>
       </w:r>
+      <w:proofErr w:type="spellEnd"/>
       <w:r>
         <w:rPr>
           <w:rFonts w:ascii="Times New Roman" w:hAnsi="Times New Roman"/>
@@ -3717,13 +3700,23 @@
         </w:rPr>
         <w:t xml:space="preserve">he author of this thesis, </w:t>
       </w:r>
-      <w:r>
-        <w:rPr>
-          <w:rFonts w:ascii="Times New Roman" w:hAnsi="Times New Roman"/>
-          <w:sz w:val="24"/>
-          <w:szCs w:val="24"/>
-        </w:rPr>
-        <w:t xml:space="preserve">Firstname Lastname, </w:t>
+      <w:proofErr w:type="spellStart"/>
+      <w:r>
+        <w:rPr>
+          <w:rFonts w:ascii="Times New Roman" w:hAnsi="Times New Roman"/>
+          <w:sz w:val="24"/>
+          <w:szCs w:val="24"/>
+        </w:rPr>
+        <w:t>Firstname</w:t>
+      </w:r>
+      <w:proofErr w:type="spellEnd"/>
+      <w:r>
+        <w:rPr>
+          <w:rFonts w:ascii="Times New Roman" w:hAnsi="Times New Roman"/>
+          <w:sz w:val="24"/>
+          <w:szCs w:val="24"/>
+        </w:rPr>
+        <w:t xml:space="preserve"> Lastname, </w:t>
       </w:r>
       <w:r>
         <w:rPr>
@@ -3778,7 +3771,25 @@
           <w:sz w:val="24"/>
           <w:szCs w:val="24"/>
         </w:rPr>
-        <w:t xml:space="preserve">The author of the thesis, Firstname Lastname, </w:t>
+        <w:t xml:space="preserve">The author of the thesis, </w:t>
+      </w:r>
+      <w:proofErr w:type="spellStart"/>
+      <w:r>
+        <w:rPr>
+          <w:rFonts w:ascii="Times New Roman" w:hAnsi="Times New Roman"/>
+          <w:sz w:val="24"/>
+          <w:szCs w:val="24"/>
+        </w:rPr>
+        <w:t>Firstname</w:t>
+      </w:r>
+      <w:proofErr w:type="spellEnd"/>
+      <w:r>
+        <w:rPr>
+          <w:rFonts w:ascii="Times New Roman" w:hAnsi="Times New Roman"/>
+          <w:sz w:val="24"/>
+          <w:szCs w:val="24"/>
+        </w:rPr>
+        <w:t xml:space="preserve"> Lastname, </w:t>
       </w:r>
       <w:r>
         <w:rPr>
@@ -3933,7 +3944,25 @@
           <w:sz w:val="24"/>
           <w:szCs w:val="24"/>
         </w:rPr>
-        <w:t>The author, Firstname Lastname, takes full responsibility for the content of this thesis and has reviewed and edited the content generated by the possible use of AI tools.</w:t>
+        <w:t xml:space="preserve">The author, </w:t>
+      </w:r>
+      <w:proofErr w:type="spellStart"/>
+      <w:r>
+        <w:rPr>
+          <w:rFonts w:ascii="Times New Roman" w:hAnsi="Times New Roman" w:cs="Times New Roman"/>
+          <w:sz w:val="24"/>
+          <w:szCs w:val="24"/>
+        </w:rPr>
+        <w:t>Firstname</w:t>
+      </w:r>
+      <w:proofErr w:type="spellEnd"/>
+      <w:r>
+        <w:rPr>
+          <w:rFonts w:ascii="Times New Roman" w:hAnsi="Times New Roman" w:cs="Times New Roman"/>
+          <w:sz w:val="24"/>
+          <w:szCs w:val="24"/>
+        </w:rPr>
+        <w:t xml:space="preserve"> Lastname, takes full responsibility for the content of this thesis and has reviewed and edited the content generated by the possible use of AI tools.</w:t>
       </w:r>
     </w:p>
     <w:p>
@@ -4426,31 +4455,7 @@
           <w:sz w:val="24"/>
           <w:szCs w:val="24"/>
         </w:rPr>
-        <w:t xml:space="preserve"> of the switch</w:t>
-      </w:r>
-      <w:r>
-        <w:rPr>
-          <w:rFonts w:ascii="Times New Roman" w:hAnsi="Times New Roman" w:cs="Times New Roman"/>
-          <w:sz w:val="24"/>
-          <w:szCs w:val="24"/>
-        </w:rPr>
-        <w:t>(es)</w:t>
-      </w:r>
-      <w:r>
-        <w:rPr>
-          <w:rFonts w:ascii="Times New Roman" w:hAnsi="Times New Roman" w:cs="Times New Roman"/>
-          <w:sz w:val="24"/>
-          <w:szCs w:val="24"/>
-        </w:rPr>
-        <w:t>, typically by using a reset winding or clamp circuit, ensuring the core flux returns to its initial state before the next switching cycle.</w:t>
-      </w:r>
-      <w:r>
-        <w:rPr>
-          <w:rFonts w:ascii="Times New Roman" w:hAnsi="Times New Roman" w:cs="Times New Roman"/>
-          <w:sz w:val="24"/>
-          <w:szCs w:val="24"/>
-        </w:rPr>
-        <w:t xml:space="preserve"> </w:t>
+        <w:t xml:space="preserve"> of the switch(es), typically by using a reset winding or clamp circuit, ensuring the core flux returns to its initial state before the next switching cycle. </w:t>
       </w:r>
       <w:r>
         <w:rPr>
@@ -4466,15 +4471,7 @@
           <w:sz w:val="24"/>
           <w:szCs w:val="24"/>
         </w:rPr>
-        <w:t>he forward converter transfers energy directly from the input to the output during the switch-on period, while a demagnetizing circuit ensures the transformer core resets during the reset period.</w:t>
-      </w:r>
-      <w:r>
-        <w:rPr>
-          <w:rFonts w:ascii="Times New Roman" w:hAnsi="Times New Roman" w:cs="Times New Roman"/>
-          <w:sz w:val="24"/>
-          <w:szCs w:val="24"/>
-        </w:rPr>
-        <w:t xml:space="preserve"> </w:t>
+        <w:t xml:space="preserve">he forward converter transfers energy directly from the input to the output during the switch-on period, while a demagnetizing circuit ensures the transformer core resets during the reset period. </w:t>
       </w:r>
     </w:p>
     <w:p>
@@ -4555,39 +4552,7 @@
           <w:sz w:val="24"/>
           <w:szCs w:val="24"/>
         </w:rPr>
-        <w:t xml:space="preserve">a </w:t>
-      </w:r>
-      <w:r>
-        <w:rPr>
-          <w:rFonts w:ascii="Times New Roman" w:hAnsi="Times New Roman" w:cs="Times New Roman"/>
-          <w:sz w:val="24"/>
-          <w:szCs w:val="24"/>
-        </w:rPr>
-        <w:t xml:space="preserve">tertiary </w:t>
-      </w:r>
-      <w:r>
-        <w:rPr>
-          <w:rFonts w:ascii="Times New Roman" w:hAnsi="Times New Roman" w:cs="Times New Roman"/>
-          <w:sz w:val="24"/>
-          <w:szCs w:val="24"/>
-        </w:rPr>
-        <w:t xml:space="preserve">reset </w:t>
-      </w:r>
-      <w:r>
-        <w:rPr>
-          <w:rFonts w:ascii="Times New Roman" w:hAnsi="Times New Roman" w:cs="Times New Roman"/>
-          <w:sz w:val="24"/>
-          <w:szCs w:val="24"/>
-        </w:rPr>
-        <w:t>winding</w:t>
-      </w:r>
-      <w:r>
-        <w:rPr>
-          <w:rFonts w:ascii="Times New Roman" w:hAnsi="Times New Roman" w:cs="Times New Roman"/>
-          <w:sz w:val="24"/>
-          <w:szCs w:val="24"/>
-        </w:rPr>
-        <w:t xml:space="preserve"> that contains only one semiconductor switch</w:t>
+        <w:t>a tertiary reset winding that contains only one semiconductor switch</w:t>
       </w:r>
       <w:r>
         <w:rPr>
@@ -4634,15 +4599,7 @@
           <w:sz w:val="24"/>
           <w:szCs w:val="24"/>
         </w:rPr>
-        <w:t>D</w:t>
-      </w:r>
-      <w:r>
-        <w:rPr>
-          <w:rFonts w:ascii="Times New Roman" w:hAnsi="Times New Roman" w:cs="Times New Roman"/>
-          <w:sz w:val="24"/>
-          <w:szCs w:val="24"/>
-        </w:rPr>
-        <w:t>ouble-ended forward converter, which uses two switches along with two diodes on the primary side, is shown in Fig. 2.</w:t>
+        <w:t>Double-ended forward converter, which uses two switches along with two diodes on the primary side, is shown in Fig. 2.</w:t>
       </w:r>
     </w:p>
     <w:p>
@@ -4671,6 +4628,9 @@
         <w:jc w:val="center"/>
       </w:pPr>
       <w:r>
+        <w:rPr>
+          <w:noProof/>
+        </w:rPr>
         <w:drawing>
           <wp:inline distT="0" distB="0" distL="0" distR="0" wp14:anchorId="5D10321B" wp14:editId="65F15F76">
             <wp:extent cx="3600000" cy="1965600"/>
@@ -4896,6 +4856,7 @@
       <w:r>
         <w:rPr>
           <w:rFonts w:ascii="Times New Roman" w:hAnsi="Times New Roman" w:cs="Times New Roman"/>
+          <w:noProof/>
           <w:sz w:val="24"/>
           <w:szCs w:val="24"/>
         </w:rPr>
@@ -5101,63 +5062,54 @@
         <w:rPr>
           <w:rFonts w:asciiTheme="minorBidi" w:hAnsiTheme="minorBidi"/>
         </w:rPr>
+        <w:t xml:space="preserve"> (White, 2023)</w:t>
+      </w:r>
+    </w:p>
+    <w:p/>
+    <w:p>
+      <w:pPr>
+        <w:pStyle w:val="LUTHeading1"/>
+      </w:pPr>
+      <w:r>
+        <w:t xml:space="preserve">Specifications and Forward Converter </w:t>
+      </w:r>
+      <w:r>
+        <w:t>Working Principle</w:t>
+      </w:r>
+    </w:p>
+    <w:p>
+      <w:pPr>
+        <w:pStyle w:val="LUTNormalTimesNewRoman12"/>
+        <w:rPr>
+          <w:rFonts w:eastAsiaTheme="minorEastAsia"/>
+        </w:rPr>
+      </w:pPr>
+      <w:r>
+        <w:t>T</w:t>
+      </w:r>
+      <w:r>
+        <w:t>his design project aim</w:t>
+      </w:r>
+      <w:r>
+        <w:t>s</w:t>
+      </w:r>
+      <w:r>
+        <w:t xml:space="preserve"> to develop </w:t>
+      </w:r>
+      <w:r>
+        <w:t>a double-ended forward converter</w:t>
+      </w:r>
+      <w:r>
         <w:t xml:space="preserve"> </w:t>
       </w:r>
       <w:r>
-        <w:rPr>
-          <w:rFonts w:asciiTheme="minorBidi" w:hAnsiTheme="minorBidi"/>
-        </w:rPr>
-        <w:t>(White, 2023)</w:t>
-      </w:r>
-    </w:p>
-    <w:p/>
-    <w:p>
-      <w:pPr>
-        <w:pStyle w:val="LUTHeading1"/>
-      </w:pPr>
-      <w:r>
-        <w:t xml:space="preserve">Specifications and Forward Converter </w:t>
-      </w:r>
-      <w:r>
-        <w:t>Working Principle</w:t>
-      </w:r>
-    </w:p>
-    <w:p>
-      <w:pPr>
-        <w:pStyle w:val="LUTNormalTimesNewRoman12"/>
-        <w:rPr>
-          <w:rFonts w:eastAsiaTheme="minorEastAsia"/>
-        </w:rPr>
-      </w:pPr>
-      <w:r>
-        <w:t>T</w:t>
-      </w:r>
-      <w:r>
-        <w:t>his design project aim</w:t>
-      </w:r>
-      <w:r>
-        <w:t>s</w:t>
-      </w:r>
-      <w:r>
-        <w:t xml:space="preserve"> to develop </w:t>
-      </w:r>
-      <w:r>
-        <w:t>a double-ended forward converter</w:t>
-      </w:r>
-      <w:r>
-        <w:t xml:space="preserve"> </w:t>
-      </w:r>
-      <w:r>
         <w:t>that</w:t>
       </w:r>
       <w:r>
         <w:t xml:space="preserve"> delivers</w:t>
       </w:r>
       <w:r>
-        <w:t xml:space="preserve"> an output voltage </w:t>
-      </w:r>
-      <w:r>
-        <w:t>(</w:t>
+        <w:t xml:space="preserve"> an output voltage (</w:t>
       </w:r>
       <m:oMath>
         <m:sSub>
@@ -5188,10 +5140,7 @@
         </m:sSub>
       </m:oMath>
       <w:r>
-        <w:t xml:space="preserve">) </w:t>
-      </w:r>
-      <w:r>
-        <w:t>of</w:t>
+        <w:t>) of</w:t>
       </w:r>
       <w:r>
         <w:t xml:space="preserve"> </w:t>
@@ -6133,28 +6082,10 @@
         <w:pStyle w:val="LUTNormalTimesNewRoman12"/>
       </w:pPr>
       <w:r>
-        <w:t>There are three sub</w:t>
-      </w:r>
-      <w:r>
-        <w:t xml:space="preserve">intervals in each switching period of </w:t>
-      </w:r>
-      <w:r>
-        <w:t xml:space="preserve">the double-ended </w:t>
-      </w:r>
-      <w:r>
-        <w:t>f</w:t>
-      </w:r>
-      <w:r>
-        <w:t>orward converter</w:t>
+        <w:t>Each switching period of the double-ended forward converter operating in continuous conduction mode (CCM) is divided into three subintervals.</w:t>
       </w:r>
       <w:r>
         <w:t xml:space="preserve"> </w:t>
-      </w:r>
-      <w:r>
-        <w:t>operation</w:t>
-      </w:r>
-      <w:r>
-        <w:t xml:space="preserve">. </w:t>
       </w:r>
       <w:r>
         <w:t xml:space="preserve">These </w:t>
@@ -6339,7 +6270,7 @@
         </w:rPr>
         <w:lastRenderedPageBreak/>
         <w:drawing>
-          <wp:inline distT="0" distB="0" distL="0" distR="0" wp14:anchorId="09AB174B" wp14:editId="548C70CB">
+          <wp:inline distT="0" distB="0" distL="0" distR="0" wp14:anchorId="09AB174B" wp14:editId="1DD8FBA9">
             <wp:extent cx="3600000" cy="1979242"/>
             <wp:effectExtent l="0" t="0" r="635" b="2540"/>
             <wp:docPr id="1815649414" name="Picture 2" descr="A diagram of a circuit&#10;&#10;AI-generated content may be incorrect."/>
@@ -6485,13 +6416,7 @@
         <w:rPr>
           <w:rFonts w:asciiTheme="minorBidi" w:hAnsiTheme="minorBidi"/>
         </w:rPr>
-        <w:t xml:space="preserve"> </w:t>
-      </w:r>
-      <w:r>
-        <w:rPr>
-          <w:rFonts w:asciiTheme="minorBidi" w:hAnsiTheme="minorBidi"/>
-        </w:rPr>
-        <w:t>(White, 2023)</w:t>
+        <w:t xml:space="preserve"> (White, 2023)</w:t>
       </w:r>
     </w:p>
     <w:p>
@@ -6587,13 +6512,7 @@
               <w:rPr>
                 <w:rFonts w:ascii="Cambria Math" w:hAnsi="Cambria Math"/>
               </w:rPr>
-              <m:t>-</m:t>
-            </m:r>
-            <m:r>
-              <w:rPr>
-                <w:rFonts w:ascii="Cambria Math" w:hAnsi="Cambria Math"/>
-              </w:rPr>
-              <m:t>V</m:t>
+              <m:t>-V</m:t>
             </m:r>
           </m:e>
           <m:sub>
@@ -6871,6 +6790,868 @@
       <w:pPr>
         <w:pStyle w:val="LUTNormalTimesNewRoman12"/>
       </w:pPr>
+      <w:r>
+        <w:t>During the third and final interval, two switches and two diodes on the primary side</w:t>
+      </w:r>
+      <w:r>
+        <w:t>, and th</w:t>
+      </w:r>
+      <w:r>
+        <w:t>e output forward diode are off</w:t>
+      </w:r>
+      <w:r>
+        <w:t xml:space="preserve">, </w:t>
+      </w:r>
+      <w:r>
+        <w:t xml:space="preserve">and the output inductor’s current is conducted by the </w:t>
+      </w:r>
+      <w:r>
+        <w:t xml:space="preserve">output </w:t>
+      </w:r>
+      <w:r>
+        <w:t>freewheeling diode.</w:t>
+      </w:r>
+      <w:r>
+        <w:t xml:space="preserve"> Voltage on the primary and secondary windings is zero, and the inductor’s current keeps decreasing.</w:t>
+      </w:r>
+    </w:p>
+    <w:p>
+      <w:pPr>
+        <w:pStyle w:val="LUTNormalTimesNewRoman12"/>
+        <w:keepNext/>
+        <w:jc w:val="center"/>
+      </w:pPr>
+      <w:r>
+        <w:rPr>
+          <w:noProof/>
+        </w:rPr>
+        <w:lastRenderedPageBreak/>
+        <w:drawing>
+          <wp:inline distT="0" distB="0" distL="0" distR="0" wp14:anchorId="4328AA2C" wp14:editId="6EC06017">
+            <wp:extent cx="3600000" cy="2047252"/>
+            <wp:effectExtent l="0" t="0" r="635" b="0"/>
+            <wp:docPr id="1624926316" name="Picture 5" descr="A diagram of a power supply&#10;&#10;AI-generated content may be incorrect."/>
+            <wp:cNvGraphicFramePr>
+              <a:graphicFrameLocks xmlns:a="http://schemas.openxmlformats.org/drawingml/2006/main" noChangeAspect="1"/>
+            </wp:cNvGraphicFramePr>
+            <a:graphic xmlns:a="http://schemas.openxmlformats.org/drawingml/2006/main">
+              <a:graphicData uri="http://schemas.openxmlformats.org/drawingml/2006/picture">
+                <pic:pic xmlns:pic="http://schemas.openxmlformats.org/drawingml/2006/picture">
+                  <pic:nvPicPr>
+                    <pic:cNvPr id="1624926316" name="Picture 5" descr="A diagram of a power supply&#10;&#10;AI-generated content may be incorrect."/>
+                    <pic:cNvPicPr>
+                      <a:picLocks noChangeAspect="1" noChangeArrowheads="1"/>
+                    </pic:cNvPicPr>
+                  </pic:nvPicPr>
+                  <pic:blipFill>
+                    <a:blip r:embed="rId20" cstate="print">
+                      <a:extLst>
+                        <a:ext uri="{28A0092B-C50C-407E-A947-70E740481C1C}">
+                          <a14:useLocalDpi xmlns:a14="http://schemas.microsoft.com/office/drawing/2010/main" val="0"/>
+                        </a:ext>
+                      </a:extLst>
+                    </a:blip>
+                    <a:srcRect/>
+                    <a:stretch>
+                      <a:fillRect/>
+                    </a:stretch>
+                  </pic:blipFill>
+                  <pic:spPr bwMode="auto">
+                    <a:xfrm>
+                      <a:off x="0" y="0"/>
+                      <a:ext cx="3600000" cy="2047252"/>
+                    </a:xfrm>
+                    <a:prstGeom prst="rect">
+                      <a:avLst/>
+                    </a:prstGeom>
+                    <a:noFill/>
+                    <a:ln>
+                      <a:noFill/>
+                    </a:ln>
+                  </pic:spPr>
+                </pic:pic>
+              </a:graphicData>
+            </a:graphic>
+          </wp:inline>
+        </w:drawing>
+      </w:r>
+    </w:p>
+    <w:p>
+      <w:pPr>
+        <w:pStyle w:val="Caption"/>
+        <w:jc w:val="center"/>
+      </w:pPr>
+      <w:r>
+        <w:rPr>
+          <w:b/>
+          <w:bCs/>
+          <w:i w:val="0"/>
+          <w:iCs w:val="0"/>
+        </w:rPr>
+        <w:t xml:space="preserve">Figure </w:t>
+      </w:r>
+      <w:r>
+        <w:rPr>
+          <w:b/>
+          <w:bCs/>
+          <w:i w:val="0"/>
+          <w:iCs w:val="0"/>
+        </w:rPr>
+        <w:fldChar w:fldCharType="begin"/>
+      </w:r>
+      <w:r>
+        <w:rPr>
+          <w:b/>
+          <w:bCs/>
+          <w:i w:val="0"/>
+          <w:iCs w:val="0"/>
+        </w:rPr>
+        <w:instrText xml:space="preserve"> SEQ Figure \* ARABIC </w:instrText>
+      </w:r>
+      <w:r>
+        <w:rPr>
+          <w:b/>
+          <w:bCs/>
+          <w:i w:val="0"/>
+          <w:iCs w:val="0"/>
+        </w:rPr>
+        <w:fldChar w:fldCharType="separate"/>
+      </w:r>
+      <w:r>
+        <w:rPr>
+          <w:b/>
+          <w:bCs/>
+          <w:i w:val="0"/>
+          <w:iCs w:val="0"/>
+          <w:noProof/>
+        </w:rPr>
+        <w:t>5</w:t>
+      </w:r>
+      <w:r>
+        <w:rPr>
+          <w:b/>
+          <w:bCs/>
+          <w:i w:val="0"/>
+          <w:iCs w:val="0"/>
+        </w:rPr>
+        <w:fldChar w:fldCharType="end"/>
+      </w:r>
+      <w:r>
+        <w:rPr>
+          <w:b/>
+          <w:bCs/>
+          <w:i w:val="0"/>
+          <w:iCs w:val="0"/>
+        </w:rPr>
+        <w:t>.</w:t>
+      </w:r>
+      <w:r>
+        <w:t xml:space="preserve"> Idle</w:t>
+      </w:r>
+      <w:r>
+        <w:t xml:space="preserve"> time (White, 2023)</w:t>
+      </w:r>
+    </w:p>
+    <w:p>
+      <w:pPr>
+        <w:pStyle w:val="LUTNormalTimesNewRoman12"/>
+        <w:keepNext/>
+        <w:jc w:val="left"/>
+      </w:pPr>
+      <w:r>
+        <w:t>The following figure shows the converter again, this time with labeled switches and diodes</w:t>
+      </w:r>
+      <w:r>
+        <w:t>:</w:t>
+      </w:r>
+    </w:p>
+    <w:p>
+      <w:pPr>
+        <w:pStyle w:val="LUTNormalTimesNewRoman12"/>
+        <w:keepNext/>
+        <w:jc w:val="center"/>
+      </w:pPr>
+      <w:r>
+        <w:rPr>
+          <w:noProof/>
+        </w:rPr>
+        <w:drawing>
+          <wp:inline distT="0" distB="0" distL="0" distR="0" wp14:anchorId="39D3F728" wp14:editId="0702D143">
+            <wp:extent cx="3600000" cy="2073472"/>
+            <wp:effectExtent l="0" t="0" r="635" b="3175"/>
+            <wp:docPr id="757726431" name="Picture 4" descr="A diagram of a circuit&#10;&#10;AI-generated content may be incorrect."/>
+            <wp:cNvGraphicFramePr>
+              <a:graphicFrameLocks xmlns:a="http://schemas.openxmlformats.org/drawingml/2006/main" noChangeAspect="1"/>
+            </wp:cNvGraphicFramePr>
+            <a:graphic xmlns:a="http://schemas.openxmlformats.org/drawingml/2006/main">
+              <a:graphicData uri="http://schemas.openxmlformats.org/drawingml/2006/picture">
+                <pic:pic xmlns:pic="http://schemas.openxmlformats.org/drawingml/2006/picture">
+                  <pic:nvPicPr>
+                    <pic:cNvPr id="757726431" name="Picture 4" descr="A diagram of a circuit&#10;&#10;AI-generated content may be incorrect."/>
+                    <pic:cNvPicPr>
+                      <a:picLocks noChangeAspect="1" noChangeArrowheads="1"/>
+                    </pic:cNvPicPr>
+                  </pic:nvPicPr>
+                  <pic:blipFill>
+                    <a:blip r:embed="rId21" cstate="print">
+                      <a:extLst>
+                        <a:ext uri="{28A0092B-C50C-407E-A947-70E740481C1C}">
+                          <a14:useLocalDpi xmlns:a14="http://schemas.microsoft.com/office/drawing/2010/main" val="0"/>
+                        </a:ext>
+                      </a:extLst>
+                    </a:blip>
+                    <a:srcRect/>
+                    <a:stretch>
+                      <a:fillRect/>
+                    </a:stretch>
+                  </pic:blipFill>
+                  <pic:spPr bwMode="auto">
+                    <a:xfrm>
+                      <a:off x="0" y="0"/>
+                      <a:ext cx="3600000" cy="2073472"/>
+                    </a:xfrm>
+                    <a:prstGeom prst="rect">
+                      <a:avLst/>
+                    </a:prstGeom>
+                    <a:noFill/>
+                    <a:ln>
+                      <a:noFill/>
+                    </a:ln>
+                  </pic:spPr>
+                </pic:pic>
+              </a:graphicData>
+            </a:graphic>
+          </wp:inline>
+        </w:drawing>
+      </w:r>
+    </w:p>
+    <w:p>
+      <w:pPr>
+        <w:pStyle w:val="Caption"/>
+        <w:jc w:val="center"/>
+        <w:rPr>
+          <w:rFonts w:asciiTheme="minorBidi" w:hAnsiTheme="minorBidi"/>
+        </w:rPr>
+      </w:pPr>
+      <w:r>
+        <w:rPr>
+          <w:rFonts w:asciiTheme="minorBidi" w:hAnsiTheme="minorBidi"/>
+          <w:b/>
+          <w:bCs/>
+          <w:i w:val="0"/>
+          <w:iCs w:val="0"/>
+        </w:rPr>
+        <w:t xml:space="preserve">Figure </w:t>
+      </w:r>
+      <w:r>
+        <w:rPr>
+          <w:rFonts w:asciiTheme="minorBidi" w:hAnsiTheme="minorBidi"/>
+          <w:b/>
+          <w:bCs/>
+          <w:i w:val="0"/>
+          <w:iCs w:val="0"/>
+        </w:rPr>
+        <w:fldChar w:fldCharType="begin"/>
+      </w:r>
+      <w:r>
+        <w:rPr>
+          <w:rFonts w:asciiTheme="minorBidi" w:hAnsiTheme="minorBidi"/>
+          <w:b/>
+          <w:bCs/>
+          <w:i w:val="0"/>
+          <w:iCs w:val="0"/>
+        </w:rPr>
+        <w:instrText xml:space="preserve"> SEQ Figure \* ARABIC </w:instrText>
+      </w:r>
+      <w:r>
+        <w:rPr>
+          <w:rFonts w:asciiTheme="minorBidi" w:hAnsiTheme="minorBidi"/>
+          <w:b/>
+          <w:bCs/>
+          <w:i w:val="0"/>
+          <w:iCs w:val="0"/>
+        </w:rPr>
+        <w:fldChar w:fldCharType="separate"/>
+      </w:r>
+      <w:r>
+        <w:rPr>
+          <w:rFonts w:asciiTheme="minorBidi" w:hAnsiTheme="minorBidi"/>
+          <w:b/>
+          <w:bCs/>
+          <w:i w:val="0"/>
+          <w:iCs w:val="0"/>
+          <w:noProof/>
+        </w:rPr>
+        <w:t>6</w:t>
+      </w:r>
+      <w:r>
+        <w:rPr>
+          <w:rFonts w:asciiTheme="minorBidi" w:hAnsiTheme="minorBidi"/>
+          <w:b/>
+          <w:bCs/>
+          <w:i w:val="0"/>
+          <w:iCs w:val="0"/>
+        </w:rPr>
+        <w:fldChar w:fldCharType="end"/>
+      </w:r>
+      <w:r>
+        <w:rPr>
+          <w:rFonts w:asciiTheme="minorBidi" w:hAnsiTheme="minorBidi"/>
+        </w:rPr>
+        <w:t>.</w:t>
+      </w:r>
+      <w:r>
+        <w:rPr>
+          <w:rFonts w:asciiTheme="minorBidi" w:hAnsiTheme="minorBidi"/>
+        </w:rPr>
+        <w:t xml:space="preserve"> Double-Ended forward converter with switches and diodes' names showing</w:t>
+      </w:r>
+      <w:r>
+        <w:rPr>
+          <w:rFonts w:asciiTheme="minorBidi" w:hAnsiTheme="minorBidi"/>
+        </w:rPr>
+        <w:t xml:space="preserve"> </w:t>
+      </w:r>
+      <w:r>
+        <w:rPr>
+          <w:rFonts w:asciiTheme="minorBidi" w:hAnsiTheme="minorBidi"/>
+        </w:rPr>
+        <w:t>(ON Semiconductor, 2009)</w:t>
+      </w:r>
+    </w:p>
+    <w:p>
+      <w:pPr>
+        <w:pStyle w:val="LUTNormalTimesNewRoman12"/>
+        <w:jc w:val="center"/>
+      </w:pPr>
+    </w:p>
+    <w:p>
+      <w:pPr>
+        <w:pStyle w:val="LUTNormalTimesNewRoman12"/>
+      </w:pPr>
+      <w:r>
+        <w:t>Based</w:t>
+      </w:r>
+      <w:r>
+        <w:t xml:space="preserve"> on the </w:t>
+      </w:r>
+      <w:r>
+        <w:t xml:space="preserve">switches and </w:t>
+      </w:r>
+      <w:r>
+        <w:t>diodes'</w:t>
+      </w:r>
+      <w:r>
+        <w:t xml:space="preserve"> names in Fig. 6, </w:t>
+      </w:r>
+      <w:r>
+        <w:t>the following table shows when each switch or diode conducts:</w:t>
+      </w:r>
+    </w:p>
+    <w:p>
+      <w:pPr>
+        <w:pStyle w:val="Caption"/>
+        <w:keepNext/>
+        <w:jc w:val="center"/>
+        <w:rPr>
+          <w:rFonts w:asciiTheme="minorBidi" w:hAnsiTheme="minorBidi"/>
+        </w:rPr>
+      </w:pPr>
+      <w:r>
+        <w:rPr>
+          <w:rFonts w:asciiTheme="minorBidi" w:hAnsiTheme="minorBidi"/>
+          <w:b/>
+          <w:bCs/>
+          <w:i w:val="0"/>
+          <w:iCs w:val="0"/>
+        </w:rPr>
+        <w:t xml:space="preserve">Table </w:t>
+      </w:r>
+      <w:r>
+        <w:rPr>
+          <w:rFonts w:asciiTheme="minorBidi" w:hAnsiTheme="minorBidi"/>
+          <w:b/>
+          <w:bCs/>
+          <w:i w:val="0"/>
+          <w:iCs w:val="0"/>
+        </w:rPr>
+        <w:fldChar w:fldCharType="begin"/>
+      </w:r>
+      <w:r>
+        <w:rPr>
+          <w:rFonts w:asciiTheme="minorBidi" w:hAnsiTheme="minorBidi"/>
+          <w:b/>
+          <w:bCs/>
+          <w:i w:val="0"/>
+          <w:iCs w:val="0"/>
+        </w:rPr>
+        <w:instrText xml:space="preserve"> SEQ Table \* ARABIC </w:instrText>
+      </w:r>
+      <w:r>
+        <w:rPr>
+          <w:rFonts w:asciiTheme="minorBidi" w:hAnsiTheme="minorBidi"/>
+          <w:b/>
+          <w:bCs/>
+          <w:i w:val="0"/>
+          <w:iCs w:val="0"/>
+        </w:rPr>
+        <w:fldChar w:fldCharType="separate"/>
+      </w:r>
+      <w:r>
+        <w:rPr>
+          <w:rFonts w:asciiTheme="minorBidi" w:hAnsiTheme="minorBidi"/>
+          <w:b/>
+          <w:bCs/>
+          <w:i w:val="0"/>
+          <w:iCs w:val="0"/>
+          <w:noProof/>
+        </w:rPr>
+        <w:t>2</w:t>
+      </w:r>
+      <w:r>
+        <w:rPr>
+          <w:rFonts w:asciiTheme="minorBidi" w:hAnsiTheme="minorBidi"/>
+          <w:b/>
+          <w:bCs/>
+          <w:i w:val="0"/>
+          <w:iCs w:val="0"/>
+        </w:rPr>
+        <w:fldChar w:fldCharType="end"/>
+      </w:r>
+      <w:r>
+        <w:rPr>
+          <w:rFonts w:asciiTheme="minorBidi" w:hAnsiTheme="minorBidi"/>
+          <w:b/>
+          <w:bCs/>
+          <w:i w:val="0"/>
+          <w:iCs w:val="0"/>
+        </w:rPr>
+        <w:t>.</w:t>
+      </w:r>
+      <w:r>
+        <w:rPr>
+          <w:rFonts w:asciiTheme="minorBidi" w:hAnsiTheme="minorBidi"/>
+        </w:rPr>
+        <w:t xml:space="preserve"> State of each switch and diode during 3 subintervals</w:t>
+      </w:r>
+    </w:p>
+    <w:tbl>
+      <w:tblPr>
+        <w:tblStyle w:val="TableGrid"/>
+        <w:tblW w:w="0" w:type="auto"/>
+        <w:jc w:val="center"/>
+        <w:tblLook w:val="04A0" w:firstRow="1" w:lastRow="0" w:firstColumn="1" w:lastColumn="0" w:noHBand="0" w:noVBand="1"/>
+      </w:tblPr>
+      <w:tblGrid>
+        <w:gridCol w:w="1755"/>
+        <w:gridCol w:w="1755"/>
+        <w:gridCol w:w="1755"/>
+        <w:gridCol w:w="1756"/>
+        <w:gridCol w:w="1756"/>
+      </w:tblGrid>
+      <w:tr>
+        <w:trPr>
+          <w:jc w:val="center"/>
+        </w:trPr>
+        <w:tc>
+          <w:tcPr>
+            <w:tcW w:w="1755" w:type="dxa"/>
+            <w:vAlign w:val="center"/>
+          </w:tcPr>
+          <w:p>
+            <w:pPr>
+              <w:pStyle w:val="LUTNormalTimesNewRoman12"/>
+              <w:jc w:val="center"/>
+            </w:pPr>
+            <w:r>
+              <w:t>Devices</w:t>
+            </w:r>
+          </w:p>
+        </w:tc>
+        <w:tc>
+          <w:tcPr>
+            <w:tcW w:w="1755" w:type="dxa"/>
+            <w:vAlign w:val="center"/>
+          </w:tcPr>
+          <w:p>
+            <w:pPr>
+              <w:pStyle w:val="LUTNormalTimesNewRoman12"/>
+              <w:jc w:val="center"/>
+            </w:pPr>
+            <w:r>
+              <w:t>Q</w:t>
+            </w:r>
+            <w:r>
+              <w:rPr>
+                <w:vertAlign w:val="subscript"/>
+              </w:rPr>
+              <w:t>1</w:t>
+            </w:r>
+            <w:r>
+              <w:t>, Q</w:t>
+            </w:r>
+            <w:r>
+              <w:rPr>
+                <w:vertAlign w:val="subscript"/>
+              </w:rPr>
+              <w:t>2</w:t>
+            </w:r>
+          </w:p>
+        </w:tc>
+        <w:tc>
+          <w:tcPr>
+            <w:tcW w:w="1755" w:type="dxa"/>
+            <w:vAlign w:val="center"/>
+          </w:tcPr>
+          <w:p>
+            <w:pPr>
+              <w:pStyle w:val="LUTNormalTimesNewRoman12"/>
+              <w:jc w:val="center"/>
+            </w:pPr>
+            <w:r>
+              <w:t>D</w:t>
+            </w:r>
+            <w:r>
+              <w:rPr>
+                <w:vertAlign w:val="subscript"/>
+              </w:rPr>
+              <w:t>1</w:t>
+            </w:r>
+          </w:p>
+        </w:tc>
+        <w:tc>
+          <w:tcPr>
+            <w:tcW w:w="1756" w:type="dxa"/>
+            <w:vAlign w:val="center"/>
+          </w:tcPr>
+          <w:p>
+            <w:pPr>
+              <w:pStyle w:val="LUTNormalTimesNewRoman12"/>
+              <w:jc w:val="center"/>
+            </w:pPr>
+            <w:r>
+              <w:t>D</w:t>
+            </w:r>
+            <w:r>
+              <w:rPr>
+                <w:vertAlign w:val="subscript"/>
+              </w:rPr>
+              <w:t>2</w:t>
+            </w:r>
+          </w:p>
+        </w:tc>
+        <w:tc>
+          <w:tcPr>
+            <w:tcW w:w="1756" w:type="dxa"/>
+            <w:vAlign w:val="center"/>
+          </w:tcPr>
+          <w:p>
+            <w:pPr>
+              <w:pStyle w:val="LUTNormalTimesNewRoman12"/>
+              <w:jc w:val="center"/>
+            </w:pPr>
+            <w:r>
+              <w:t>D</w:t>
+            </w:r>
+            <w:r>
+              <w:rPr>
+                <w:vertAlign w:val="subscript"/>
+              </w:rPr>
+              <w:t>3</w:t>
+            </w:r>
+            <w:r>
+              <w:t xml:space="preserve"> &amp; D</w:t>
+            </w:r>
+            <w:r>
+              <w:rPr>
+                <w:vertAlign w:val="subscript"/>
+              </w:rPr>
+              <w:t>4</w:t>
+            </w:r>
+          </w:p>
+        </w:tc>
+      </w:tr>
+      <w:tr>
+        <w:trPr>
+          <w:jc w:val="center"/>
+        </w:trPr>
+        <w:tc>
+          <w:tcPr>
+            <w:tcW w:w="1755" w:type="dxa"/>
+            <w:vAlign w:val="center"/>
+          </w:tcPr>
+          <w:p>
+            <w:pPr>
+              <w:pStyle w:val="LUTNormalTimesNewRoman12"/>
+              <w:jc w:val="center"/>
+            </w:pPr>
+            <w:r>
+              <w:t>Subinterval 1</w:t>
+            </w:r>
+          </w:p>
+        </w:tc>
+        <w:tc>
+          <w:tcPr>
+            <w:tcW w:w="1755" w:type="dxa"/>
+            <w:vAlign w:val="center"/>
+          </w:tcPr>
+          <w:p>
+            <w:pPr>
+              <w:pStyle w:val="LUTNormalTimesNewRoman12"/>
+              <w:jc w:val="center"/>
+            </w:pPr>
+            <w:r>
+              <w:rPr>
+                <w:color w:val="00B050"/>
+              </w:rPr>
+              <w:t>On</w:t>
+            </w:r>
+          </w:p>
+        </w:tc>
+        <w:tc>
+          <w:tcPr>
+            <w:tcW w:w="1755" w:type="dxa"/>
+            <w:vAlign w:val="center"/>
+          </w:tcPr>
+          <w:p>
+            <w:pPr>
+              <w:pStyle w:val="LUTNormalTimesNewRoman12"/>
+              <w:jc w:val="center"/>
+            </w:pPr>
+            <w:r>
+              <w:rPr>
+                <w:color w:val="00B050"/>
+              </w:rPr>
+              <w:t>On</w:t>
+            </w:r>
+          </w:p>
+        </w:tc>
+        <w:tc>
+          <w:tcPr>
+            <w:tcW w:w="1756" w:type="dxa"/>
+            <w:vAlign w:val="center"/>
+          </w:tcPr>
+          <w:p>
+            <w:pPr>
+              <w:pStyle w:val="LUTNormalTimesNewRoman12"/>
+              <w:jc w:val="center"/>
+            </w:pPr>
+            <w:r>
+              <w:rPr>
+                <w:color w:val="EE0000"/>
+              </w:rPr>
+              <w:t>Off</w:t>
+            </w:r>
+          </w:p>
+        </w:tc>
+        <w:tc>
+          <w:tcPr>
+            <w:tcW w:w="1756" w:type="dxa"/>
+            <w:vAlign w:val="center"/>
+          </w:tcPr>
+          <w:p>
+            <w:pPr>
+              <w:pStyle w:val="LUTNormalTimesNewRoman12"/>
+              <w:jc w:val="center"/>
+            </w:pPr>
+            <w:r>
+              <w:rPr>
+                <w:color w:val="EE0000"/>
+              </w:rPr>
+              <w:t>Off</w:t>
+            </w:r>
+          </w:p>
+        </w:tc>
+      </w:tr>
+      <w:tr>
+        <w:trPr>
+          <w:jc w:val="center"/>
+        </w:trPr>
+        <w:tc>
+          <w:tcPr>
+            <w:tcW w:w="1755" w:type="dxa"/>
+            <w:vAlign w:val="center"/>
+          </w:tcPr>
+          <w:p>
+            <w:pPr>
+              <w:pStyle w:val="LUTNormalTimesNewRoman12"/>
+              <w:jc w:val="center"/>
+            </w:pPr>
+            <w:r>
+              <w:t>Subinterval 2</w:t>
+            </w:r>
+          </w:p>
+        </w:tc>
+        <w:tc>
+          <w:tcPr>
+            <w:tcW w:w="1755" w:type="dxa"/>
+            <w:vAlign w:val="center"/>
+          </w:tcPr>
+          <w:p>
+            <w:pPr>
+              <w:pStyle w:val="LUTNormalTimesNewRoman12"/>
+              <w:jc w:val="center"/>
+            </w:pPr>
+            <w:r>
+              <w:rPr>
+                <w:color w:val="EE0000"/>
+              </w:rPr>
+              <w:t>Off</w:t>
+            </w:r>
+          </w:p>
+        </w:tc>
+        <w:tc>
+          <w:tcPr>
+            <w:tcW w:w="1755" w:type="dxa"/>
+            <w:vAlign w:val="center"/>
+          </w:tcPr>
+          <w:p>
+            <w:pPr>
+              <w:pStyle w:val="LUTNormalTimesNewRoman12"/>
+              <w:jc w:val="center"/>
+            </w:pPr>
+            <w:r>
+              <w:rPr>
+                <w:color w:val="EE0000"/>
+              </w:rPr>
+              <w:t>Off</w:t>
+            </w:r>
+          </w:p>
+        </w:tc>
+        <w:tc>
+          <w:tcPr>
+            <w:tcW w:w="1756" w:type="dxa"/>
+            <w:vAlign w:val="center"/>
+          </w:tcPr>
+          <w:p>
+            <w:pPr>
+              <w:pStyle w:val="LUTNormalTimesNewRoman12"/>
+              <w:jc w:val="center"/>
+            </w:pPr>
+            <w:r>
+              <w:rPr>
+                <w:color w:val="00B050"/>
+              </w:rPr>
+              <w:t>On</w:t>
+            </w:r>
+          </w:p>
+        </w:tc>
+        <w:tc>
+          <w:tcPr>
+            <w:tcW w:w="1756" w:type="dxa"/>
+            <w:vAlign w:val="center"/>
+          </w:tcPr>
+          <w:p>
+            <w:pPr>
+              <w:pStyle w:val="LUTNormalTimesNewRoman12"/>
+              <w:jc w:val="center"/>
+            </w:pPr>
+            <w:r>
+              <w:rPr>
+                <w:color w:val="00B050"/>
+              </w:rPr>
+              <w:t>On</w:t>
+            </w:r>
+          </w:p>
+        </w:tc>
+      </w:tr>
+      <w:tr>
+        <w:trPr>
+          <w:jc w:val="center"/>
+        </w:trPr>
+        <w:tc>
+          <w:tcPr>
+            <w:tcW w:w="1755" w:type="dxa"/>
+            <w:vAlign w:val="center"/>
+          </w:tcPr>
+          <w:p>
+            <w:pPr>
+              <w:pStyle w:val="LUTNormalTimesNewRoman12"/>
+              <w:jc w:val="center"/>
+            </w:pPr>
+            <w:r>
+              <w:t>Subinterval 3</w:t>
+            </w:r>
+          </w:p>
+        </w:tc>
+        <w:tc>
+          <w:tcPr>
+            <w:tcW w:w="1755" w:type="dxa"/>
+            <w:vAlign w:val="center"/>
+          </w:tcPr>
+          <w:p>
+            <w:pPr>
+              <w:pStyle w:val="LUTNormalTimesNewRoman12"/>
+              <w:jc w:val="center"/>
+            </w:pPr>
+            <w:r>
+              <w:rPr>
+                <w:color w:val="EE0000"/>
+              </w:rPr>
+              <w:t>Off</w:t>
+            </w:r>
+          </w:p>
+        </w:tc>
+        <w:tc>
+          <w:tcPr>
+            <w:tcW w:w="1755" w:type="dxa"/>
+            <w:vAlign w:val="center"/>
+          </w:tcPr>
+          <w:p>
+            <w:pPr>
+              <w:pStyle w:val="LUTNormalTimesNewRoman12"/>
+              <w:jc w:val="center"/>
+            </w:pPr>
+            <w:r>
+              <w:rPr>
+                <w:color w:val="EE0000"/>
+              </w:rPr>
+              <w:t>Off</w:t>
+            </w:r>
+          </w:p>
+        </w:tc>
+        <w:tc>
+          <w:tcPr>
+            <w:tcW w:w="1756" w:type="dxa"/>
+            <w:vAlign w:val="center"/>
+          </w:tcPr>
+          <w:p>
+            <w:pPr>
+              <w:pStyle w:val="LUTNormalTimesNewRoman12"/>
+              <w:jc w:val="center"/>
+            </w:pPr>
+            <w:r>
+              <w:rPr>
+                <w:color w:val="00B050"/>
+              </w:rPr>
+              <w:t>On</w:t>
+            </w:r>
+          </w:p>
+        </w:tc>
+        <w:tc>
+          <w:tcPr>
+            <w:tcW w:w="1756" w:type="dxa"/>
+            <w:vAlign w:val="center"/>
+          </w:tcPr>
+          <w:p>
+            <w:pPr>
+              <w:pStyle w:val="LUTNormalTimesNewRoman12"/>
+              <w:jc w:val="center"/>
+            </w:pPr>
+            <w:r>
+              <w:rPr>
+                <w:color w:val="EE0000"/>
+              </w:rPr>
+              <w:t>Off</w:t>
+            </w:r>
+          </w:p>
+        </w:tc>
+      </w:tr>
+    </w:tbl>
+    <w:p>
+      <w:pPr>
+        <w:pStyle w:val="LUTNormalTimesNewRoman12"/>
+      </w:pPr>
     </w:p>
     <w:p>
       <w:pPr>
@@ -6878,21 +7659,183 @@
       </w:pPr>
       <w:r>
         <w:lastRenderedPageBreak/>
-        <w:t>Design Process &amp; Methodology</w:t>
+        <w:t>Design Process</w:t>
       </w:r>
     </w:p>
     <w:p>
       <w:pPr>
         <w:pStyle w:val="LUTNormalTimesNewRoman12"/>
       </w:pPr>
+      <w:r>
+        <w:t>The design process</w:t>
+      </w:r>
+      <w:r>
+        <w:t xml:space="preserve"> </w:t>
+      </w:r>
+      <w:r>
+        <w:t xml:space="preserve">involves different actions and </w:t>
+      </w:r>
+      <w:r>
+        <w:t xml:space="preserve">is divided into </w:t>
+      </w:r>
+      <w:r>
+        <w:t>a few steps:</w:t>
+      </w:r>
+    </w:p>
+    <w:p>
+      <w:pPr>
+        <w:pStyle w:val="LUTNormalTimesNewRoman12"/>
+        <w:numPr>
+          <w:ilvl w:val="0"/>
+          <w:numId w:val="26"/>
+        </w:numPr>
+      </w:pPr>
+      <w:r>
+        <w:t>Choosing the converter switching frequency</w:t>
+      </w:r>
+      <w:r>
+        <w:t>: For this project, a switching frequency of 100 kHz (</w:t>
+      </w:r>
+      <w:r>
+        <w:t xml:space="preserve">switching period of 10 </w:t>
+      </w:r>
+      <m:oMath>
+        <m:r>
+          <m:rPr>
+            <m:sty m:val="p"/>
+          </m:rPr>
+          <w:rPr>
+            <w:rFonts w:ascii="Cambria Math" w:hAnsi="Cambria Math"/>
+          </w:rPr>
+          <m:t>μ</m:t>
+        </m:r>
+      </m:oMath>
+      <w:r>
+        <w:rPr>
+          <w:rFonts w:eastAsiaTheme="minorEastAsia"/>
+        </w:rPr>
+        <w:t>s</w:t>
+      </w:r>
+      <w:r>
+        <w:t>) is chosen.</w:t>
+      </w:r>
+    </w:p>
+    <w:p>
+      <w:pPr>
+        <w:pStyle w:val="LUTNormalTimesNewRoman12"/>
+        <w:numPr>
+          <w:ilvl w:val="0"/>
+          <w:numId w:val="26"/>
+        </w:numPr>
+      </w:pPr>
+      <w:r>
+        <w:t xml:space="preserve">Choosing the </w:t>
+      </w:r>
+      <w:r>
+        <w:t xml:space="preserve">way that switches and diodes on the primary </w:t>
+      </w:r>
+      <w:r>
+        <w:t>are implemented: Designing a custom PCB with discrete switches and diodes vs using a</w:t>
+      </w:r>
+      <w:r>
+        <w:t xml:space="preserve"> suitable board such as </w:t>
+      </w:r>
+      <w:r>
+        <w:t>BOOSTXL-3PHGANINV</w:t>
+      </w:r>
+      <w:r>
+        <w:t xml:space="preserve"> from TI</w:t>
+      </w:r>
+      <w:r>
+        <w:t>.</w:t>
+      </w:r>
+    </w:p>
+    <w:p>
+      <w:pPr>
+        <w:pStyle w:val="LUTNormalTimesNewRoman12"/>
+        <w:numPr>
+          <w:ilvl w:val="0"/>
+          <w:numId w:val="26"/>
+        </w:numPr>
+      </w:pPr>
+      <w:r>
+        <w:t>Choosing the way that the diodes on the secondary are implemented:</w:t>
+      </w:r>
+      <w:r>
+        <w:t xml:space="preserve"> For the secondary side rectification, we can use </w:t>
+      </w:r>
+      <w:r>
+        <w:t>passive diodes</w:t>
+      </w:r>
+      <w:r>
+        <w:t xml:space="preserve"> </w:t>
+      </w:r>
+      <w:r>
+        <w:t>(</w:t>
+      </w:r>
+      <w:r>
+        <w:t>non-synchronous rectification</w:t>
+      </w:r>
+      <w:r>
+        <w:t>)</w:t>
+      </w:r>
+      <w:r>
+        <w:t>, or we can use two active switches (</w:t>
+      </w:r>
+      <w:r>
+        <w:t>synchronous rectification)</w:t>
+      </w:r>
+    </w:p>
+    <w:p>
+      <w:pPr>
+        <w:pStyle w:val="LUTNormalTimesNewRoman12"/>
+        <w:numPr>
+          <w:ilvl w:val="0"/>
+          <w:numId w:val="26"/>
+        </w:numPr>
+      </w:pPr>
+      <w:r>
+        <w:t xml:space="preserve">Design calculations that yield the values for passive components, </w:t>
+      </w:r>
+      <w:r>
+        <w:t>transformer turns ratio and magnetizing inductance, and switches and diodes voltage and current ratings.</w:t>
+      </w:r>
+    </w:p>
+    <w:p>
+      <w:pPr>
+        <w:pStyle w:val="LUTNormalTimesNewRoman12"/>
+      </w:pPr>
+      <w:r>
+        <w:t>A</w:t>
+      </w:r>
+      <w:r>
+        <w:t xml:space="preserve">ll </w:t>
+      </w:r>
+      <w:r>
+        <w:t>design calculations</w:t>
+      </w:r>
+      <w:r>
+        <w:t xml:space="preserve"> can be found </w:t>
+      </w:r>
+      <w:r>
+        <w:t>in Appendix 1</w:t>
+      </w:r>
+      <w:r>
+        <w:t>.</w:t>
+      </w:r>
     </w:p>
     <w:p>
       <w:pPr>
         <w:pStyle w:val="LUTHeading1"/>
       </w:pPr>
       <w:r>
-        <w:t>Analytical Design Calculations</w:t>
-      </w:r>
+        <w:t>Design Calculations</w:t>
+      </w:r>
+    </w:p>
+    <w:p>
+      <w:pPr>
+        <w:pStyle w:val="LUTNormalTimesNewRoman12"/>
+      </w:pPr>
     </w:p>
     <w:p>
       <w:pPr>
@@ -7008,7 +7951,25 @@
           <w:sz w:val="24"/>
           <w:szCs w:val="24"/>
         </w:rPr>
-        <w:t xml:space="preserve"> with those of previous studies. Analyse the impact of your research: its theoretical or practical contribution and wider societal importance. In addition, mention possible limitations of your study and research topics that should be dealt with in the future.</w:t>
+        <w:t xml:space="preserve"> with those of previous studies. </w:t>
+      </w:r>
+      <w:proofErr w:type="spellStart"/>
+      <w:r>
+        <w:rPr>
+          <w:rFonts w:ascii="Times New Roman" w:hAnsi="Times New Roman"/>
+          <w:sz w:val="24"/>
+          <w:szCs w:val="24"/>
+        </w:rPr>
+        <w:t>Analyse</w:t>
+      </w:r>
+      <w:proofErr w:type="spellEnd"/>
+      <w:r>
+        <w:rPr>
+          <w:rFonts w:ascii="Times New Roman" w:hAnsi="Times New Roman"/>
+          <w:sz w:val="24"/>
+          <w:szCs w:val="24"/>
+        </w:rPr>
+        <w:t xml:space="preserve"> the impact of your research: its theoretical or practical contribution and wider societal importance. In addition, mention possible limitations of your study and research topics that should be dealt with in the future.</w:t>
       </w:r>
     </w:p>
     <w:p>
@@ -7051,6 +8012,7 @@
       <w:bookmarkStart w:id="9" w:name="_Toc79411997"/>
       <w:bookmarkStart w:id="10" w:name="_Toc90385288"/>
       <w:r>
+        <w:lastRenderedPageBreak/>
         <w:t>References</w:t>
       </w:r>
       <w:bookmarkEnd w:id="8"/>
@@ -7070,13 +8032,39 @@
         <w:pStyle w:val="LUTNormalTimesNewRoman12"/>
       </w:pPr>
       <w:r>
-        <w:t xml:space="preserve">White, R.V. (2023) </w:t>
+        <w:t xml:space="preserve">ON Semiconductor (2009) </w:t>
       </w:r>
       <w:r>
         <w:rPr>
           <w:i/>
           <w:iCs/>
         </w:rPr>
+        <w:t>An improved 2-switch forward converter application</w:t>
+      </w:r>
+      <w:r>
+        <w:t xml:space="preserve"> (TND378/D) [PowerPoint slides/PDF]. ON Semiconductor. Available at: </w:t>
+      </w:r>
+      <w:hyperlink r:id="rId22" w:tgtFrame="_new" w:history="1">
+        <w:r>
+          <w:rPr>
+            <w:rStyle w:val="Hyperlink"/>
+          </w:rPr>
+          <w:t>www.onsemi.com</w:t>
+        </w:r>
+      </w:hyperlink>
+    </w:p>
+    <w:p>
+      <w:pPr>
+        <w:pStyle w:val="LUTNormalTimesNewRoman12"/>
+      </w:pPr>
+      <w:r>
+        <w:t xml:space="preserve">White, R.V. (2023) </w:t>
+      </w:r>
+      <w:r>
+        <w:rPr>
+          <w:i/>
+          <w:iCs/>
+        </w:rPr>
         <w:t>Switch-Mode Power Concepts</w:t>
       </w:r>
       <w:r>
@@ -7132,8 +8120,55 @@
           <w:rFonts w:ascii="Times New Roman" w:hAnsi="Times New Roman"/>
           <w:sz w:val="24"/>
           <w:szCs w:val="24"/>
-        </w:rPr>
-        <w:t>Hansen, E. B. &amp; Bøgh, S. (2021). Artificial intelligence and internet of things in small and medium-sized enterprises: A survey. Journal of manufacturing systems, 58, 362–372. Saatavissa DOI: 10.1016/j.jmsy.2020.08.009.</w:t>
+          <w:lang w:val="fi-FI"/>
+        </w:rPr>
+        <w:t xml:space="preserve">Hansen, E. B. &amp; </w:t>
+      </w:r>
+      <w:proofErr w:type="spellStart"/>
+      <w:r>
+        <w:rPr>
+          <w:rFonts w:ascii="Times New Roman" w:hAnsi="Times New Roman"/>
+          <w:sz w:val="24"/>
+          <w:szCs w:val="24"/>
+          <w:lang w:val="fi-FI"/>
+        </w:rPr>
+        <w:t>Bøgh</w:t>
+      </w:r>
+      <w:proofErr w:type="spellEnd"/>
+      <w:r>
+        <w:rPr>
+          <w:rFonts w:ascii="Times New Roman" w:hAnsi="Times New Roman"/>
+          <w:sz w:val="24"/>
+          <w:szCs w:val="24"/>
+          <w:lang w:val="fi-FI"/>
+        </w:rPr>
+        <w:t xml:space="preserve">, S. (2021). </w:t>
+      </w:r>
+      <w:r>
+        <w:rPr>
+          <w:rFonts w:ascii="Times New Roman" w:hAnsi="Times New Roman"/>
+          <w:sz w:val="24"/>
+          <w:szCs w:val="24"/>
+        </w:rPr>
+        <w:t xml:space="preserve">Artificial intelligence and internet of things in small and medium-sized enterprises: A survey. Journal of manufacturing systems, 58, 362–372. </w:t>
+      </w:r>
+      <w:proofErr w:type="spellStart"/>
+      <w:r>
+        <w:rPr>
+          <w:rFonts w:ascii="Times New Roman" w:hAnsi="Times New Roman"/>
+          <w:sz w:val="24"/>
+          <w:szCs w:val="24"/>
+        </w:rPr>
+        <w:t>Saatavissa</w:t>
+      </w:r>
+      <w:proofErr w:type="spellEnd"/>
+      <w:r>
+        <w:rPr>
+          <w:rFonts w:ascii="Times New Roman" w:hAnsi="Times New Roman"/>
+          <w:sz w:val="24"/>
+          <w:szCs w:val="24"/>
+        </w:rPr>
+        <w:t xml:space="preserve"> DOI: 10.1016/j.jmsy.2020.08.009.</w:t>
       </w:r>
     </w:p>
     <w:p>
@@ -7151,7 +8186,61 @@
           <w:sz w:val="24"/>
           <w:szCs w:val="24"/>
         </w:rPr>
-        <w:t>Jaiwant, S. V. (2023). The Changing Role of Marketing: Industry 5.0 – the Game Changer. Teoksessa Saini, A. &amp; Garg, V. (toim.), Transformation for Sustainable Business and Management Practices: Exploring the Spectrum of Industry 5.0. Leeds: Emerald Publishing Limited, 187–202. Saatavissa DOI: 10.1108/978-1-80262-277-520231014.</w:t>
+        <w:t xml:space="preserve">Jaiwant, S. V. (2023). The Changing Role of Marketing: Industry 5.0 – the Game Changer. </w:t>
+      </w:r>
+      <w:proofErr w:type="spellStart"/>
+      <w:r>
+        <w:rPr>
+          <w:rFonts w:ascii="Times New Roman" w:hAnsi="Times New Roman"/>
+          <w:sz w:val="24"/>
+          <w:szCs w:val="24"/>
+        </w:rPr>
+        <w:t>Teoksessa</w:t>
+      </w:r>
+      <w:proofErr w:type="spellEnd"/>
+      <w:r>
+        <w:rPr>
+          <w:rFonts w:ascii="Times New Roman" w:hAnsi="Times New Roman"/>
+          <w:sz w:val="24"/>
+          <w:szCs w:val="24"/>
+        </w:rPr>
+        <w:t xml:space="preserve"> Saini, A. &amp; Garg, V. (</w:t>
+      </w:r>
+      <w:proofErr w:type="spellStart"/>
+      <w:r>
+        <w:rPr>
+          <w:rFonts w:ascii="Times New Roman" w:hAnsi="Times New Roman"/>
+          <w:sz w:val="24"/>
+          <w:szCs w:val="24"/>
+        </w:rPr>
+        <w:t>toim</w:t>
+      </w:r>
+      <w:proofErr w:type="spellEnd"/>
+      <w:r>
+        <w:rPr>
+          <w:rFonts w:ascii="Times New Roman" w:hAnsi="Times New Roman"/>
+          <w:sz w:val="24"/>
+          <w:szCs w:val="24"/>
+        </w:rPr>
+        <w:t xml:space="preserve">.), Transformation for Sustainable Business and Management Practices: Exploring the Spectrum of Industry 5.0. Leeds: Emerald Publishing Limited, 187–202. </w:t>
+      </w:r>
+      <w:proofErr w:type="spellStart"/>
+      <w:r>
+        <w:rPr>
+          <w:rFonts w:ascii="Times New Roman" w:hAnsi="Times New Roman"/>
+          <w:sz w:val="24"/>
+          <w:szCs w:val="24"/>
+        </w:rPr>
+        <w:t>Saatavissa</w:t>
+      </w:r>
+      <w:proofErr w:type="spellEnd"/>
+      <w:r>
+        <w:rPr>
+          <w:rFonts w:ascii="Times New Roman" w:hAnsi="Times New Roman"/>
+          <w:sz w:val="24"/>
+          <w:szCs w:val="24"/>
+        </w:rPr>
+        <w:t xml:space="preserve"> DOI: 10.1108/978-1-80262-277-520231014.</w:t>
       </w:r>
     </w:p>
     <w:p>
@@ -7161,15 +8250,43 @@
           <w:rFonts w:ascii="Times New Roman" w:hAnsi="Times New Roman"/>
           <w:sz w:val="24"/>
           <w:szCs w:val="24"/>
-        </w:rPr>
-      </w:pPr>
-      <w:r>
-        <w:rPr>
-          <w:rFonts w:ascii="Times New Roman" w:hAnsi="Times New Roman"/>
-          <w:sz w:val="24"/>
-          <w:szCs w:val="24"/>
-        </w:rPr>
-        <w:t>Mahmud, H. (2024). Algorithms in decision-making: exploration of algorithm aversion and appreciation. Väitöskirja. Lappeenranta-Lahti University of Technology LUT, School of Engineering Science. Saatavissa URN:ISBN:978-952-412-153-8.</w:t>
+          <w:lang w:val="fi-FI"/>
+        </w:rPr>
+      </w:pPr>
+      <w:r>
+        <w:rPr>
+          <w:rFonts w:ascii="Times New Roman" w:hAnsi="Times New Roman"/>
+          <w:sz w:val="24"/>
+          <w:szCs w:val="24"/>
+        </w:rPr>
+        <w:t xml:space="preserve">Mahmud, H. (2024). Algorithms in decision-making: exploration of algorithm aversion and appreciation. </w:t>
+      </w:r>
+      <w:proofErr w:type="spellStart"/>
+      <w:r>
+        <w:rPr>
+          <w:rFonts w:ascii="Times New Roman" w:hAnsi="Times New Roman"/>
+          <w:sz w:val="24"/>
+          <w:szCs w:val="24"/>
+        </w:rPr>
+        <w:t>Väitöskirja</w:t>
+      </w:r>
+      <w:proofErr w:type="spellEnd"/>
+      <w:r>
+        <w:rPr>
+          <w:rFonts w:ascii="Times New Roman" w:hAnsi="Times New Roman"/>
+          <w:sz w:val="24"/>
+          <w:szCs w:val="24"/>
+        </w:rPr>
+        <w:t xml:space="preserve">. Lappeenranta-Lahti University of Technology LUT, School of Engineering Science. </w:t>
+      </w:r>
+      <w:r>
+        <w:rPr>
+          <w:rFonts w:ascii="Times New Roman" w:hAnsi="Times New Roman"/>
+          <w:sz w:val="24"/>
+          <w:szCs w:val="24"/>
+          <w:lang w:val="fi-FI"/>
+        </w:rPr>
+        <w:t>Saatavissa URN:ISBN:978-952-412-153-8.</w:t>
       </w:r>
     </w:p>
     <w:p>
@@ -7179,13 +8296,15 @@
           <w:rFonts w:ascii="Times New Roman" w:hAnsi="Times New Roman"/>
           <w:sz w:val="24"/>
           <w:szCs w:val="24"/>
-        </w:rPr>
-      </w:pPr>
-      <w:r>
-        <w:rPr>
-          <w:rFonts w:ascii="Times New Roman" w:hAnsi="Times New Roman"/>
-          <w:sz w:val="24"/>
-          <w:szCs w:val="24"/>
+          <w:lang w:val="fi-FI"/>
+        </w:rPr>
+      </w:pPr>
+      <w:r>
+        <w:rPr>
+          <w:rFonts w:ascii="Times New Roman" w:hAnsi="Times New Roman"/>
+          <w:sz w:val="24"/>
+          <w:szCs w:val="24"/>
+          <w:lang w:val="fi-FI"/>
         </w:rPr>
         <w:lastRenderedPageBreak/>
         <w:t>Myllymäki, P. (2021). Älykäs huominen: miten tekoäly ja digitalisaatio muuttavat maailmaa? Helsinki: Gaudeamus.</w:t>
@@ -7205,10 +8324,49 @@
           <w:rFonts w:ascii="Times New Roman" w:hAnsi="Times New Roman"/>
           <w:sz w:val="24"/>
           <w:szCs w:val="24"/>
-        </w:rPr>
-        <w:t xml:space="preserve">Tampereen Kaupunki. (n.d.). Älykaupunki kaupunkilaisille -kehitysohjelma. Viitattu 12.12.2024. Saatavissa: </w:t>
-      </w:r>
-      <w:hyperlink r:id="rId20" w:history="1">
+          <w:lang w:val="fi-FI"/>
+        </w:rPr>
+        <w:t>Tampereen Kaupunki. (</w:t>
+      </w:r>
+      <w:proofErr w:type="spellStart"/>
+      <w:r>
+        <w:rPr>
+          <w:rFonts w:ascii="Times New Roman" w:hAnsi="Times New Roman"/>
+          <w:sz w:val="24"/>
+          <w:szCs w:val="24"/>
+          <w:lang w:val="fi-FI"/>
+        </w:rPr>
+        <w:t>n.d</w:t>
+      </w:r>
+      <w:proofErr w:type="spellEnd"/>
+      <w:r>
+        <w:rPr>
+          <w:rFonts w:ascii="Times New Roman" w:hAnsi="Times New Roman"/>
+          <w:sz w:val="24"/>
+          <w:szCs w:val="24"/>
+          <w:lang w:val="fi-FI"/>
+        </w:rPr>
+        <w:t xml:space="preserve">.). Älykaupunki kaupunkilaisille -kehitysohjelma. Viitattu 12.12.2024. </w:t>
+      </w:r>
+      <w:proofErr w:type="spellStart"/>
+      <w:r>
+        <w:rPr>
+          <w:rFonts w:ascii="Times New Roman" w:hAnsi="Times New Roman"/>
+          <w:sz w:val="24"/>
+          <w:szCs w:val="24"/>
+        </w:rPr>
+        <w:t>Saatavissa</w:t>
+      </w:r>
+      <w:proofErr w:type="spellEnd"/>
+      <w:r>
+        <w:rPr>
+          <w:rFonts w:ascii="Times New Roman" w:hAnsi="Times New Roman"/>
+          <w:sz w:val="24"/>
+          <w:szCs w:val="24"/>
+        </w:rPr>
+        <w:t xml:space="preserve">: </w:t>
+      </w:r>
+      <w:hyperlink r:id="rId23" w:history="1">
         <w:r>
           <w:rPr>
             <w:rStyle w:val="Hyperlink"/>
@@ -7273,10 +8431,10 @@
           <w:szCs w:val="24"/>
         </w:rPr>
         <w:sectPr>
-          <w:headerReference w:type="default" r:id="rId21"/>
-          <w:footerReference w:type="even" r:id="rId22"/>
-          <w:footerReference w:type="default" r:id="rId23"/>
-          <w:footerReference w:type="first" r:id="rId24"/>
+          <w:headerReference w:type="default" r:id="rId24"/>
+          <w:footerReference w:type="even" r:id="rId25"/>
+          <w:footerReference w:type="default" r:id="rId26"/>
+          <w:footerReference w:type="first" r:id="rId27"/>
           <w:pgSz w:w="11906" w:h="16838"/>
           <w:pgMar w:top="1985" w:right="1134" w:bottom="1134" w:left="1985" w:header="708" w:footer="708" w:gutter="0"/>
           <w:pgNumType w:start="8"/>
@@ -7300,694 +8458,1966 @@
         <w:t>.</w:t>
       </w:r>
       <w:r>
-        <w:t xml:space="preserve"> Text processing and layout in a thesis </w:t>
-      </w:r>
-    </w:p>
-    <w:p>
-      <w:pPr>
-        <w:spacing w:line="360" w:lineRule="auto"/>
-        <w:jc w:val="both"/>
-        <w:rPr>
-          <w:rFonts w:ascii="Times New Roman" w:hAnsi="Times New Roman" w:cs="Times New Roman"/>
-          <w:sz w:val="24"/>
-          <w:szCs w:val="24"/>
-        </w:rPr>
-      </w:pPr>
-      <w:r>
-        <w:rPr>
-          <w:rFonts w:ascii="Times New Roman" w:hAnsi="Times New Roman"/>
-          <w:sz w:val="24"/>
-          <w:szCs w:val="24"/>
-        </w:rPr>
-        <w:t>Good text processing skills make writing your final thesis and using this template easier. Therefore, you should make sure you have the sufficient basic skills to edit long documents with text processing software before you start. This involves applying the style</w:t>
-      </w:r>
-      <w:r>
-        <w:rPr>
-          <w:rFonts w:ascii="Times New Roman" w:hAnsi="Times New Roman"/>
-          <w:sz w:val="24"/>
-          <w:szCs w:val="24"/>
-        </w:rPr>
-        <w:t>s,</w:t>
-      </w:r>
-      <w:r>
-        <w:rPr>
-          <w:rFonts w:ascii="Times New Roman" w:hAnsi="Times New Roman"/>
-          <w:sz w:val="24"/>
-          <w:szCs w:val="24"/>
-        </w:rPr>
-        <w:t xml:space="preserve"> understanding automatic referencing and knowing how to divide your text into sections. </w:t>
-      </w:r>
-    </w:p>
-    <w:p>
-      <w:pPr>
-        <w:spacing w:line="360" w:lineRule="auto"/>
-        <w:jc w:val="both"/>
-        <w:rPr>
-          <w:rFonts w:ascii="Times New Roman" w:hAnsi="Times New Roman" w:cs="Times New Roman"/>
-          <w:sz w:val="24"/>
-          <w:szCs w:val="24"/>
-        </w:rPr>
-      </w:pPr>
-      <w:r>
-        <w:rPr>
-          <w:rFonts w:ascii="Times New Roman" w:hAnsi="Times New Roman"/>
-          <w:sz w:val="24"/>
-          <w:szCs w:val="24"/>
-        </w:rPr>
-        <w:t>The essential thing is to understand the following basics of Word:</w:t>
-      </w:r>
-    </w:p>
-    <w:p>
-      <w:pPr>
-        <w:pStyle w:val="ListParagraph"/>
+        <w:t xml:space="preserve"> </w:t>
+      </w:r>
+      <w:r>
+        <w:t>Design Calculations</w:t>
+      </w:r>
+    </w:p>
+    <w:p>
+      <w:pPr>
+        <w:pStyle w:val="LUTAppendix"/>
+      </w:pPr>
+      <w:r>
+        <w:t xml:space="preserve">Here, </w:t>
+      </w:r>
+      <w:r>
+        <w:t>all</w:t>
+      </w:r>
+      <w:r>
+        <w:t xml:space="preserve"> the calculations</w:t>
+      </w:r>
+      <w:r>
+        <w:t xml:space="preserve"> for the design of the converter are presented.</w:t>
+      </w:r>
+    </w:p>
+    <w:p>
+      <w:pPr>
+        <w:pStyle w:val="LUTAppendix"/>
         <w:numPr>
           <w:ilvl w:val="0"/>
-          <w:numId w:val="4"/>
+          <w:numId w:val="30"/>
         </w:numPr>
-        <w:spacing w:line="360" w:lineRule="auto"/>
-        <w:jc w:val="both"/>
-        <w:rPr>
-          <w:rFonts w:ascii="Times New Roman" w:hAnsi="Times New Roman" w:cs="Times New Roman"/>
-          <w:sz w:val="24"/>
-          <w:szCs w:val="24"/>
-        </w:rPr>
-      </w:pPr>
-      <w:r>
-        <w:rPr>
-          <w:rFonts w:ascii="Times New Roman" w:hAnsi="Times New Roman"/>
-          <w:sz w:val="24"/>
-          <w:szCs w:val="24"/>
-        </w:rPr>
-        <w:t>Do not modify your layout by adding consecutive spaces or line breaks. If you need to press Enter or the space bar more than once, you are probably doing something wrong. When you want to start a new paragraph, press Enter once at the end of the sentence and use styles to create a space between the paragraphs.</w:t>
-      </w:r>
-    </w:p>
-    <w:p>
-      <w:pPr>
-        <w:pStyle w:val="ListParagraph"/>
+      </w:pPr>
+      <w:r>
+        <w:t>Values present in the specification:</w:t>
+      </w:r>
+    </w:p>
+    <w:p>
+      <w:pPr>
+        <w:pStyle w:val="LUTAppendix"/>
         <w:numPr>
           <w:ilvl w:val="0"/>
-          <w:numId w:val="4"/>
+          <w:numId w:val="27"/>
         </w:numPr>
-        <w:spacing w:line="360" w:lineRule="auto"/>
-        <w:jc w:val="both"/>
-        <w:rPr>
-          <w:rFonts w:ascii="Times New Roman" w:hAnsi="Times New Roman" w:cs="Times New Roman"/>
-          <w:sz w:val="24"/>
-          <w:szCs w:val="24"/>
-        </w:rPr>
-      </w:pPr>
-      <w:bookmarkStart w:id="11" w:name="_Hlk87598891"/>
-      <w:r>
-        <w:rPr>
-          <w:rFonts w:ascii="Times New Roman" w:hAnsi="Times New Roman"/>
-          <w:sz w:val="24"/>
-          <w:szCs w:val="24"/>
-        </w:rPr>
-        <w:t>Do</w:t>
-      </w:r>
-      <w:r>
-        <w:rPr>
-          <w:rFonts w:ascii="Times New Roman" w:hAnsi="Times New Roman"/>
-          <w:sz w:val="24"/>
-          <w:szCs w:val="24"/>
-        </w:rPr>
-        <w:t xml:space="preserve"> not</w:t>
-      </w:r>
-      <w:r>
-        <w:rPr>
-          <w:rFonts w:ascii="Times New Roman" w:hAnsi="Times New Roman"/>
-          <w:sz w:val="24"/>
-          <w:szCs w:val="24"/>
-        </w:rPr>
-        <w:t xml:space="preserve"> do numbering manually</w:t>
-      </w:r>
-      <w:r>
-        <w:rPr>
-          <w:rFonts w:ascii="Times New Roman" w:hAnsi="Times New Roman"/>
-          <w:sz w:val="24"/>
-          <w:szCs w:val="24"/>
-        </w:rPr>
-        <w:t>.</w:t>
-      </w:r>
-      <w:r>
-        <w:rPr>
-          <w:rFonts w:ascii="Times New Roman" w:hAnsi="Times New Roman"/>
-          <w:sz w:val="24"/>
-          <w:szCs w:val="24"/>
-        </w:rPr>
-        <w:t xml:space="preserve"> </w:t>
-      </w:r>
-      <w:r>
-        <w:rPr>
-          <w:rFonts w:ascii="Times New Roman" w:hAnsi="Times New Roman"/>
-          <w:sz w:val="24"/>
-          <w:szCs w:val="24"/>
-        </w:rPr>
-        <w:t>Word has efficient automatised tools for this. S</w:t>
-      </w:r>
-      <w:r>
-        <w:rPr>
-          <w:rFonts w:ascii="Times New Roman" w:hAnsi="Times New Roman"/>
-          <w:sz w:val="24"/>
-          <w:szCs w:val="24"/>
-        </w:rPr>
-        <w:t>ection number</w:t>
-      </w:r>
-      <w:r>
-        <w:rPr>
-          <w:rFonts w:ascii="Times New Roman" w:hAnsi="Times New Roman"/>
-          <w:sz w:val="24"/>
-          <w:szCs w:val="24"/>
-        </w:rPr>
-        <w:t>ing</w:t>
-      </w:r>
-      <w:r>
-        <w:rPr>
-          <w:rFonts w:ascii="Times New Roman" w:hAnsi="Times New Roman"/>
-          <w:sz w:val="24"/>
-          <w:szCs w:val="24"/>
-        </w:rPr>
-        <w:t xml:space="preserve"> and</w:t>
-      </w:r>
-      <w:r>
-        <w:rPr>
-          <w:rFonts w:ascii="Times New Roman" w:hAnsi="Times New Roman"/>
-          <w:sz w:val="24"/>
-          <w:szCs w:val="24"/>
-        </w:rPr>
-        <w:t xml:space="preserve"> page numbering</w:t>
-      </w:r>
-      <w:r>
-        <w:rPr>
-          <w:rFonts w:ascii="Times New Roman" w:hAnsi="Times New Roman"/>
-          <w:sz w:val="24"/>
-          <w:szCs w:val="24"/>
-        </w:rPr>
-        <w:t xml:space="preserve"> </w:t>
-      </w:r>
-      <w:r>
-        <w:rPr>
-          <w:rFonts w:ascii="Times New Roman" w:hAnsi="Times New Roman"/>
-          <w:sz w:val="24"/>
-          <w:szCs w:val="24"/>
-        </w:rPr>
-        <w:t xml:space="preserve">are </w:t>
-      </w:r>
-      <w:r>
-        <w:rPr>
-          <w:rFonts w:ascii="Times New Roman" w:hAnsi="Times New Roman"/>
-          <w:sz w:val="24"/>
-          <w:szCs w:val="24"/>
-        </w:rPr>
-        <w:t>applied in this template</w:t>
-      </w:r>
-      <w:r>
-        <w:rPr>
-          <w:rFonts w:ascii="Times New Roman" w:hAnsi="Times New Roman"/>
-          <w:sz w:val="24"/>
-          <w:szCs w:val="24"/>
-        </w:rPr>
-        <w:t xml:space="preserve"> but also automatised numbering of figures/tables is possible</w:t>
-      </w:r>
-      <w:r>
-        <w:rPr>
-          <w:rFonts w:ascii="Times New Roman" w:hAnsi="Times New Roman"/>
-          <w:sz w:val="24"/>
-          <w:szCs w:val="24"/>
-        </w:rPr>
-        <w:t>. They keep the numbers in the right order even if you modify, add or remove information.</w:t>
-      </w:r>
-    </w:p>
-    <w:bookmarkEnd w:id="11"/>
-    <w:p>
-      <w:pPr>
-        <w:pStyle w:val="ListParagraph"/>
+        <w:rPr>
+          <w:rFonts w:eastAsiaTheme="minorEastAsia"/>
+        </w:rPr>
+      </w:pPr>
+      <w:r>
+        <w:t xml:space="preserve">Maximum input voltage: </w:t>
+      </w:r>
+      <m:oMath>
+        <m:sSub>
+          <m:sSubPr>
+            <m:ctrlPr>
+              <w:rPr>
+                <w:rFonts w:ascii="Cambria Math" w:hAnsi="Cambria Math"/>
+                <w:i/>
+              </w:rPr>
+            </m:ctrlPr>
+          </m:sSubPr>
+          <m:e>
+            <m:r>
+              <w:rPr>
+                <w:rFonts w:ascii="Cambria Math" w:hAnsi="Cambria Math"/>
+              </w:rPr>
+              <m:t>V</m:t>
+            </m:r>
+          </m:e>
+          <m:sub>
+            <m:r>
+              <w:rPr>
+                <w:rFonts w:ascii="Cambria Math" w:hAnsi="Cambria Math"/>
+              </w:rPr>
+              <m:t>in,max</m:t>
+            </m:r>
+          </m:sub>
+        </m:sSub>
+        <m:r>
+          <w:rPr>
+            <w:rFonts w:ascii="Cambria Math" w:hAnsi="Cambria Math"/>
+          </w:rPr>
+          <m:t>=29</m:t>
+        </m:r>
+        <m:r>
+          <m:rPr>
+            <m:nor/>
+          </m:rPr>
+          <w:rPr>
+            <w:rFonts w:ascii="Cambria Math" w:hAnsi="Cambria Math"/>
+          </w:rPr>
+          <m:t xml:space="preserve"> V</m:t>
+        </m:r>
+      </m:oMath>
+    </w:p>
+    <w:p>
+      <w:pPr>
+        <w:pStyle w:val="LUTAppendix"/>
         <w:numPr>
           <w:ilvl w:val="0"/>
-          <w:numId w:val="4"/>
+          <w:numId w:val="27"/>
         </w:numPr>
+        <w:rPr>
+          <w:rFonts w:eastAsiaTheme="minorEastAsia"/>
+        </w:rPr>
+      </w:pPr>
+      <w:r>
+        <w:rPr>
+          <w:rFonts w:eastAsiaTheme="minorEastAsia"/>
+        </w:rPr>
+        <w:t xml:space="preserve">Minimum input voltage: </w:t>
+      </w:r>
+      <m:oMath>
+        <m:sSub>
+          <m:sSubPr>
+            <m:ctrlPr>
+              <w:rPr>
+                <w:rFonts w:ascii="Cambria Math" w:eastAsiaTheme="minorEastAsia" w:hAnsi="Cambria Math"/>
+                <w:i/>
+              </w:rPr>
+            </m:ctrlPr>
+          </m:sSubPr>
+          <m:e>
+            <m:r>
+              <w:rPr>
+                <w:rFonts w:ascii="Cambria Math" w:eastAsiaTheme="minorEastAsia" w:hAnsi="Cambria Math"/>
+              </w:rPr>
+              <m:t>V</m:t>
+            </m:r>
+          </m:e>
+          <m:sub>
+            <m:r>
+              <w:rPr>
+                <w:rFonts w:ascii="Cambria Math" w:eastAsiaTheme="minorEastAsia" w:hAnsi="Cambria Math"/>
+              </w:rPr>
+              <m:t>in,min</m:t>
+            </m:r>
+          </m:sub>
+        </m:sSub>
+        <m:r>
+          <w:rPr>
+            <w:rFonts w:ascii="Cambria Math" w:eastAsiaTheme="minorEastAsia" w:hAnsi="Cambria Math"/>
+          </w:rPr>
+          <m:t>=24</m:t>
+        </m:r>
+        <m:r>
+          <m:rPr>
+            <m:nor/>
+          </m:rPr>
+          <w:rPr>
+            <w:rFonts w:ascii="Cambria Math" w:eastAsiaTheme="minorEastAsia" w:hAnsi="Cambria Math"/>
+          </w:rPr>
+          <m:t xml:space="preserve"> V</m:t>
+        </m:r>
+      </m:oMath>
+    </w:p>
+    <w:p>
+      <w:pPr>
+        <w:pStyle w:val="LUTAppendix"/>
+        <w:numPr>
+          <w:ilvl w:val="0"/>
+          <w:numId w:val="27"/>
+        </w:numPr>
+        <w:rPr>
+          <w:rFonts w:eastAsiaTheme="minorEastAsia"/>
+        </w:rPr>
+      </w:pPr>
+      <w:r>
+        <w:rPr>
+          <w:rFonts w:eastAsiaTheme="minorEastAsia"/>
+        </w:rPr>
+        <w:t xml:space="preserve">Nominal input voltage: </w:t>
+      </w:r>
+      <m:oMath>
+        <m:sSub>
+          <m:sSubPr>
+            <m:ctrlPr>
+              <w:rPr>
+                <w:rFonts w:ascii="Cambria Math" w:eastAsiaTheme="minorEastAsia" w:hAnsi="Cambria Math"/>
+                <w:i/>
+              </w:rPr>
+            </m:ctrlPr>
+          </m:sSubPr>
+          <m:e>
+            <m:r>
+              <w:rPr>
+                <w:rFonts w:ascii="Cambria Math" w:eastAsiaTheme="minorEastAsia" w:hAnsi="Cambria Math"/>
+              </w:rPr>
+              <m:t>V</m:t>
+            </m:r>
+          </m:e>
+          <m:sub>
+            <m:r>
+              <w:rPr>
+                <w:rFonts w:ascii="Cambria Math" w:eastAsiaTheme="minorEastAsia" w:hAnsi="Cambria Math"/>
+              </w:rPr>
+              <m:t>in,nom</m:t>
+            </m:r>
+          </m:sub>
+        </m:sSub>
+        <m:r>
+          <w:rPr>
+            <w:rFonts w:ascii="Cambria Math" w:eastAsiaTheme="minorEastAsia" w:hAnsi="Cambria Math"/>
+          </w:rPr>
+          <m:t>=</m:t>
+        </m:r>
+        <m:f>
+          <m:fPr>
+            <m:ctrlPr>
+              <w:rPr>
+                <w:rFonts w:ascii="Cambria Math" w:eastAsiaTheme="minorEastAsia" w:hAnsi="Cambria Math"/>
+              </w:rPr>
+            </m:ctrlPr>
+          </m:fPr>
+          <m:num>
+            <m:sSub>
+              <m:sSubPr>
+                <m:ctrlPr>
+                  <w:rPr>
+                    <w:rFonts w:ascii="Cambria Math" w:eastAsiaTheme="minorEastAsia" w:hAnsi="Cambria Math"/>
+                    <w:i/>
+                  </w:rPr>
+                </m:ctrlPr>
+              </m:sSubPr>
+              <m:e>
+                <m:r>
+                  <w:rPr>
+                    <w:rFonts w:ascii="Cambria Math" w:eastAsiaTheme="minorEastAsia" w:hAnsi="Cambria Math"/>
+                  </w:rPr>
+                  <m:t>V</m:t>
+                </m:r>
+              </m:e>
+              <m:sub>
+                <m:r>
+                  <w:rPr>
+                    <w:rFonts w:ascii="Cambria Math" w:eastAsiaTheme="minorEastAsia" w:hAnsi="Cambria Math"/>
+                  </w:rPr>
+                  <m:t>in,min</m:t>
+                </m:r>
+              </m:sub>
+            </m:sSub>
+            <m:r>
+              <w:rPr>
+                <w:rFonts w:ascii="Cambria Math" w:eastAsiaTheme="minorEastAsia" w:hAnsi="Cambria Math"/>
+              </w:rPr>
+              <m:t>+</m:t>
+            </m:r>
+            <m:sSub>
+              <m:sSubPr>
+                <m:ctrlPr>
+                  <w:rPr>
+                    <w:rFonts w:ascii="Cambria Math" w:hAnsi="Cambria Math"/>
+                    <w:i/>
+                  </w:rPr>
+                </m:ctrlPr>
+              </m:sSubPr>
+              <m:e>
+                <m:r>
+                  <w:rPr>
+                    <w:rFonts w:ascii="Cambria Math" w:hAnsi="Cambria Math"/>
+                  </w:rPr>
+                  <m:t>V</m:t>
+                </m:r>
+              </m:e>
+              <m:sub>
+                <m:r>
+                  <w:rPr>
+                    <w:rFonts w:ascii="Cambria Math" w:hAnsi="Cambria Math"/>
+                  </w:rPr>
+                  <m:t>in,max</m:t>
+                </m:r>
+              </m:sub>
+            </m:sSub>
+            <m:ctrlPr>
+              <w:rPr>
+                <w:rFonts w:ascii="Cambria Math" w:eastAsiaTheme="minorEastAsia" w:hAnsi="Cambria Math"/>
+                <w:i/>
+              </w:rPr>
+            </m:ctrlPr>
+          </m:num>
+          <m:den>
+            <m:r>
+              <w:rPr>
+                <w:rFonts w:ascii="Cambria Math" w:eastAsiaTheme="minorEastAsia" w:hAnsi="Cambria Math"/>
+              </w:rPr>
+              <m:t>2</m:t>
+            </m:r>
+            <m:ctrlPr>
+              <w:rPr>
+                <w:rFonts w:ascii="Cambria Math" w:eastAsiaTheme="minorEastAsia" w:hAnsi="Cambria Math"/>
+                <w:i/>
+              </w:rPr>
+            </m:ctrlPr>
+          </m:den>
+        </m:f>
+        <m:r>
+          <w:rPr>
+            <w:rFonts w:ascii="Cambria Math" w:eastAsiaTheme="minorEastAsia" w:hAnsi="Cambria Math"/>
+          </w:rPr>
+          <m:t>=26.5</m:t>
+        </m:r>
+        <m:r>
+          <m:rPr>
+            <m:nor/>
+          </m:rPr>
+          <w:rPr>
+            <w:rFonts w:ascii="Cambria Math" w:eastAsiaTheme="minorEastAsia" w:hAnsi="Cambria Math"/>
+          </w:rPr>
+          <m:t xml:space="preserve"> V</m:t>
+        </m:r>
+      </m:oMath>
+    </w:p>
+    <w:p>
+      <w:pPr>
+        <w:pStyle w:val="LUTAppendix"/>
+        <w:numPr>
+          <w:ilvl w:val="0"/>
+          <w:numId w:val="27"/>
+        </w:numPr>
+        <w:rPr>
+          <w:rFonts w:eastAsiaTheme="minorEastAsia"/>
+        </w:rPr>
+      </w:pPr>
+      <w:r>
+        <w:rPr>
+          <w:rFonts w:eastAsiaTheme="minorEastAsia"/>
+        </w:rPr>
+        <w:t xml:space="preserve">Output voltage: </w:t>
+      </w:r>
+      <m:oMath>
+        <m:sSub>
+          <m:sSubPr>
+            <m:ctrlPr>
+              <w:rPr>
+                <w:rFonts w:ascii="Cambria Math" w:eastAsiaTheme="minorEastAsia" w:hAnsi="Cambria Math"/>
+                <w:i/>
+              </w:rPr>
+            </m:ctrlPr>
+          </m:sSubPr>
+          <m:e>
+            <m:r>
+              <w:rPr>
+                <w:rFonts w:ascii="Cambria Math" w:eastAsiaTheme="minorEastAsia" w:hAnsi="Cambria Math"/>
+              </w:rPr>
+              <m:t>V</m:t>
+            </m:r>
+          </m:e>
+          <m:sub>
+            <m:r>
+              <w:rPr>
+                <w:rFonts w:ascii="Cambria Math" w:eastAsiaTheme="minorEastAsia" w:hAnsi="Cambria Math"/>
+              </w:rPr>
+              <m:t>out</m:t>
+            </m:r>
+          </m:sub>
+        </m:sSub>
+        <m:r>
+          <w:rPr>
+            <w:rFonts w:ascii="Cambria Math" w:eastAsiaTheme="minorEastAsia" w:hAnsi="Cambria Math"/>
+          </w:rPr>
+          <m:t>=5</m:t>
+        </m:r>
+        <m:r>
+          <m:rPr>
+            <m:nor/>
+          </m:rPr>
+          <w:rPr>
+            <w:rFonts w:ascii="Cambria Math" w:eastAsiaTheme="minorEastAsia" w:hAnsi="Cambria Math"/>
+          </w:rPr>
+          <m:t xml:space="preserve"> V</m:t>
+        </m:r>
+      </m:oMath>
+    </w:p>
+    <w:p>
+      <w:pPr>
+        <w:pStyle w:val="LUTAppendix"/>
+        <w:numPr>
+          <w:ilvl w:val="0"/>
+          <w:numId w:val="27"/>
+        </w:numPr>
+        <w:rPr>
+          <w:rFonts w:eastAsiaTheme="minorEastAsia"/>
+        </w:rPr>
+      </w:pPr>
+      <w:r>
+        <w:rPr>
+          <w:rFonts w:eastAsiaTheme="minorEastAsia"/>
+        </w:rPr>
+        <w:t>Output voltage maximum peak-to-peak ripple</w:t>
+      </w:r>
+      <w:r>
+        <w:rPr>
+          <w:rFonts w:eastAsiaTheme="minorEastAsia"/>
+        </w:rPr>
+        <w:t xml:space="preserve">: </w:t>
+      </w:r>
+      <m:oMath>
+        <m:sSub>
+          <m:sSubPr>
+            <m:ctrlPr>
+              <w:rPr>
+                <w:rFonts w:ascii="Cambria Math" w:hAnsi="Cambria Math"/>
+                <w:i/>
+              </w:rPr>
+            </m:ctrlPr>
+          </m:sSubPr>
+          <m:e>
+            <m:r>
+              <w:rPr>
+                <w:rFonts w:ascii="Cambria Math" w:hAnsi="Cambria Math"/>
+              </w:rPr>
+              <m:t>V</m:t>
+            </m:r>
+          </m:e>
+          <m:sub>
+            <m:r>
+              <w:rPr>
+                <w:rFonts w:ascii="Cambria Math" w:hAnsi="Cambria Math"/>
+              </w:rPr>
+              <m:t>out,pp-ripple,max</m:t>
+            </m:r>
+          </m:sub>
+        </m:sSub>
+        <m:r>
+          <w:rPr>
+            <w:rFonts w:ascii="Cambria Math" w:eastAsiaTheme="minorEastAsia" w:hAnsi="Cambria Math"/>
+          </w:rPr>
+          <m:t>=50</m:t>
+        </m:r>
+        <m:r>
+          <m:rPr>
+            <m:nor/>
+          </m:rPr>
+          <w:rPr>
+            <w:rFonts w:ascii="Cambria Math" w:eastAsiaTheme="minorEastAsia" w:hAnsi="Cambria Math"/>
+          </w:rPr>
+          <m:t xml:space="preserve"> mV</m:t>
+        </m:r>
+      </m:oMath>
+    </w:p>
+    <w:p>
+      <w:pPr>
+        <w:pStyle w:val="LUTAppendix"/>
+        <w:numPr>
+          <w:ilvl w:val="0"/>
+          <w:numId w:val="27"/>
+        </w:numPr>
+        <w:rPr>
+          <w:rFonts w:eastAsiaTheme="minorEastAsia"/>
+        </w:rPr>
+      </w:pPr>
+      <w:r>
+        <w:rPr>
+          <w:rFonts w:eastAsiaTheme="minorEastAsia"/>
+        </w:rPr>
+        <w:t xml:space="preserve">Maximum output current: </w:t>
+      </w:r>
+      <m:oMath>
+        <m:sSub>
+          <m:sSubPr>
+            <m:ctrlPr>
+              <w:rPr>
+                <w:rFonts w:ascii="Cambria Math" w:eastAsiaTheme="minorEastAsia" w:hAnsi="Cambria Math"/>
+                <w:i/>
+              </w:rPr>
+            </m:ctrlPr>
+          </m:sSubPr>
+          <m:e>
+            <m:r>
+              <w:rPr>
+                <w:rFonts w:ascii="Cambria Math" w:eastAsiaTheme="minorEastAsia" w:hAnsi="Cambria Math"/>
+              </w:rPr>
+              <m:t>I</m:t>
+            </m:r>
+          </m:e>
+          <m:sub>
+            <m:r>
+              <w:rPr>
+                <w:rFonts w:ascii="Cambria Math" w:eastAsiaTheme="minorEastAsia" w:hAnsi="Cambria Math"/>
+              </w:rPr>
+              <m:t>out,max</m:t>
+            </m:r>
+          </m:sub>
+        </m:sSub>
+        <m:r>
+          <w:rPr>
+            <w:rFonts w:ascii="Cambria Math" w:eastAsiaTheme="minorEastAsia" w:hAnsi="Cambria Math"/>
+          </w:rPr>
+          <m:t>=10</m:t>
+        </m:r>
+        <m:r>
+          <m:rPr>
+            <m:nor/>
+          </m:rPr>
+          <w:rPr>
+            <w:rFonts w:ascii="Cambria Math" w:eastAsiaTheme="minorEastAsia" w:hAnsi="Cambria Math"/>
+          </w:rPr>
+          <m:t xml:space="preserve"> A</m:t>
+        </m:r>
+      </m:oMath>
+    </w:p>
+    <w:p>
+      <w:pPr>
+        <w:pStyle w:val="LUTAppendix"/>
+        <w:numPr>
+          <w:ilvl w:val="0"/>
+          <w:numId w:val="30"/>
+        </w:numPr>
+        <w:rPr>
+          <w:rFonts w:eastAsiaTheme="minorEastAsia"/>
+        </w:rPr>
+      </w:pPr>
+      <w:r>
+        <w:rPr>
+          <w:rFonts w:eastAsiaTheme="minorEastAsia"/>
+        </w:rPr>
+        <w:t xml:space="preserve">Chosen </w:t>
+      </w:r>
+      <w:r>
+        <w:rPr>
+          <w:rFonts w:eastAsiaTheme="minorEastAsia"/>
+        </w:rPr>
+        <w:t>parameters by the designers</w:t>
+      </w:r>
+    </w:p>
+    <w:p>
+      <w:pPr>
+        <w:pStyle w:val="LUTAppendix"/>
+        <w:numPr>
+          <w:ilvl w:val="0"/>
+          <w:numId w:val="27"/>
+        </w:numPr>
+        <w:rPr>
+          <w:rFonts w:eastAsiaTheme="minorEastAsia"/>
+        </w:rPr>
+      </w:pPr>
+      <w:r>
+        <w:rPr>
+          <w:rFonts w:eastAsiaTheme="minorEastAsia"/>
+        </w:rPr>
+        <w:t xml:space="preserve">Switching frequency: </w:t>
+      </w:r>
+      <m:oMath>
+        <m:sSub>
+          <m:sSubPr>
+            <m:ctrlPr>
+              <w:rPr>
+                <w:rFonts w:ascii="Cambria Math" w:eastAsiaTheme="minorEastAsia" w:hAnsi="Cambria Math"/>
+                <w:i/>
+              </w:rPr>
+            </m:ctrlPr>
+          </m:sSubPr>
+          <m:e>
+            <m:r>
+              <w:rPr>
+                <w:rFonts w:ascii="Cambria Math" w:eastAsiaTheme="minorEastAsia" w:hAnsi="Cambria Math"/>
+              </w:rPr>
+              <m:t>f</m:t>
+            </m:r>
+          </m:e>
+          <m:sub>
+            <m:r>
+              <w:rPr>
+                <w:rFonts w:ascii="Cambria Math" w:eastAsiaTheme="minorEastAsia" w:hAnsi="Cambria Math"/>
+              </w:rPr>
+              <m:t>sw</m:t>
+            </m:r>
+          </m:sub>
+        </m:sSub>
+        <m:r>
+          <w:rPr>
+            <w:rFonts w:ascii="Cambria Math" w:eastAsiaTheme="minorEastAsia" w:hAnsi="Cambria Math"/>
+          </w:rPr>
+          <m:t>=100</m:t>
+        </m:r>
+        <m:r>
+          <m:rPr>
+            <m:nor/>
+          </m:rPr>
+          <w:rPr>
+            <w:rFonts w:ascii="Cambria Math" w:eastAsiaTheme="minorEastAsia" w:hAnsi="Cambria Math"/>
+          </w:rPr>
+          <m:t xml:space="preserve"> kHz</m:t>
+        </m:r>
+      </m:oMath>
+    </w:p>
+    <w:p>
+      <w:pPr>
+        <w:pStyle w:val="LUTAppendix"/>
+        <w:numPr>
+          <w:ilvl w:val="0"/>
+          <w:numId w:val="27"/>
+        </w:numPr>
+        <w:rPr>
+          <w:rFonts w:eastAsiaTheme="minorEastAsia"/>
+        </w:rPr>
+      </w:pPr>
+      <w:r>
+        <w:rPr>
+          <w:rFonts w:eastAsiaTheme="minorEastAsia"/>
+        </w:rPr>
+        <w:t xml:space="preserve">Digital loop sampling </w:t>
+      </w:r>
+      <w:r>
+        <w:rPr>
+          <w:rFonts w:eastAsiaTheme="minorEastAsia"/>
+        </w:rPr>
+        <w:t xml:space="preserve">frequency: </w:t>
+      </w:r>
+      <m:oMath>
+        <m:sSub>
+          <m:sSubPr>
+            <m:ctrlPr>
+              <w:rPr>
+                <w:rFonts w:ascii="Cambria Math" w:eastAsiaTheme="minorEastAsia" w:hAnsi="Cambria Math"/>
+                <w:i/>
+              </w:rPr>
+            </m:ctrlPr>
+          </m:sSubPr>
+          <m:e>
+            <m:r>
+              <w:rPr>
+                <w:rFonts w:ascii="Cambria Math" w:eastAsiaTheme="minorEastAsia" w:hAnsi="Cambria Math"/>
+              </w:rPr>
+              <m:t>f</m:t>
+            </m:r>
+          </m:e>
+          <m:sub>
+            <m:r>
+              <w:rPr>
+                <w:rFonts w:ascii="Cambria Math" w:eastAsiaTheme="minorEastAsia" w:hAnsi="Cambria Math"/>
+              </w:rPr>
+              <m:t>sampling</m:t>
+            </m:r>
+          </m:sub>
+        </m:sSub>
+        <m:r>
+          <w:rPr>
+            <w:rFonts w:ascii="Cambria Math" w:eastAsiaTheme="minorEastAsia" w:hAnsi="Cambria Math"/>
+          </w:rPr>
+          <m:t>=</m:t>
+        </m:r>
+        <m:sSub>
+          <m:sSubPr>
+            <m:ctrlPr>
+              <w:rPr>
+                <w:rFonts w:ascii="Cambria Math" w:eastAsiaTheme="minorEastAsia" w:hAnsi="Cambria Math"/>
+                <w:i/>
+              </w:rPr>
+            </m:ctrlPr>
+          </m:sSubPr>
+          <m:e>
+            <m:r>
+              <w:rPr>
+                <w:rFonts w:ascii="Cambria Math" w:eastAsiaTheme="minorEastAsia" w:hAnsi="Cambria Math"/>
+              </w:rPr>
+              <m:t>f</m:t>
+            </m:r>
+          </m:e>
+          <m:sub>
+            <m:r>
+              <w:rPr>
+                <w:rFonts w:ascii="Cambria Math" w:eastAsiaTheme="minorEastAsia" w:hAnsi="Cambria Math"/>
+              </w:rPr>
+              <m:t>sw</m:t>
+            </m:r>
+          </m:sub>
+        </m:sSub>
+        <m:r>
+          <w:rPr>
+            <w:rFonts w:ascii="Cambria Math" w:eastAsiaTheme="minorEastAsia" w:hAnsi="Cambria Math"/>
+          </w:rPr>
+          <m:t>=100</m:t>
+        </m:r>
+        <m:r>
+          <m:rPr>
+            <m:nor/>
+          </m:rPr>
+          <w:rPr>
+            <w:rFonts w:ascii="Cambria Math" w:eastAsiaTheme="minorEastAsia" w:hAnsi="Cambria Math"/>
+          </w:rPr>
+          <m:t xml:space="preserve"> kHz</m:t>
+        </m:r>
+      </m:oMath>
+    </w:p>
+    <w:p>
+      <w:pPr>
+        <w:pStyle w:val="LUTAppendix"/>
+        <w:numPr>
+          <w:ilvl w:val="0"/>
+          <w:numId w:val="27"/>
+        </w:numPr>
+        <w:rPr>
+          <w:rFonts w:eastAsiaTheme="minorEastAsia"/>
+        </w:rPr>
+      </w:pPr>
+      <w:r>
+        <w:rPr>
+          <w:rFonts w:eastAsiaTheme="minorEastAsia"/>
+        </w:rPr>
+        <w:t xml:space="preserve">Minimum on time for switches: </w:t>
+      </w:r>
+      <m:oMath>
+        <m:sSub>
+          <m:sSubPr>
+            <m:ctrlPr>
+              <w:rPr>
+                <w:rFonts w:ascii="Cambria Math" w:eastAsiaTheme="minorEastAsia" w:hAnsi="Cambria Math"/>
+                <w:i/>
+              </w:rPr>
+            </m:ctrlPr>
+          </m:sSubPr>
+          <m:e>
+            <m:r>
+              <w:rPr>
+                <w:rFonts w:ascii="Cambria Math" w:eastAsiaTheme="minorEastAsia" w:hAnsi="Cambria Math"/>
+              </w:rPr>
+              <m:t>T</m:t>
+            </m:r>
+          </m:e>
+          <m:sub>
+            <m:r>
+              <w:rPr>
+                <w:rFonts w:ascii="Cambria Math" w:eastAsiaTheme="minorEastAsia" w:hAnsi="Cambria Math"/>
+              </w:rPr>
+              <m:t>on,min</m:t>
+            </m:r>
+          </m:sub>
+        </m:sSub>
+        <m:r>
+          <w:rPr>
+            <w:rFonts w:ascii="Cambria Math" w:eastAsiaTheme="minorEastAsia" w:hAnsi="Cambria Math"/>
+          </w:rPr>
+          <m:t>=1</m:t>
+        </m:r>
+        <m:r>
+          <m:rPr>
+            <m:nor/>
+          </m:rPr>
+          <w:rPr>
+            <w:rFonts w:ascii="Cambria Math" w:eastAsiaTheme="minorEastAsia" w:hAnsi="Cambria Math"/>
+          </w:rPr>
+          <m:t xml:space="preserve"> </m:t>
+        </m:r>
+        <m:r>
+          <m:rPr>
+            <m:sty m:val="p"/>
+          </m:rPr>
+          <w:rPr>
+            <w:rFonts w:ascii="Cambria Math" w:eastAsiaTheme="minorEastAsia" w:hAnsi="Cambria Math"/>
+          </w:rPr>
+          <m:t>μ</m:t>
+        </m:r>
+        <m:r>
+          <w:rPr>
+            <w:rFonts w:ascii="Cambria Math" w:eastAsiaTheme="minorEastAsia" w:hAnsi="Cambria Math"/>
+          </w:rPr>
+          <m:t>s</m:t>
+        </m:r>
+      </m:oMath>
+    </w:p>
+    <w:p>
+      <w:pPr>
+        <w:pStyle w:val="LUTAppendix"/>
+        <w:numPr>
+          <w:ilvl w:val="0"/>
+          <w:numId w:val="30"/>
+        </w:numPr>
+        <w:rPr>
+          <w:rFonts w:eastAsiaTheme="minorEastAsia"/>
+        </w:rPr>
+      </w:pPr>
+      <w:r>
+        <w:rPr>
+          <w:rFonts w:eastAsiaTheme="minorEastAsia"/>
+        </w:rPr>
+        <w:t>Calculated value</w:t>
+      </w:r>
+    </w:p>
+    <w:p>
+      <w:pPr>
+        <w:pStyle w:val="LUTAppendix"/>
+        <w:numPr>
+          <w:ilvl w:val="0"/>
+          <w:numId w:val="31"/>
+        </w:numPr>
+        <w:rPr>
+          <w:rFonts w:eastAsiaTheme="minorEastAsia"/>
+        </w:rPr>
+      </w:pPr>
+      <w:r>
+        <w:rPr>
+          <w:rFonts w:eastAsiaTheme="minorEastAsia"/>
+        </w:rPr>
+        <w:t>Turns ratio of the transformer:</w:t>
+      </w:r>
+      <w:r>
+        <w:rPr>
+          <w:rFonts w:eastAsiaTheme="minorEastAsia"/>
+        </w:rPr>
+        <w:br/>
+      </w:r>
+    </w:p>
+    <w:p>
+      <w:pPr>
+        <w:pStyle w:val="LUTAppendix"/>
+        <w:rPr>
+          <w:rFonts w:eastAsiaTheme="minorEastAsia"/>
+        </w:rPr>
+      </w:pPr>
+      <w:r>
+        <w:rPr>
+          <w:rFonts w:eastAsiaTheme="minorEastAsia"/>
+        </w:rPr>
+        <w:lastRenderedPageBreak/>
+        <w:t xml:space="preserve">By applying the volt-second balance </w:t>
+      </w:r>
+      <w:r>
+        <w:rPr>
+          <w:rFonts w:eastAsiaTheme="minorEastAsia"/>
+        </w:rPr>
+        <w:t>rule to the output</w:t>
+      </w:r>
+      <w:r>
+        <w:rPr>
+          <w:rFonts w:eastAsiaTheme="minorEastAsia"/>
+        </w:rPr>
+        <w:t xml:space="preserve"> inductor</w:t>
+      </w:r>
+      <w:r>
+        <w:rPr>
+          <w:rFonts w:eastAsiaTheme="minorEastAsia"/>
+        </w:rPr>
+        <w:t xml:space="preserve">, we can derive the conversion ratio of the </w:t>
+      </w:r>
+      <w:r>
+        <w:rPr>
+          <w:rFonts w:eastAsiaTheme="minorEastAsia"/>
+        </w:rPr>
+        <w:t xml:space="preserve">forward converter, which is shown by </w:t>
+      </w:r>
+      <m:oMath>
+        <m:r>
+          <w:rPr>
+            <w:rFonts w:ascii="Cambria Math" w:eastAsiaTheme="minorEastAsia" w:hAnsi="Cambria Math"/>
+          </w:rPr>
+          <m:t>M(D)</m:t>
+        </m:r>
+      </m:oMath>
+      <w:r>
+        <w:rPr>
+          <w:rFonts w:eastAsiaTheme="minorEastAsia"/>
+        </w:rPr>
+        <w:t xml:space="preserve">, where </w:t>
+      </w:r>
+      <m:oMath>
+        <m:r>
+          <w:rPr>
+            <w:rFonts w:ascii="Cambria Math" w:eastAsiaTheme="minorEastAsia" w:hAnsi="Cambria Math"/>
+          </w:rPr>
+          <m:t>D</m:t>
+        </m:r>
+      </m:oMath>
+      <w:r>
+        <w:rPr>
+          <w:rFonts w:eastAsiaTheme="minorEastAsia"/>
+        </w:rPr>
+        <w:t xml:space="preserve"> is the DC </w:t>
+      </w:r>
+      <w:r>
+        <w:rPr>
+          <w:rFonts w:eastAsiaTheme="minorEastAsia"/>
+        </w:rPr>
+        <w:t>value</w:t>
+      </w:r>
+      <w:r>
+        <w:rPr>
+          <w:rFonts w:eastAsiaTheme="minorEastAsia"/>
+        </w:rPr>
+        <w:t xml:space="preserve"> of </w:t>
+      </w:r>
+      <w:r>
+        <w:rPr>
+          <w:rFonts w:eastAsiaTheme="minorEastAsia"/>
+        </w:rPr>
+        <w:t xml:space="preserve">the switches’ duty cycle (first subinterval duration is </w:t>
+      </w:r>
+      <m:oMath>
+        <m:r>
+          <w:rPr>
+            <w:rFonts w:ascii="Cambria Math" w:eastAsiaTheme="minorEastAsia" w:hAnsi="Cambria Math"/>
+          </w:rPr>
+          <m:t>D</m:t>
+        </m:r>
+        <m:sSub>
+          <m:sSubPr>
+            <m:ctrlPr>
+              <w:rPr>
+                <w:rFonts w:ascii="Cambria Math" w:eastAsiaTheme="minorEastAsia" w:hAnsi="Cambria Math"/>
+                <w:i/>
+              </w:rPr>
+            </m:ctrlPr>
+          </m:sSubPr>
+          <m:e>
+            <m:r>
+              <w:rPr>
+                <w:rFonts w:ascii="Cambria Math" w:eastAsiaTheme="minorEastAsia" w:hAnsi="Cambria Math"/>
+              </w:rPr>
+              <m:t>T</m:t>
+            </m:r>
+          </m:e>
+          <m:sub>
+            <m:r>
+              <w:rPr>
+                <w:rFonts w:ascii="Cambria Math" w:eastAsiaTheme="minorEastAsia" w:hAnsi="Cambria Math"/>
+              </w:rPr>
+              <m:t>sw</m:t>
+            </m:r>
+          </m:sub>
+        </m:sSub>
+      </m:oMath>
+      <w:r>
+        <w:rPr>
+          <w:rFonts w:eastAsiaTheme="minorEastAsia"/>
+        </w:rPr>
+        <w:t>)</w:t>
+      </w:r>
+      <w:r>
+        <w:rPr>
+          <w:rFonts w:eastAsiaTheme="minorEastAsia"/>
+        </w:rPr>
+        <w:t>:</w:t>
+      </w:r>
+    </w:p>
+    <w:p>
+      <w:pPr>
+        <w:pStyle w:val="LUTAppendix"/>
+        <w:rPr>
+          <w:rFonts w:eastAsiaTheme="minorEastAsia"/>
+        </w:rPr>
+      </w:pPr>
+      <m:oMathPara>
+        <m:oMath>
+          <m:r>
+            <w:rPr>
+              <w:rFonts w:ascii="Cambria Math" w:eastAsiaTheme="minorEastAsia" w:hAnsi="Cambria Math"/>
+            </w:rPr>
+            <m:t>M</m:t>
+          </m:r>
+          <m:d>
+            <m:dPr>
+              <m:ctrlPr>
+                <w:rPr>
+                  <w:rFonts w:ascii="Cambria Math" w:eastAsiaTheme="minorEastAsia" w:hAnsi="Cambria Math"/>
+                  <w:i/>
+                </w:rPr>
+              </m:ctrlPr>
+            </m:dPr>
+            <m:e>
+              <m:r>
+                <w:rPr>
+                  <w:rFonts w:ascii="Cambria Math" w:eastAsiaTheme="minorEastAsia" w:hAnsi="Cambria Math"/>
+                </w:rPr>
+                <m:t>D</m:t>
+              </m:r>
+            </m:e>
+          </m:d>
+          <m:r>
+            <w:rPr>
+              <w:rFonts w:ascii="Cambria Math" w:eastAsiaTheme="minorEastAsia" w:hAnsi="Cambria Math"/>
+            </w:rPr>
+            <m:t>=</m:t>
+          </m:r>
+          <m:f>
+            <m:fPr>
+              <m:ctrlPr>
+                <w:rPr>
+                  <w:rFonts w:ascii="Cambria Math" w:eastAsiaTheme="minorEastAsia" w:hAnsi="Cambria Math"/>
+                </w:rPr>
+              </m:ctrlPr>
+            </m:fPr>
+            <m:num>
+              <m:sSub>
+                <m:sSubPr>
+                  <m:ctrlPr>
+                    <w:rPr>
+                      <w:rFonts w:ascii="Cambria Math" w:eastAsiaTheme="minorEastAsia" w:hAnsi="Cambria Math"/>
+                      <w:i/>
+                    </w:rPr>
+                  </m:ctrlPr>
+                </m:sSubPr>
+                <m:e>
+                  <m:r>
+                    <w:rPr>
+                      <w:rFonts w:ascii="Cambria Math" w:eastAsiaTheme="minorEastAsia" w:hAnsi="Cambria Math"/>
+                    </w:rPr>
+                    <m:t>V</m:t>
+                  </m:r>
+                </m:e>
+                <m:sub>
+                  <m:r>
+                    <w:rPr>
+                      <w:rFonts w:ascii="Cambria Math" w:eastAsiaTheme="minorEastAsia" w:hAnsi="Cambria Math"/>
+                    </w:rPr>
+                    <m:t>out</m:t>
+                  </m:r>
+                </m:sub>
+              </m:sSub>
+              <m:ctrlPr>
+                <w:rPr>
+                  <w:rFonts w:ascii="Cambria Math" w:eastAsiaTheme="minorEastAsia" w:hAnsi="Cambria Math"/>
+                  <w:i/>
+                </w:rPr>
+              </m:ctrlPr>
+            </m:num>
+            <m:den>
+              <m:sSub>
+                <m:sSubPr>
+                  <m:ctrlPr>
+                    <w:rPr>
+                      <w:rFonts w:ascii="Cambria Math" w:eastAsiaTheme="minorEastAsia" w:hAnsi="Cambria Math"/>
+                      <w:i/>
+                    </w:rPr>
+                  </m:ctrlPr>
+                </m:sSubPr>
+                <m:e>
+                  <m:r>
+                    <w:rPr>
+                      <w:rFonts w:ascii="Cambria Math" w:eastAsiaTheme="minorEastAsia" w:hAnsi="Cambria Math"/>
+                    </w:rPr>
+                    <m:t>V</m:t>
+                  </m:r>
+                </m:e>
+                <m:sub>
+                  <m:r>
+                    <w:rPr>
+                      <w:rFonts w:ascii="Cambria Math" w:eastAsiaTheme="minorEastAsia" w:hAnsi="Cambria Math"/>
+                    </w:rPr>
+                    <m:t>in</m:t>
+                  </m:r>
+                </m:sub>
+              </m:sSub>
+              <m:ctrlPr>
+                <w:rPr>
+                  <w:rFonts w:ascii="Cambria Math" w:eastAsiaTheme="minorEastAsia" w:hAnsi="Cambria Math"/>
+                  <w:i/>
+                </w:rPr>
+              </m:ctrlPr>
+            </m:den>
+          </m:f>
+          <m:r>
+            <w:rPr>
+              <w:rFonts w:ascii="Cambria Math" w:eastAsiaTheme="minorEastAsia" w:hAnsi="Cambria Math"/>
+            </w:rPr>
+            <m:t>=D</m:t>
+          </m:r>
+          <m:f>
+            <m:fPr>
+              <m:ctrlPr>
+                <w:rPr>
+                  <w:rFonts w:ascii="Cambria Math" w:eastAsiaTheme="minorEastAsia" w:hAnsi="Cambria Math"/>
+                </w:rPr>
+              </m:ctrlPr>
+            </m:fPr>
+            <m:num>
+              <m:sSub>
+                <m:sSubPr>
+                  <m:ctrlPr>
+                    <w:rPr>
+                      <w:rFonts w:ascii="Cambria Math" w:eastAsiaTheme="minorEastAsia" w:hAnsi="Cambria Math"/>
+                      <w:i/>
+                    </w:rPr>
+                  </m:ctrlPr>
+                </m:sSubPr>
+                <m:e>
+                  <m:r>
+                    <w:rPr>
+                      <w:rFonts w:ascii="Cambria Math" w:eastAsiaTheme="minorEastAsia" w:hAnsi="Cambria Math"/>
+                    </w:rPr>
+                    <m:t>N</m:t>
+                  </m:r>
+                </m:e>
+                <m:sub>
+                  <m:r>
+                    <w:rPr>
+                      <w:rFonts w:ascii="Cambria Math" w:eastAsiaTheme="minorEastAsia" w:hAnsi="Cambria Math"/>
+                    </w:rPr>
+                    <m:t>s</m:t>
+                  </m:r>
+                </m:sub>
+              </m:sSub>
+              <m:ctrlPr>
+                <w:rPr>
+                  <w:rFonts w:ascii="Cambria Math" w:eastAsiaTheme="minorEastAsia" w:hAnsi="Cambria Math"/>
+                  <w:i/>
+                </w:rPr>
+              </m:ctrlPr>
+            </m:num>
+            <m:den>
+              <m:sSub>
+                <m:sSubPr>
+                  <m:ctrlPr>
+                    <w:rPr>
+                      <w:rFonts w:ascii="Cambria Math" w:eastAsiaTheme="minorEastAsia" w:hAnsi="Cambria Math"/>
+                      <w:i/>
+                    </w:rPr>
+                  </m:ctrlPr>
+                </m:sSubPr>
+                <m:e>
+                  <m:r>
+                    <w:rPr>
+                      <w:rFonts w:ascii="Cambria Math" w:eastAsiaTheme="minorEastAsia" w:hAnsi="Cambria Math"/>
+                    </w:rPr>
+                    <m:t>N</m:t>
+                  </m:r>
+                </m:e>
+                <m:sub>
+                  <m:r>
+                    <w:rPr>
+                      <w:rFonts w:ascii="Cambria Math" w:eastAsiaTheme="minorEastAsia" w:hAnsi="Cambria Math"/>
+                    </w:rPr>
+                    <m:t>p</m:t>
+                  </m:r>
+                </m:sub>
+              </m:sSub>
+              <m:ctrlPr>
+                <w:rPr>
+                  <w:rFonts w:ascii="Cambria Math" w:eastAsiaTheme="minorEastAsia" w:hAnsi="Cambria Math"/>
+                  <w:i/>
+                </w:rPr>
+              </m:ctrlPr>
+            </m:den>
+          </m:f>
+          <m:sSub>
+            <m:sSubPr>
+              <m:ctrlPr>
+                <w:rPr>
+                  <w:rFonts w:ascii="Cambria Math" w:eastAsiaTheme="minorEastAsia" w:hAnsi="Cambria Math"/>
+                  <w:i/>
+                </w:rPr>
+              </m:ctrlPr>
+            </m:sSubPr>
+            <m:e>
+              <m:r>
+                <w:rPr>
+                  <w:rFonts w:ascii="Cambria Math" w:eastAsiaTheme="minorEastAsia" w:hAnsi="Cambria Math"/>
+                </w:rPr>
+                <m:t>V</m:t>
+              </m:r>
+            </m:e>
+            <m:sub>
+              <m:r>
+                <w:rPr>
+                  <w:rFonts w:ascii="Cambria Math" w:eastAsiaTheme="minorEastAsia" w:hAnsi="Cambria Math"/>
+                </w:rPr>
+                <m:t>in</m:t>
+              </m:r>
+            </m:sub>
+          </m:sSub>
+        </m:oMath>
+      </m:oMathPara>
+    </w:p>
+    <w:p>
+      <w:pPr>
+        <w:pStyle w:val="LUTAppendix"/>
+        <w:rPr>
+          <w:rFonts w:eastAsiaTheme="minorEastAsia"/>
+        </w:rPr>
+      </w:pPr>
+      <w:r>
+        <w:rPr>
+          <w:rFonts w:eastAsiaTheme="minorEastAsia"/>
+        </w:rPr>
+        <w:t>By considering the diodes</w:t>
+      </w:r>
+      <w:r>
+        <w:rPr>
+          <w:rFonts w:eastAsiaTheme="minorEastAsia"/>
+        </w:rPr>
+        <w:t>’ forward voltage drop, we can write:</w:t>
+      </w:r>
+    </w:p>
+    <w:p>
+      <w:pPr>
+        <w:pStyle w:val="LUTAppendix"/>
+        <w:rPr>
+          <w:rFonts w:eastAsiaTheme="minorEastAsia"/>
+        </w:rPr>
+      </w:pPr>
+      <m:oMathPara>
+        <m:oMath>
+          <m:sSub>
+            <m:sSubPr>
+              <m:ctrlPr>
+                <w:rPr>
+                  <w:rFonts w:ascii="Cambria Math" w:eastAsiaTheme="minorEastAsia" w:hAnsi="Cambria Math"/>
+                  <w:i/>
+                </w:rPr>
+              </m:ctrlPr>
+            </m:sSubPr>
+            <m:e>
+              <m:r>
+                <w:rPr>
+                  <w:rFonts w:ascii="Cambria Math" w:eastAsiaTheme="minorEastAsia" w:hAnsi="Cambria Math"/>
+                </w:rPr>
+                <m:t>V</m:t>
+              </m:r>
+            </m:e>
+            <m:sub>
+              <m:r>
+                <w:rPr>
+                  <w:rFonts w:ascii="Cambria Math" w:eastAsiaTheme="minorEastAsia" w:hAnsi="Cambria Math"/>
+                </w:rPr>
+                <m:t>out</m:t>
+              </m:r>
+            </m:sub>
+          </m:sSub>
+          <m:r>
+            <w:rPr>
+              <w:rFonts w:ascii="Cambria Math" w:eastAsiaTheme="minorEastAsia" w:hAnsi="Cambria Math"/>
+            </w:rPr>
+            <m:t>=</m:t>
+          </m:r>
+          <m:r>
+            <w:rPr>
+              <w:rFonts w:ascii="Cambria Math" w:eastAsiaTheme="minorEastAsia" w:hAnsi="Cambria Math"/>
+            </w:rPr>
+            <m:t>D</m:t>
+          </m:r>
+          <m:f>
+            <m:fPr>
+              <m:ctrlPr>
+                <w:rPr>
+                  <w:rFonts w:ascii="Cambria Math" w:eastAsiaTheme="minorEastAsia" w:hAnsi="Cambria Math"/>
+                </w:rPr>
+              </m:ctrlPr>
+            </m:fPr>
+            <m:num>
+              <m:sSub>
+                <m:sSubPr>
+                  <m:ctrlPr>
+                    <w:rPr>
+                      <w:rFonts w:ascii="Cambria Math" w:eastAsiaTheme="minorEastAsia" w:hAnsi="Cambria Math"/>
+                      <w:i/>
+                    </w:rPr>
+                  </m:ctrlPr>
+                </m:sSubPr>
+                <m:e>
+                  <m:r>
+                    <w:rPr>
+                      <w:rFonts w:ascii="Cambria Math" w:eastAsiaTheme="minorEastAsia" w:hAnsi="Cambria Math"/>
+                    </w:rPr>
+                    <m:t>N</m:t>
+                  </m:r>
+                </m:e>
+                <m:sub>
+                  <m:r>
+                    <w:rPr>
+                      <w:rFonts w:ascii="Cambria Math" w:eastAsiaTheme="minorEastAsia" w:hAnsi="Cambria Math"/>
+                    </w:rPr>
+                    <m:t>s</m:t>
+                  </m:r>
+                </m:sub>
+              </m:sSub>
+              <m:ctrlPr>
+                <w:rPr>
+                  <w:rFonts w:ascii="Cambria Math" w:eastAsiaTheme="minorEastAsia" w:hAnsi="Cambria Math"/>
+                  <w:i/>
+                </w:rPr>
+              </m:ctrlPr>
+            </m:num>
+            <m:den>
+              <m:sSub>
+                <m:sSubPr>
+                  <m:ctrlPr>
+                    <w:rPr>
+                      <w:rFonts w:ascii="Cambria Math" w:eastAsiaTheme="minorEastAsia" w:hAnsi="Cambria Math"/>
+                      <w:i/>
+                    </w:rPr>
+                  </m:ctrlPr>
+                </m:sSubPr>
+                <m:e>
+                  <m:r>
+                    <w:rPr>
+                      <w:rFonts w:ascii="Cambria Math" w:eastAsiaTheme="minorEastAsia" w:hAnsi="Cambria Math"/>
+                    </w:rPr>
+                    <m:t>N</m:t>
+                  </m:r>
+                </m:e>
+                <m:sub>
+                  <m:r>
+                    <w:rPr>
+                      <w:rFonts w:ascii="Cambria Math" w:eastAsiaTheme="minorEastAsia" w:hAnsi="Cambria Math"/>
+                    </w:rPr>
+                    <m:t>p</m:t>
+                  </m:r>
+                </m:sub>
+              </m:sSub>
+              <m:ctrlPr>
+                <w:rPr>
+                  <w:rFonts w:ascii="Cambria Math" w:eastAsiaTheme="minorEastAsia" w:hAnsi="Cambria Math"/>
+                  <w:i/>
+                </w:rPr>
+              </m:ctrlPr>
+            </m:den>
+          </m:f>
+          <m:sSub>
+            <m:sSubPr>
+              <m:ctrlPr>
+                <w:rPr>
+                  <w:rFonts w:ascii="Cambria Math" w:eastAsiaTheme="minorEastAsia" w:hAnsi="Cambria Math"/>
+                  <w:i/>
+                </w:rPr>
+              </m:ctrlPr>
+            </m:sSubPr>
+            <m:e>
+              <m:r>
+                <w:rPr>
+                  <w:rFonts w:ascii="Cambria Math" w:eastAsiaTheme="minorEastAsia" w:hAnsi="Cambria Math"/>
+                </w:rPr>
+                <m:t>V</m:t>
+              </m:r>
+            </m:e>
+            <m:sub>
+              <m:r>
+                <w:rPr>
+                  <w:rFonts w:ascii="Cambria Math" w:eastAsiaTheme="minorEastAsia" w:hAnsi="Cambria Math"/>
+                </w:rPr>
+                <m:t>in</m:t>
+              </m:r>
+            </m:sub>
+          </m:sSub>
+          <m:r>
+            <w:rPr>
+              <w:rFonts w:ascii="Cambria Math" w:eastAsiaTheme="minorEastAsia" w:hAnsi="Cambria Math"/>
+            </w:rPr>
+            <m:t>-</m:t>
+          </m:r>
+          <m:sSub>
+            <m:sSubPr>
+              <m:ctrlPr>
+                <w:rPr>
+                  <w:rFonts w:ascii="Cambria Math" w:eastAsiaTheme="minorEastAsia" w:hAnsi="Cambria Math"/>
+                  <w:i/>
+                </w:rPr>
+              </m:ctrlPr>
+            </m:sSubPr>
+            <m:e>
+              <m:r>
+                <w:rPr>
+                  <w:rFonts w:ascii="Cambria Math" w:eastAsiaTheme="minorEastAsia" w:hAnsi="Cambria Math"/>
+                </w:rPr>
+                <m:t>V</m:t>
+              </m:r>
+            </m:e>
+            <m:sub>
+              <m:r>
+                <w:rPr>
+                  <w:rFonts w:ascii="Cambria Math" w:eastAsiaTheme="minorEastAsia" w:hAnsi="Cambria Math"/>
+                </w:rPr>
+                <m:t>D</m:t>
+              </m:r>
+            </m:sub>
+          </m:sSub>
+        </m:oMath>
+      </m:oMathPara>
+    </w:p>
+    <w:p>
+      <w:pPr>
+        <w:pStyle w:val="LUTAppendix"/>
+        <w:rPr>
+          <w:rFonts w:eastAsiaTheme="minorEastAsia"/>
+        </w:rPr>
+      </w:pPr>
+      <m:oMathPara>
+        <m:oMath>
+          <m:sSub>
+            <m:sSubPr>
+              <m:ctrlPr>
+                <w:rPr>
+                  <w:rFonts w:ascii="Cambria Math" w:eastAsiaTheme="minorEastAsia" w:hAnsi="Cambria Math"/>
+                  <w:i/>
+                </w:rPr>
+              </m:ctrlPr>
+            </m:sSubPr>
+            <m:e>
+              <m:r>
+                <w:rPr>
+                  <w:rFonts w:ascii="Cambria Math" w:eastAsiaTheme="minorEastAsia" w:hAnsi="Cambria Math"/>
+                </w:rPr>
+                <m:t>V</m:t>
+              </m:r>
+            </m:e>
+            <m:sub>
+              <m:r>
+                <w:rPr>
+                  <w:rFonts w:ascii="Cambria Math" w:eastAsiaTheme="minorEastAsia" w:hAnsi="Cambria Math"/>
+                </w:rPr>
+                <m:t>out</m:t>
+              </m:r>
+            </m:sub>
+          </m:sSub>
+          <m:r>
+            <w:rPr>
+              <w:rFonts w:ascii="Cambria Math" w:eastAsiaTheme="minorEastAsia" w:hAnsi="Cambria Math"/>
+            </w:rPr>
+            <m:t>+</m:t>
+          </m:r>
+          <m:sSub>
+            <m:sSubPr>
+              <m:ctrlPr>
+                <w:rPr>
+                  <w:rFonts w:ascii="Cambria Math" w:eastAsiaTheme="minorEastAsia" w:hAnsi="Cambria Math"/>
+                  <w:i/>
+                </w:rPr>
+              </m:ctrlPr>
+            </m:sSubPr>
+            <m:e>
+              <m:r>
+                <w:rPr>
+                  <w:rFonts w:ascii="Cambria Math" w:eastAsiaTheme="minorEastAsia" w:hAnsi="Cambria Math"/>
+                </w:rPr>
+                <m:t>V</m:t>
+              </m:r>
+            </m:e>
+            <m:sub>
+              <m:r>
+                <w:rPr>
+                  <w:rFonts w:ascii="Cambria Math" w:eastAsiaTheme="minorEastAsia" w:hAnsi="Cambria Math"/>
+                </w:rPr>
+                <m:t>D</m:t>
+              </m:r>
+            </m:sub>
+          </m:sSub>
+          <m:r>
+            <w:rPr>
+              <w:rFonts w:ascii="Cambria Math" w:eastAsiaTheme="minorEastAsia" w:hAnsi="Cambria Math"/>
+            </w:rPr>
+            <m:t>=</m:t>
+          </m:r>
+          <m:sSub>
+            <m:sSubPr>
+              <m:ctrlPr>
+                <w:rPr>
+                  <w:rFonts w:ascii="Cambria Math" w:eastAsiaTheme="minorEastAsia" w:hAnsi="Cambria Math"/>
+                  <w:i/>
+                </w:rPr>
+              </m:ctrlPr>
+            </m:sSubPr>
+            <m:e>
+              <m:r>
+                <w:rPr>
+                  <w:rFonts w:ascii="Cambria Math" w:eastAsiaTheme="minorEastAsia" w:hAnsi="Cambria Math"/>
+                </w:rPr>
+                <m:t>D</m:t>
+              </m:r>
+            </m:e>
+            <m:sub>
+              <m:r>
+                <w:rPr>
+                  <w:rFonts w:ascii="Cambria Math" w:eastAsiaTheme="minorEastAsia" w:hAnsi="Cambria Math"/>
+                </w:rPr>
+                <m:t>max</m:t>
+              </m:r>
+            </m:sub>
+          </m:sSub>
+          <m:f>
+            <m:fPr>
+              <m:ctrlPr>
+                <w:rPr>
+                  <w:rFonts w:ascii="Cambria Math" w:eastAsiaTheme="minorEastAsia" w:hAnsi="Cambria Math"/>
+                </w:rPr>
+              </m:ctrlPr>
+            </m:fPr>
+            <m:num>
+              <m:sSub>
+                <m:sSubPr>
+                  <m:ctrlPr>
+                    <w:rPr>
+                      <w:rFonts w:ascii="Cambria Math" w:eastAsiaTheme="minorEastAsia" w:hAnsi="Cambria Math"/>
+                      <w:i/>
+                    </w:rPr>
+                  </m:ctrlPr>
+                </m:sSubPr>
+                <m:e>
+                  <m:r>
+                    <w:rPr>
+                      <w:rFonts w:ascii="Cambria Math" w:eastAsiaTheme="minorEastAsia" w:hAnsi="Cambria Math"/>
+                    </w:rPr>
+                    <m:t>N</m:t>
+                  </m:r>
+                </m:e>
+                <m:sub>
+                  <m:r>
+                    <w:rPr>
+                      <w:rFonts w:ascii="Cambria Math" w:eastAsiaTheme="minorEastAsia" w:hAnsi="Cambria Math"/>
+                    </w:rPr>
+                    <m:t>s</m:t>
+                  </m:r>
+                </m:sub>
+              </m:sSub>
+              <m:ctrlPr>
+                <w:rPr>
+                  <w:rFonts w:ascii="Cambria Math" w:eastAsiaTheme="minorEastAsia" w:hAnsi="Cambria Math"/>
+                  <w:i/>
+                </w:rPr>
+              </m:ctrlPr>
+            </m:num>
+            <m:den>
+              <m:sSub>
+                <m:sSubPr>
+                  <m:ctrlPr>
+                    <w:rPr>
+                      <w:rFonts w:ascii="Cambria Math" w:eastAsiaTheme="minorEastAsia" w:hAnsi="Cambria Math"/>
+                      <w:i/>
+                    </w:rPr>
+                  </m:ctrlPr>
+                </m:sSubPr>
+                <m:e>
+                  <m:r>
+                    <w:rPr>
+                      <w:rFonts w:ascii="Cambria Math" w:eastAsiaTheme="minorEastAsia" w:hAnsi="Cambria Math"/>
+                    </w:rPr>
+                    <m:t>N</m:t>
+                  </m:r>
+                </m:e>
+                <m:sub>
+                  <m:r>
+                    <w:rPr>
+                      <w:rFonts w:ascii="Cambria Math" w:eastAsiaTheme="minorEastAsia" w:hAnsi="Cambria Math"/>
+                    </w:rPr>
+                    <m:t>p</m:t>
+                  </m:r>
+                </m:sub>
+              </m:sSub>
+              <m:ctrlPr>
+                <w:rPr>
+                  <w:rFonts w:ascii="Cambria Math" w:eastAsiaTheme="minorEastAsia" w:hAnsi="Cambria Math"/>
+                  <w:i/>
+                </w:rPr>
+              </m:ctrlPr>
+            </m:den>
+          </m:f>
+          <m:sSub>
+            <m:sSubPr>
+              <m:ctrlPr>
+                <w:rPr>
+                  <w:rFonts w:ascii="Cambria Math" w:eastAsiaTheme="minorEastAsia" w:hAnsi="Cambria Math"/>
+                  <w:i/>
+                </w:rPr>
+              </m:ctrlPr>
+            </m:sSubPr>
+            <m:e>
+              <m:r>
+                <w:rPr>
+                  <w:rFonts w:ascii="Cambria Math" w:eastAsiaTheme="minorEastAsia" w:hAnsi="Cambria Math"/>
+                </w:rPr>
+                <m:t>V</m:t>
+              </m:r>
+            </m:e>
+            <m:sub>
+              <m:r>
+                <w:rPr>
+                  <w:rFonts w:ascii="Cambria Math" w:eastAsiaTheme="minorEastAsia" w:hAnsi="Cambria Math"/>
+                </w:rPr>
+                <m:t>in,max</m:t>
+              </m:r>
+            </m:sub>
+          </m:sSub>
+        </m:oMath>
+      </m:oMathPara>
+    </w:p>
+    <w:p>
+      <w:pPr>
+        <w:pStyle w:val="LUTAppendix"/>
+        <w:rPr>
+          <w:rFonts w:eastAsiaTheme="minorEastAsia"/>
+        </w:rPr>
+      </w:pPr>
+      <m:oMathPara>
+        <m:oMath>
+          <m:f>
+            <m:fPr>
+              <m:ctrlPr>
+                <w:rPr>
+                  <w:rFonts w:ascii="Cambria Math" w:eastAsiaTheme="minorEastAsia" w:hAnsi="Cambria Math"/>
+                </w:rPr>
+              </m:ctrlPr>
+            </m:fPr>
+            <m:num>
+              <m:sSub>
+                <m:sSubPr>
+                  <m:ctrlPr>
+                    <w:rPr>
+                      <w:rFonts w:ascii="Cambria Math" w:eastAsiaTheme="minorEastAsia" w:hAnsi="Cambria Math"/>
+                      <w:i/>
+                    </w:rPr>
+                  </m:ctrlPr>
+                </m:sSubPr>
+                <m:e>
+                  <m:r>
+                    <w:rPr>
+                      <w:rFonts w:ascii="Cambria Math" w:eastAsiaTheme="minorEastAsia" w:hAnsi="Cambria Math"/>
+                    </w:rPr>
+                    <m:t>N</m:t>
+                  </m:r>
+                </m:e>
+                <m:sub>
+                  <m:r>
+                    <w:rPr>
+                      <w:rFonts w:ascii="Cambria Math" w:eastAsiaTheme="minorEastAsia" w:hAnsi="Cambria Math"/>
+                    </w:rPr>
+                    <m:t>s</m:t>
+                  </m:r>
+                </m:sub>
+              </m:sSub>
+              <m:ctrlPr>
+                <w:rPr>
+                  <w:rFonts w:ascii="Cambria Math" w:eastAsiaTheme="minorEastAsia" w:hAnsi="Cambria Math"/>
+                  <w:i/>
+                </w:rPr>
+              </m:ctrlPr>
+            </m:num>
+            <m:den>
+              <m:sSub>
+                <m:sSubPr>
+                  <m:ctrlPr>
+                    <w:rPr>
+                      <w:rFonts w:ascii="Cambria Math" w:eastAsiaTheme="minorEastAsia" w:hAnsi="Cambria Math"/>
+                      <w:i/>
+                    </w:rPr>
+                  </m:ctrlPr>
+                </m:sSubPr>
+                <m:e>
+                  <m:r>
+                    <w:rPr>
+                      <w:rFonts w:ascii="Cambria Math" w:eastAsiaTheme="minorEastAsia" w:hAnsi="Cambria Math"/>
+                    </w:rPr>
+                    <m:t>N</m:t>
+                  </m:r>
+                </m:e>
+                <m:sub>
+                  <m:r>
+                    <w:rPr>
+                      <w:rFonts w:ascii="Cambria Math" w:eastAsiaTheme="minorEastAsia" w:hAnsi="Cambria Math"/>
+                    </w:rPr>
+                    <m:t>p</m:t>
+                  </m:r>
+                </m:sub>
+              </m:sSub>
+              <m:ctrlPr>
+                <w:rPr>
+                  <w:rFonts w:ascii="Cambria Math" w:eastAsiaTheme="minorEastAsia" w:hAnsi="Cambria Math"/>
+                  <w:i/>
+                </w:rPr>
+              </m:ctrlPr>
+            </m:den>
+          </m:f>
+          <m:r>
+            <w:rPr>
+              <w:rFonts w:ascii="Cambria Math" w:eastAsiaTheme="minorEastAsia" w:hAnsi="Cambria Math"/>
+            </w:rPr>
+            <m:t>=</m:t>
+          </m:r>
+          <m:f>
+            <m:fPr>
+              <m:ctrlPr>
+                <w:rPr>
+                  <w:rFonts w:ascii="Cambria Math" w:eastAsiaTheme="minorEastAsia" w:hAnsi="Cambria Math"/>
+                </w:rPr>
+              </m:ctrlPr>
+            </m:fPr>
+            <m:num>
+              <m:sSub>
+                <m:sSubPr>
+                  <m:ctrlPr>
+                    <w:rPr>
+                      <w:rFonts w:ascii="Cambria Math" w:eastAsiaTheme="minorEastAsia" w:hAnsi="Cambria Math"/>
+                      <w:i/>
+                    </w:rPr>
+                  </m:ctrlPr>
+                </m:sSubPr>
+                <m:e>
+                  <m:r>
+                    <w:rPr>
+                      <w:rFonts w:ascii="Cambria Math" w:eastAsiaTheme="minorEastAsia" w:hAnsi="Cambria Math"/>
+                    </w:rPr>
+                    <m:t>V</m:t>
+                  </m:r>
+                </m:e>
+                <m:sub>
+                  <m:r>
+                    <w:rPr>
+                      <w:rFonts w:ascii="Cambria Math" w:eastAsiaTheme="minorEastAsia" w:hAnsi="Cambria Math"/>
+                    </w:rPr>
+                    <m:t>out</m:t>
+                  </m:r>
+                </m:sub>
+              </m:sSub>
+              <m:r>
+                <w:rPr>
+                  <w:rFonts w:ascii="Cambria Math" w:eastAsiaTheme="minorEastAsia" w:hAnsi="Cambria Math"/>
+                </w:rPr>
+                <m:t>+</m:t>
+              </m:r>
+              <m:sSub>
+                <m:sSubPr>
+                  <m:ctrlPr>
+                    <w:rPr>
+                      <w:rFonts w:ascii="Cambria Math" w:eastAsiaTheme="minorEastAsia" w:hAnsi="Cambria Math"/>
+                      <w:i/>
+                    </w:rPr>
+                  </m:ctrlPr>
+                </m:sSubPr>
+                <m:e>
+                  <m:r>
+                    <w:rPr>
+                      <w:rFonts w:ascii="Cambria Math" w:eastAsiaTheme="minorEastAsia" w:hAnsi="Cambria Math"/>
+                    </w:rPr>
+                    <m:t>V</m:t>
+                  </m:r>
+                </m:e>
+                <m:sub>
+                  <m:r>
+                    <w:rPr>
+                      <w:rFonts w:ascii="Cambria Math" w:eastAsiaTheme="minorEastAsia" w:hAnsi="Cambria Math"/>
+                    </w:rPr>
+                    <m:t>diode</m:t>
+                  </m:r>
+                </m:sub>
+              </m:sSub>
+              <m:ctrlPr>
+                <w:rPr>
+                  <w:rFonts w:ascii="Cambria Math" w:eastAsiaTheme="minorEastAsia" w:hAnsi="Cambria Math"/>
+                  <w:i/>
+                </w:rPr>
+              </m:ctrlPr>
+            </m:num>
+            <m:den>
+              <m:sSub>
+                <m:sSubPr>
+                  <m:ctrlPr>
+                    <w:rPr>
+                      <w:rFonts w:ascii="Cambria Math" w:eastAsiaTheme="minorEastAsia" w:hAnsi="Cambria Math"/>
+                      <w:i/>
+                    </w:rPr>
+                  </m:ctrlPr>
+                </m:sSubPr>
+                <m:e>
+                  <m:r>
+                    <w:rPr>
+                      <w:rFonts w:ascii="Cambria Math" w:eastAsiaTheme="minorEastAsia" w:hAnsi="Cambria Math"/>
+                    </w:rPr>
+                    <m:t>D</m:t>
+                  </m:r>
+                </m:e>
+                <m:sub>
+                  <m:r>
+                    <w:rPr>
+                      <w:rFonts w:ascii="Cambria Math" w:eastAsiaTheme="minorEastAsia" w:hAnsi="Cambria Math"/>
+                    </w:rPr>
+                    <m:t>max</m:t>
+                  </m:r>
+                </m:sub>
+              </m:sSub>
+              <m:r>
+                <m:rPr>
+                  <m:nor/>
+                </m:rPr>
+                <w:rPr>
+                  <w:rFonts w:ascii="Cambria Math" w:eastAsiaTheme="minorEastAsia" w:hAnsi="Cambria Math"/>
+                </w:rPr>
+                <m:t xml:space="preserve"> </m:t>
+              </m:r>
+              <m:sSub>
+                <m:sSubPr>
+                  <m:ctrlPr>
+                    <w:rPr>
+                      <w:rFonts w:ascii="Cambria Math" w:eastAsiaTheme="minorEastAsia" w:hAnsi="Cambria Math"/>
+                      <w:i/>
+                    </w:rPr>
+                  </m:ctrlPr>
+                </m:sSubPr>
+                <m:e>
+                  <m:r>
+                    <w:rPr>
+                      <w:rFonts w:ascii="Cambria Math" w:eastAsiaTheme="minorEastAsia" w:hAnsi="Cambria Math"/>
+                    </w:rPr>
+                    <m:t>V</m:t>
+                  </m:r>
+                </m:e>
+                <m:sub>
+                  <m:r>
+                    <w:rPr>
+                      <w:rFonts w:ascii="Cambria Math" w:eastAsiaTheme="minorEastAsia" w:hAnsi="Cambria Math"/>
+                    </w:rPr>
+                    <m:t>in,min</m:t>
+                  </m:r>
+                </m:sub>
+              </m:sSub>
+              <m:ctrlPr>
+                <w:rPr>
+                  <w:rFonts w:ascii="Cambria Math" w:eastAsiaTheme="minorEastAsia" w:hAnsi="Cambria Math"/>
+                  <w:i/>
+                </w:rPr>
+              </m:ctrlPr>
+            </m:den>
+          </m:f>
+        </m:oMath>
+      </m:oMathPara>
+    </w:p>
+    <w:p>
+      <w:pPr>
+        <w:pStyle w:val="LUTAppendix"/>
+        <w:rPr>
+          <w:rFonts w:eastAsiaTheme="minorEastAsia"/>
+        </w:rPr>
+      </w:pPr>
+      <w:r>
+        <w:rPr>
+          <w:rFonts w:eastAsiaTheme="minorEastAsia"/>
+        </w:rPr>
+        <w:t xml:space="preserve">By considering </w:t>
+      </w:r>
+      <w:r>
+        <w:rPr>
+          <w:rFonts w:eastAsiaTheme="minorEastAsia"/>
+        </w:rPr>
+        <w:t xml:space="preserve">the maximum duty cycle </w:t>
+      </w:r>
+      <w:r>
+        <w:rPr>
+          <w:rFonts w:eastAsiaTheme="minorEastAsia"/>
+        </w:rPr>
+        <w:t>(</w:t>
+      </w:r>
+      <m:oMath>
+        <m:sSub>
+          <m:sSubPr>
+            <m:ctrlPr>
+              <w:rPr>
+                <w:rFonts w:ascii="Cambria Math" w:eastAsiaTheme="minorEastAsia" w:hAnsi="Cambria Math"/>
+                <w:i/>
+              </w:rPr>
+            </m:ctrlPr>
+          </m:sSubPr>
+          <m:e>
+            <m:r>
+              <w:rPr>
+                <w:rFonts w:ascii="Cambria Math" w:eastAsiaTheme="minorEastAsia" w:hAnsi="Cambria Math"/>
+              </w:rPr>
+              <m:t>D</m:t>
+            </m:r>
+          </m:e>
+          <m:sub>
+            <m:r>
+              <w:rPr>
+                <w:rFonts w:ascii="Cambria Math" w:eastAsiaTheme="minorEastAsia" w:hAnsi="Cambria Math"/>
+              </w:rPr>
+              <m:t>max</m:t>
+            </m:r>
+          </m:sub>
+        </m:sSub>
+      </m:oMath>
+      <w:r>
+        <w:rPr>
+          <w:rFonts w:eastAsiaTheme="minorEastAsia"/>
+        </w:rPr>
+        <w:t xml:space="preserve">) </w:t>
+      </w:r>
+      <w:r>
+        <w:rPr>
+          <w:rFonts w:eastAsiaTheme="minorEastAsia"/>
+        </w:rPr>
+        <w:t xml:space="preserve">to be </w:t>
+      </w:r>
+      <w:r>
+        <w:rPr>
+          <w:rFonts w:eastAsiaTheme="minorEastAsia"/>
+        </w:rPr>
+        <w:t>0.45, which leaves enough margin for transformer reset</w:t>
+      </w:r>
+    </w:p>
+    <w:p>
+      <w:pPr>
+        <w:pStyle w:val="LUTAppendix"/>
+        <w:rPr>
+          <w:rFonts w:eastAsiaTheme="minorEastAsia"/>
+        </w:rPr>
+      </w:pPr>
+    </w:p>
+    <w:p>
+      <w:pPr>
+        <w:pStyle w:val="LUTAppendix"/>
+        <w:rPr>
+          <w:rFonts w:eastAsiaTheme="minorEastAsia"/>
+        </w:rPr>
+      </w:pPr>
+    </w:p>
+    <w:p>
+      <w:pPr>
+        <w:pStyle w:val="LUTAppendix"/>
+        <w:rPr>
+          <w:rFonts w:eastAsiaTheme="minorEastAsia"/>
+        </w:rPr>
+      </w:pPr>
+    </w:p>
+    <w:p>
+      <w:pPr>
+        <w:pStyle w:val="LUTAppendix"/>
+        <w:rPr>
+          <w:rFonts w:eastAsiaTheme="minorEastAsia"/>
+        </w:rPr>
+      </w:pPr>
+    </w:p>
+    <w:p>
+      <w:pPr>
+        <w:pStyle w:val="LUTAppendix"/>
+        <w:numPr>
+          <w:ilvl w:val="0"/>
+          <w:numId w:val="27"/>
+        </w:numPr>
+        <w:rPr>
+          <w:rFonts w:eastAsiaTheme="minorEastAsia"/>
+        </w:rPr>
+      </w:pPr>
+    </w:p>
+    <w:p>
+      <w:pPr>
+        <w:pStyle w:val="LUTAppendix"/>
+        <w:numPr>
+          <w:ilvl w:val="0"/>
+          <w:numId w:val="27"/>
+        </w:numPr>
+        <w:rPr>
+          <w:rFonts w:eastAsiaTheme="minorEastAsia"/>
+        </w:rPr>
+      </w:pPr>
+    </w:p>
+    <w:p>
+      <w:pPr>
+        <w:pStyle w:val="LUTAppendix"/>
+      </w:pPr>
+    </w:p>
+    <w:p>
+      <w:pPr>
+        <w:pStyle w:val="LUTAppendix"/>
+      </w:pPr>
+    </w:p>
+    <w:p>
+      <w:pPr>
         <w:spacing w:line="360" w:lineRule="auto"/>
-        <w:jc w:val="both"/>
-      </w:pPr>
-      <w:r>
-        <w:rPr>
-          <w:rFonts w:ascii="Times New Roman" w:hAnsi="Times New Roman"/>
-          <w:sz w:val="24"/>
-          <w:szCs w:val="24"/>
-        </w:rPr>
-        <w:t xml:space="preserve">Do not add hyphenation at the end of a line manually. Word’s automatic hyphenation tool can be used in this template. If you need to add more hyphens, select manual hyphenation in Word. The automatic hyphenation is usually </w:t>
-      </w:r>
-      <w:r>
-        <w:rPr>
-          <w:rFonts w:ascii="Times New Roman" w:hAnsi="Times New Roman"/>
-          <w:sz w:val="24"/>
-          <w:szCs w:val="24"/>
-        </w:rPr>
-        <w:t>turned off</w:t>
-      </w:r>
-      <w:r>
-        <w:rPr>
-          <w:rFonts w:ascii="Times New Roman" w:hAnsi="Times New Roman"/>
-          <w:sz w:val="24"/>
-          <w:szCs w:val="24"/>
-        </w:rPr>
-        <w:t>, but you can activate it yourself.</w:t>
-      </w:r>
-    </w:p>
-    <w:p>
-      <w:pPr>
-        <w:pStyle w:val="ListParagraph"/>
-        <w:spacing w:line="360" w:lineRule="auto"/>
-        <w:ind w:left="1450"/>
-        <w:jc w:val="both"/>
-      </w:pPr>
-    </w:p>
-    <w:p>
-      <w:pPr>
-        <w:pStyle w:val="LUTNormalTimesNewRoman12"/>
-        <w:rPr>
-          <w:u w:val="single"/>
-        </w:rPr>
-      </w:pPr>
-      <w:r>
-        <w:rPr>
-          <w:u w:val="single"/>
-        </w:rPr>
-        <w:t xml:space="preserve">Line spacing, font, margins, alignment, page numbering and headings </w:t>
-      </w:r>
-    </w:p>
-    <w:p>
-      <w:pPr>
-        <w:spacing w:line="360" w:lineRule="auto"/>
-        <w:rPr>
-          <w:rFonts w:ascii="Times New Roman" w:hAnsi="Times New Roman" w:cs="Times New Roman"/>
-          <w:sz w:val="24"/>
-          <w:szCs w:val="24"/>
-        </w:rPr>
-      </w:pPr>
-      <w:r>
-        <w:rPr>
-          <w:rFonts w:ascii="Times New Roman" w:hAnsi="Times New Roman"/>
-          <w:sz w:val="24"/>
-          <w:szCs w:val="24"/>
-        </w:rPr>
-        <w:t>Official layout guidelines state that the line spacing should be 1.5 except for the abstract and possible direct citations, where the spacing is 1. You can choose from two fonts: Times New Roman (12 pt) or Arial (11 pt). This template has been written in Times New Roman 12 pt</w:t>
-      </w:r>
-      <w:r>
-        <w:rPr>
-          <w:rFonts w:ascii="Times New Roman" w:hAnsi="Times New Roman"/>
-          <w:sz w:val="24"/>
-          <w:szCs w:val="24"/>
-        </w:rPr>
-        <w:t xml:space="preserve"> (Style LUT Normal)</w:t>
-      </w:r>
-      <w:r>
-        <w:rPr>
-          <w:rFonts w:ascii="Times New Roman" w:hAnsi="Times New Roman"/>
-          <w:sz w:val="24"/>
-          <w:szCs w:val="24"/>
-        </w:rPr>
-        <w:t xml:space="preserve">. Leave an empty line </w:t>
-      </w:r>
-      <w:r>
-        <w:rPr>
-          <w:rFonts w:ascii="Times New Roman" w:hAnsi="Times New Roman"/>
-          <w:sz w:val="24"/>
-          <w:szCs w:val="24"/>
-        </w:rPr>
-        <w:t xml:space="preserve">before and </w:t>
-      </w:r>
-      <w:r>
-        <w:rPr>
-          <w:rFonts w:ascii="Times New Roman" w:hAnsi="Times New Roman"/>
-          <w:sz w:val="24"/>
-          <w:szCs w:val="24"/>
-        </w:rPr>
-        <w:t>after tables and figures.</w:t>
-      </w:r>
-    </w:p>
-    <w:p>
-      <w:pPr>
-        <w:spacing w:line="360" w:lineRule="auto"/>
-        <w:rPr>
-          <w:rFonts w:ascii="Times New Roman" w:hAnsi="Times New Roman" w:cs="Times New Roman"/>
-          <w:sz w:val="24"/>
-          <w:szCs w:val="24"/>
-        </w:rPr>
-      </w:pPr>
-      <w:r>
-        <w:rPr>
-          <w:rFonts w:ascii="Times New Roman" w:hAnsi="Times New Roman"/>
-          <w:sz w:val="24"/>
-          <w:szCs w:val="24"/>
-        </w:rPr>
-        <w:t>Leave the following margins:</w:t>
-      </w:r>
-    </w:p>
-    <w:p>
-      <w:pPr>
-        <w:spacing w:line="360" w:lineRule="auto"/>
-        <w:rPr>
-          <w:rFonts w:ascii="Times New Roman" w:hAnsi="Times New Roman" w:cs="Times New Roman"/>
-          <w:sz w:val="24"/>
-          <w:szCs w:val="24"/>
-        </w:rPr>
-      </w:pPr>
-      <w:r>
-        <w:rPr>
-          <w:rFonts w:ascii="Times New Roman" w:hAnsi="Times New Roman"/>
-          <w:sz w:val="24"/>
-          <w:szCs w:val="24"/>
-        </w:rPr>
-        <w:t>•</w:t>
-      </w:r>
-      <w:r>
-        <w:rPr>
-          <w:rFonts w:ascii="Times New Roman" w:hAnsi="Times New Roman"/>
-          <w:sz w:val="24"/>
-          <w:szCs w:val="24"/>
-        </w:rPr>
-        <w:tab/>
-        <w:t>top and left 35 mm</w:t>
-      </w:r>
-    </w:p>
-    <w:p>
-      <w:pPr>
-        <w:spacing w:line="360" w:lineRule="auto"/>
-        <w:rPr>
-          <w:rFonts w:ascii="Times New Roman" w:hAnsi="Times New Roman" w:cs="Times New Roman"/>
-          <w:sz w:val="24"/>
-          <w:szCs w:val="24"/>
-        </w:rPr>
-      </w:pPr>
-      <w:r>
-        <w:rPr>
-          <w:rFonts w:ascii="Times New Roman" w:hAnsi="Times New Roman"/>
-          <w:sz w:val="24"/>
-          <w:szCs w:val="24"/>
-        </w:rPr>
-        <w:t>•</w:t>
-      </w:r>
-      <w:r>
-        <w:rPr>
-          <w:rFonts w:ascii="Times New Roman" w:hAnsi="Times New Roman"/>
-          <w:sz w:val="24"/>
-          <w:szCs w:val="24"/>
-        </w:rPr>
-        <w:tab/>
-        <w:t xml:space="preserve">bottom and right 20 mm. </w:t>
-      </w:r>
-    </w:p>
-    <w:p>
-      <w:pPr>
-        <w:spacing w:line="360" w:lineRule="auto"/>
-        <w:jc w:val="both"/>
-        <w:rPr>
-          <w:rFonts w:ascii="Times New Roman" w:hAnsi="Times New Roman" w:cs="Times New Roman"/>
-          <w:sz w:val="24"/>
-          <w:szCs w:val="24"/>
-        </w:rPr>
-      </w:pPr>
-      <w:r>
-        <w:rPr>
-          <w:rFonts w:ascii="Times New Roman" w:hAnsi="Times New Roman"/>
-          <w:sz w:val="24"/>
-          <w:szCs w:val="24"/>
-        </w:rPr>
-        <w:lastRenderedPageBreak/>
-        <w:t xml:space="preserve">The page number of the title page is 1, but the page numbering should not be visible before the first page of the table of contents. Place the page numbers at the top of the page, either centred or in the right-hand corner. Page numbering ends on the final page of the reference list: appendices do not have page numbers unless the appendix is multiple pages. </w:t>
-      </w:r>
-    </w:p>
-    <w:p>
-      <w:pPr>
-        <w:spacing w:line="360" w:lineRule="auto"/>
-        <w:jc w:val="both"/>
-        <w:rPr>
-          <w:rFonts w:ascii="Times New Roman" w:hAnsi="Times New Roman" w:cs="Times New Roman"/>
-          <w:sz w:val="24"/>
-          <w:szCs w:val="24"/>
-        </w:rPr>
-      </w:pPr>
-      <w:bookmarkStart w:id="12" w:name="_Hlk86759972"/>
-      <w:r>
-        <w:rPr>
-          <w:rFonts w:ascii="Times New Roman" w:hAnsi="Times New Roman"/>
-          <w:sz w:val="24"/>
-          <w:szCs w:val="24"/>
-        </w:rPr>
-        <w:t>Always use heading styles in your headings (</w:t>
-      </w:r>
-      <w:r>
-        <w:rPr>
-          <w:rFonts w:ascii="Times New Roman" w:hAnsi="Times New Roman"/>
-          <w:sz w:val="24"/>
-          <w:szCs w:val="24"/>
-        </w:rPr>
-        <w:t xml:space="preserve">LUT </w:t>
-      </w:r>
-      <w:r>
-        <w:rPr>
-          <w:rFonts w:ascii="Times New Roman" w:hAnsi="Times New Roman"/>
-          <w:sz w:val="24"/>
-          <w:szCs w:val="24"/>
-        </w:rPr>
-        <w:t xml:space="preserve">Heading 1, </w:t>
-      </w:r>
-      <w:r>
-        <w:rPr>
-          <w:rFonts w:ascii="Times New Roman" w:hAnsi="Times New Roman"/>
-          <w:sz w:val="24"/>
-          <w:szCs w:val="24"/>
-        </w:rPr>
-        <w:t xml:space="preserve">LUT </w:t>
-      </w:r>
-      <w:r>
-        <w:rPr>
-          <w:rFonts w:ascii="Times New Roman" w:hAnsi="Times New Roman"/>
-          <w:sz w:val="24"/>
-          <w:szCs w:val="24"/>
-        </w:rPr>
-        <w:t xml:space="preserve">Heading 2, </w:t>
-      </w:r>
-      <w:r>
-        <w:rPr>
-          <w:rFonts w:ascii="Times New Roman" w:hAnsi="Times New Roman"/>
-          <w:sz w:val="24"/>
-          <w:szCs w:val="24"/>
-        </w:rPr>
-        <w:t xml:space="preserve">LUT </w:t>
-      </w:r>
-      <w:r>
-        <w:rPr>
-          <w:rFonts w:ascii="Times New Roman" w:hAnsi="Times New Roman"/>
-          <w:sz w:val="24"/>
-          <w:szCs w:val="24"/>
-        </w:rPr>
-        <w:t>Heading 3). Always place chapter headings (</w:t>
-      </w:r>
-      <w:r>
-        <w:rPr>
-          <w:rFonts w:ascii="Times New Roman" w:hAnsi="Times New Roman"/>
-          <w:sz w:val="24"/>
-          <w:szCs w:val="24"/>
-        </w:rPr>
-        <w:t xml:space="preserve">LUT </w:t>
-      </w:r>
-      <w:r>
-        <w:rPr>
-          <w:rFonts w:ascii="Times New Roman" w:hAnsi="Times New Roman"/>
-          <w:sz w:val="24"/>
-          <w:szCs w:val="24"/>
-        </w:rPr>
-        <w:t>Heading 1) on a fresh page</w:t>
-      </w:r>
-      <w:bookmarkEnd w:id="12"/>
-      <w:r>
-        <w:rPr>
-          <w:rFonts w:ascii="Times New Roman" w:hAnsi="Times New Roman"/>
-          <w:sz w:val="24"/>
-          <w:szCs w:val="24"/>
-        </w:rPr>
-        <w:t xml:space="preserve">. If you add large figures or tables, remember to check that the empty space after the figure or image covers no more than 20% of the page. </w:t>
-      </w:r>
-    </w:p>
-    <w:p>
-      <w:pPr>
-        <w:spacing w:line="360" w:lineRule="auto"/>
-        <w:jc w:val="both"/>
-        <w:rPr>
-          <w:rFonts w:ascii="Times New Roman" w:hAnsi="Times New Roman" w:cs="Times New Roman"/>
-          <w:sz w:val="24"/>
-          <w:szCs w:val="24"/>
-        </w:rPr>
-      </w:pPr>
-      <w:r>
-        <w:rPr>
-          <w:rFonts w:ascii="Times New Roman" w:hAnsi="Times New Roman"/>
-          <w:sz w:val="24"/>
-          <w:szCs w:val="24"/>
-        </w:rPr>
-        <w:t xml:space="preserve">The heading numbering starts from the introduction and continues consecutively. Do not place a period after the heading number. Do not number the heading of the reference list at the end of the thesis. </w:t>
-      </w:r>
-    </w:p>
-    <w:p>
-      <w:pPr>
-        <w:spacing w:line="360" w:lineRule="auto"/>
-        <w:jc w:val="both"/>
-        <w:rPr>
-          <w:rFonts w:ascii="Times New Roman" w:hAnsi="Times New Roman" w:cs="Times New Roman"/>
-          <w:sz w:val="24"/>
-          <w:szCs w:val="24"/>
-        </w:rPr>
-      </w:pPr>
-      <w:r>
-        <w:rPr>
-          <w:rFonts w:ascii="Times New Roman" w:hAnsi="Times New Roman"/>
-          <w:sz w:val="24"/>
-          <w:szCs w:val="24"/>
-        </w:rPr>
-        <w:t xml:space="preserve">The thesis should include no more than three heading levels, and the headings should progress in a logical order (first </w:t>
-      </w:r>
-      <w:r>
-        <w:rPr>
-          <w:rFonts w:ascii="Times New Roman" w:hAnsi="Times New Roman"/>
-          <w:sz w:val="24"/>
-          <w:szCs w:val="24"/>
-        </w:rPr>
-        <w:t xml:space="preserve">LUT </w:t>
-      </w:r>
-      <w:r>
-        <w:rPr>
-          <w:rFonts w:ascii="Times New Roman" w:hAnsi="Times New Roman"/>
-          <w:sz w:val="24"/>
-          <w:szCs w:val="24"/>
-        </w:rPr>
-        <w:t xml:space="preserve">Heading </w:t>
-      </w:r>
-      <w:r>
-        <w:rPr>
-          <w:rFonts w:ascii="Times New Roman" w:hAnsi="Times New Roman"/>
-          <w:sz w:val="24"/>
-          <w:szCs w:val="24"/>
-        </w:rPr>
-        <w:t>1</w:t>
-      </w:r>
-      <w:r>
-        <w:rPr>
-          <w:rFonts w:ascii="Times New Roman" w:hAnsi="Times New Roman"/>
-          <w:sz w:val="24"/>
-          <w:szCs w:val="24"/>
-        </w:rPr>
-        <w:t xml:space="preserve">, then </w:t>
-      </w:r>
-      <w:r>
-        <w:rPr>
-          <w:rFonts w:ascii="Times New Roman" w:hAnsi="Times New Roman"/>
-          <w:sz w:val="24"/>
-          <w:szCs w:val="24"/>
-        </w:rPr>
-        <w:t xml:space="preserve">LUT </w:t>
-      </w:r>
-      <w:r>
-        <w:rPr>
-          <w:rFonts w:ascii="Times New Roman" w:hAnsi="Times New Roman"/>
-          <w:sz w:val="24"/>
-          <w:szCs w:val="24"/>
-        </w:rPr>
-        <w:t xml:space="preserve">Heading </w:t>
-      </w:r>
-      <w:r>
-        <w:rPr>
-          <w:rFonts w:ascii="Times New Roman" w:hAnsi="Times New Roman"/>
-          <w:sz w:val="24"/>
-          <w:szCs w:val="24"/>
-        </w:rPr>
-        <w:t>2</w:t>
-      </w:r>
-      <w:r>
-        <w:rPr>
-          <w:rFonts w:ascii="Times New Roman" w:hAnsi="Times New Roman"/>
-          <w:sz w:val="24"/>
-          <w:szCs w:val="24"/>
-        </w:rPr>
-        <w:t>,</w:t>
-      </w:r>
-      <w:r>
-        <w:rPr>
-          <w:rFonts w:ascii="Times New Roman" w:hAnsi="Times New Roman"/>
-          <w:sz w:val="24"/>
-          <w:szCs w:val="24"/>
-        </w:rPr>
-        <w:t xml:space="preserve"> etc.). If you need even more detailed subheadings, do not number them</w:t>
-      </w:r>
-      <w:r>
-        <w:rPr>
-          <w:rFonts w:ascii="Times New Roman" w:hAnsi="Times New Roman"/>
-          <w:sz w:val="24"/>
-          <w:szCs w:val="24"/>
-        </w:rPr>
-        <w:t>,</w:t>
-      </w:r>
-      <w:r>
-        <w:rPr>
-          <w:rFonts w:ascii="Times New Roman" w:hAnsi="Times New Roman"/>
-          <w:sz w:val="24"/>
-          <w:szCs w:val="24"/>
-        </w:rPr>
-        <w:t xml:space="preserve"> and leave them out of the table of contents. Concise headings that describe the text sufficiently are the best. You can use question marks or exclamation marks, but do not add a period if the heading is a regular sentence. </w:t>
-      </w:r>
-    </w:p>
-    <w:p>
-      <w:pPr>
-        <w:spacing w:line="360" w:lineRule="auto"/>
-        <w:jc w:val="both"/>
-        <w:rPr>
-          <w:rFonts w:ascii="Times New Roman" w:hAnsi="Times New Roman" w:cs="Times New Roman"/>
-          <w:sz w:val="24"/>
-          <w:szCs w:val="24"/>
-        </w:rPr>
-      </w:pPr>
-      <w:r>
-        <w:rPr>
-          <w:rFonts w:ascii="Times New Roman" w:hAnsi="Times New Roman"/>
-          <w:sz w:val="24"/>
-          <w:szCs w:val="24"/>
-        </w:rPr>
-        <w:t xml:space="preserve">A heading cannot be followed by a heading. Always write something between them. For instance, there must be text between headings 1 and 1.1. </w:t>
-      </w:r>
-    </w:p>
-    <w:p>
-      <w:pPr>
-        <w:spacing w:line="360" w:lineRule="auto"/>
-        <w:jc w:val="both"/>
-        <w:rPr>
-          <w:rFonts w:ascii="Times New Roman" w:hAnsi="Times New Roman" w:cs="Times New Roman"/>
-          <w:sz w:val="24"/>
-          <w:szCs w:val="24"/>
-        </w:rPr>
-      </w:pPr>
-      <w:r>
-        <w:rPr>
-          <w:rFonts w:ascii="Times New Roman" w:hAnsi="Times New Roman"/>
-          <w:sz w:val="24"/>
-          <w:szCs w:val="24"/>
-        </w:rPr>
-        <w:t xml:space="preserve">Lists are a good way to express things clearly. Use the same type of bullet or symbol in lists throughout your thesis. A section should never end in a list. There should always be two or three sentences after a list. </w:t>
-      </w:r>
-    </w:p>
-    <w:p>
-      <w:pPr>
-        <w:spacing w:line="360" w:lineRule="auto"/>
         <w:rPr>
           <w:rFonts w:ascii="Times New Roman" w:hAnsi="Times New Roman" w:cs="Times New Roman"/>
           <w:sz w:val="24"/>
           <w:szCs w:val="24"/>
         </w:rPr>
         <w:sectPr>
-          <w:headerReference w:type="default" r:id="rId25"/>
-          <w:footerReference w:type="even" r:id="rId26"/>
-          <w:footerReference w:type="default" r:id="rId27"/>
-          <w:footerReference w:type="first" r:id="rId28"/>
+          <w:headerReference w:type="default" r:id="rId28"/>
+          <w:footerReference w:type="even" r:id="rId29"/>
+          <w:footerReference w:type="default" r:id="rId30"/>
+          <w:footerReference w:type="first" r:id="rId31"/>
           <w:pgSz w:w="11906" w:h="16838"/>
           <w:pgMar w:top="1985" w:right="1134" w:bottom="1134" w:left="1985" w:header="708" w:footer="708" w:gutter="0"/>
           <w:pgNumType w:start="1"/>
@@ -8069,7 +10499,25 @@
           <w:sz w:val="24"/>
           <w:szCs w:val="24"/>
         </w:rPr>
-        <w:t>Referring to a source means that you explain the contents of the source material in your own words. Direct citations, on the other hand, are placed in parentheses (“ ”). Plagiarism or using another person’s original material without appropriate referencing is not allowed.</w:t>
+        <w:t xml:space="preserve">Referring to a source means that you explain the contents of the source material in your own words. Direct citations, on the other hand, are placed in parentheses </w:t>
+      </w:r>
+      <w:proofErr w:type="gramStart"/>
+      <w:r>
+        <w:rPr>
+          <w:rFonts w:ascii="Times New Roman" w:hAnsi="Times New Roman"/>
+          <w:sz w:val="24"/>
+          <w:szCs w:val="24"/>
+        </w:rPr>
+        <w:t>(“ ”</w:t>
+      </w:r>
+      <w:proofErr w:type="gramEnd"/>
+      <w:r>
+        <w:rPr>
+          <w:rFonts w:ascii="Times New Roman" w:hAnsi="Times New Roman"/>
+          <w:sz w:val="24"/>
+          <w:szCs w:val="24"/>
+        </w:rPr>
+        <w:t>). Plagiarism or using another person’s original material without appropriate referencing is not allowed.</w:t>
       </w:r>
     </w:p>
     <w:p>
@@ -8120,7 +10568,43 @@
           <w:sz w:val="24"/>
           <w:szCs w:val="24"/>
         </w:rPr>
-        <w:t>In the Harvard system, the citation is placed in parentheses directly in the text to indicate the passage that has been cited from another source. Place the citation before the period that ends the sentence when it refers only to the sentence in question (Kaasinen et al. 2020, 173–174). If you are referring to more than that one sentence, introduce the source you are summarizing or paraphrasing at the beginning of the paragraph. Then, refer back to the source when needed to ensure your reader understands you are still using the same source.</w:t>
+        <w:t xml:space="preserve">In the Harvard system, the citation is placed in parentheses directly in the text to indicate the passage that has been cited from another source. Place the citation before the period that ends the sentence when it refers only to the sentence in question (Kaasinen et al. 2020, 173–174). If you are referring to more than </w:t>
+      </w:r>
+      <w:proofErr w:type="gramStart"/>
+      <w:r>
+        <w:rPr>
+          <w:rFonts w:ascii="Times New Roman" w:hAnsi="Times New Roman"/>
+          <w:sz w:val="24"/>
+          <w:szCs w:val="24"/>
+        </w:rPr>
+        <w:t>that one</w:t>
+      </w:r>
+      <w:proofErr w:type="gramEnd"/>
+      <w:r>
+        <w:rPr>
+          <w:rFonts w:ascii="Times New Roman" w:hAnsi="Times New Roman"/>
+          <w:sz w:val="24"/>
+          <w:szCs w:val="24"/>
+        </w:rPr>
+        <w:t xml:space="preserve"> sentence, introduce the source you are summarizing or paraphrasing at the beginning of the paragraph. Then, </w:t>
+      </w:r>
+      <w:proofErr w:type="gramStart"/>
+      <w:r>
+        <w:rPr>
+          <w:rFonts w:ascii="Times New Roman" w:hAnsi="Times New Roman"/>
+          <w:sz w:val="24"/>
+          <w:szCs w:val="24"/>
+        </w:rPr>
+        <w:t>refer back</w:t>
+      </w:r>
+      <w:proofErr w:type="gramEnd"/>
+      <w:r>
+        <w:rPr>
+          <w:rFonts w:ascii="Times New Roman" w:hAnsi="Times New Roman"/>
+          <w:sz w:val="24"/>
+          <w:szCs w:val="24"/>
+        </w:rPr>
+        <w:t xml:space="preserve"> to the source when needed to ensure your reader understands you are still using the same source.</w:t>
       </w:r>
     </w:p>
     <w:p>
@@ -8139,7 +10623,43 @@
           <w:sz w:val="24"/>
           <w:szCs w:val="24"/>
         </w:rPr>
-        <w:t>Typically, the citation mentions the author (the last name is sufficient, unless authors of several sources have the same last name), the publication year and the page number. Please note that the author does not always have to be a person, but it may also be an organisation, for instance. If the source does not mention who the author is, the reference should include the name of the publication instead of the author. The author (or the title of the work) is very commonly mentioned as a part of a sentence: “According to a study conducted by Möttönen (2007, 68), a pike is a fish”.</w:t>
+        <w:t xml:space="preserve">Typically, the citation mentions the author (the last name is sufficient, unless authors of several sources have the same last name), the publication year and the page number. Please note that the author does not always have to be a person, but it may also be an </w:t>
+      </w:r>
+      <w:proofErr w:type="spellStart"/>
+      <w:r>
+        <w:rPr>
+          <w:rFonts w:ascii="Times New Roman" w:hAnsi="Times New Roman"/>
+          <w:sz w:val="24"/>
+          <w:szCs w:val="24"/>
+        </w:rPr>
+        <w:t>organisation</w:t>
+      </w:r>
+      <w:proofErr w:type="spellEnd"/>
+      <w:r>
+        <w:rPr>
+          <w:rFonts w:ascii="Times New Roman" w:hAnsi="Times New Roman"/>
+          <w:sz w:val="24"/>
+          <w:szCs w:val="24"/>
+        </w:rPr>
+        <w:t xml:space="preserve">, for instance. If the source does not mention who the author is, the reference should include the name of the publication instead of the author. The author (or the title of the work) is very commonly mentioned as a part of a sentence: “According to a study conducted by </w:t>
+      </w:r>
+      <w:proofErr w:type="spellStart"/>
+      <w:r>
+        <w:rPr>
+          <w:rFonts w:ascii="Times New Roman" w:hAnsi="Times New Roman"/>
+          <w:sz w:val="24"/>
+          <w:szCs w:val="24"/>
+        </w:rPr>
+        <w:t>Möttönen</w:t>
+      </w:r>
+      <w:proofErr w:type="spellEnd"/>
+      <w:r>
+        <w:rPr>
+          <w:rFonts w:ascii="Times New Roman" w:hAnsi="Times New Roman"/>
+          <w:sz w:val="24"/>
+          <w:szCs w:val="24"/>
+        </w:rPr>
+        <w:t xml:space="preserve"> (2007, 68), a pike is a fish”.</w:t>
       </w:r>
     </w:p>
     <w:p>
@@ -8159,7 +10679,61 @@
           <w:szCs w:val="24"/>
         </w:rPr>
         <w:lastRenderedPageBreak/>
-        <w:t>If the source has more than one author, typically they are all mentioned in the reference by their last name and separated with the word ‘and’ or the symbol ‘&amp;’. Make later references to the same work with the first author’s last name and “et al.” If you reference several works published by the same author in the same year, add lower-case letters (a, b, c…) after the publication year to distinguish the sources. Use the same alphabetical organisation also in the list of references.</w:t>
+        <w:t xml:space="preserve">If the source has more than one author, typically they are all mentioned in </w:t>
+      </w:r>
+      <w:proofErr w:type="gramStart"/>
+      <w:r>
+        <w:rPr>
+          <w:rFonts w:ascii="Times New Roman" w:hAnsi="Times New Roman"/>
+          <w:sz w:val="24"/>
+          <w:szCs w:val="24"/>
+        </w:rPr>
+        <w:t>the reference</w:t>
+      </w:r>
+      <w:proofErr w:type="gramEnd"/>
+      <w:r>
+        <w:rPr>
+          <w:rFonts w:ascii="Times New Roman" w:hAnsi="Times New Roman"/>
+          <w:sz w:val="24"/>
+          <w:szCs w:val="24"/>
+        </w:rPr>
+        <w:t xml:space="preserve"> by their last name and separated with the word ‘and’ or the </w:t>
+      </w:r>
+      <w:proofErr w:type="gramStart"/>
+      <w:r>
+        <w:rPr>
+          <w:rFonts w:ascii="Times New Roman" w:hAnsi="Times New Roman"/>
+          <w:sz w:val="24"/>
+          <w:szCs w:val="24"/>
+        </w:rPr>
+        <w:t>symbol ‘&amp;</w:t>
+      </w:r>
+      <w:proofErr w:type="gramEnd"/>
+      <w:r>
+        <w:rPr>
+          <w:rFonts w:ascii="Times New Roman" w:hAnsi="Times New Roman"/>
+          <w:sz w:val="24"/>
+          <w:szCs w:val="24"/>
+        </w:rPr>
+        <w:t xml:space="preserve">’. Make later references to the same work with the first author’s last name and “et al.” If you reference several works published by the same author in the same year, add lower-case letters (a, b, c…) after the publication year to distinguish the sources. Use the same alphabetical </w:t>
+      </w:r>
+      <w:proofErr w:type="spellStart"/>
+      <w:r>
+        <w:rPr>
+          <w:rFonts w:ascii="Times New Roman" w:hAnsi="Times New Roman"/>
+          <w:sz w:val="24"/>
+          <w:szCs w:val="24"/>
+        </w:rPr>
+        <w:t>organisation</w:t>
+      </w:r>
+      <w:proofErr w:type="spellEnd"/>
+      <w:r>
+        <w:rPr>
+          <w:rFonts w:ascii="Times New Roman" w:hAnsi="Times New Roman"/>
+          <w:sz w:val="24"/>
+          <w:szCs w:val="24"/>
+        </w:rPr>
+        <w:t xml:space="preserve"> also in the list of references.</w:t>
       </w:r>
     </w:p>
     <w:p>
@@ -8221,7 +10795,7 @@
         </w:rPr>
         <w:t xml:space="preserve">: </w:t>
       </w:r>
-      <w:hyperlink r:id="rId29" w:history="1">
+      <w:hyperlink r:id="rId32" w:history="1">
         <w:r>
           <w:rPr>
             <w:rStyle w:val="Hyperlink"/>
@@ -8311,7 +10885,43 @@
           <w:sz w:val="24"/>
           <w:szCs w:val="24"/>
         </w:rPr>
-        <w:t xml:space="preserve">In many theses, figures and tables are centralised. The author can choose how to place the tables and figures, as long as the method is consistent and continuous throughout the work. </w:t>
+        <w:t xml:space="preserve">In many theses, figures and tables are </w:t>
+      </w:r>
+      <w:proofErr w:type="spellStart"/>
+      <w:r>
+        <w:rPr>
+          <w:rFonts w:ascii="Times New Roman" w:hAnsi="Times New Roman"/>
+          <w:sz w:val="24"/>
+          <w:szCs w:val="24"/>
+        </w:rPr>
+        <w:t>centralised</w:t>
+      </w:r>
+      <w:proofErr w:type="spellEnd"/>
+      <w:r>
+        <w:rPr>
+          <w:rFonts w:ascii="Times New Roman" w:hAnsi="Times New Roman"/>
+          <w:sz w:val="24"/>
+          <w:szCs w:val="24"/>
+        </w:rPr>
+        <w:t xml:space="preserve">. The author can choose how to place the tables and figures, </w:t>
+      </w:r>
+      <w:proofErr w:type="gramStart"/>
+      <w:r>
+        <w:rPr>
+          <w:rFonts w:ascii="Times New Roman" w:hAnsi="Times New Roman"/>
+          <w:sz w:val="24"/>
+          <w:szCs w:val="24"/>
+        </w:rPr>
+        <w:t>as long as</w:t>
+      </w:r>
+      <w:proofErr w:type="gramEnd"/>
+      <w:r>
+        <w:rPr>
+          <w:rFonts w:ascii="Times New Roman" w:hAnsi="Times New Roman"/>
+          <w:sz w:val="24"/>
+          <w:szCs w:val="24"/>
+        </w:rPr>
+        <w:t xml:space="preserve"> the method is consistent and continuous throughout the work. </w:t>
       </w:r>
       <w:r>
         <w:rPr>
@@ -8394,7 +11004,43 @@
           <w:sz w:val="24"/>
           <w:szCs w:val="24"/>
         </w:rPr>
-        <w:t xml:space="preserve">Remember to add alt text (alternative text) to your figures and tables to ensure accessibility. Alt text is read with a designated reader and can be viewed even when the image cannot be displayed on the page. The MS Word text processing software creates alt text automatically, but you should make sure it describes the object sufficiently and understandably. You can </w:t>
+        <w:t xml:space="preserve">Remember to add </w:t>
+      </w:r>
+      <w:proofErr w:type="gramStart"/>
+      <w:r>
+        <w:rPr>
+          <w:rFonts w:ascii="Times New Roman" w:hAnsi="Times New Roman"/>
+          <w:sz w:val="24"/>
+          <w:szCs w:val="24"/>
+        </w:rPr>
+        <w:t>alt</w:t>
+      </w:r>
+      <w:proofErr w:type="gramEnd"/>
+      <w:r>
+        <w:rPr>
+          <w:rFonts w:ascii="Times New Roman" w:hAnsi="Times New Roman"/>
+          <w:sz w:val="24"/>
+          <w:szCs w:val="24"/>
+        </w:rPr>
+        <w:t xml:space="preserve"> text (alternative text) to your figures and tables to ensure accessibility. Alt text is read with a designated reader and can be viewed even when the image cannot be displayed on the page. The MS Word text processing software creates </w:t>
+      </w:r>
+      <w:proofErr w:type="gramStart"/>
+      <w:r>
+        <w:rPr>
+          <w:rFonts w:ascii="Times New Roman" w:hAnsi="Times New Roman"/>
+          <w:sz w:val="24"/>
+          <w:szCs w:val="24"/>
+        </w:rPr>
+        <w:t>alt</w:t>
+      </w:r>
+      <w:proofErr w:type="gramEnd"/>
+      <w:r>
+        <w:rPr>
+          <w:rFonts w:ascii="Times New Roman" w:hAnsi="Times New Roman"/>
+          <w:sz w:val="24"/>
+          <w:szCs w:val="24"/>
+        </w:rPr>
+        <w:t xml:space="preserve"> text automatically, but you should make sure it describes the object sufficiently and understandably. You can </w:t>
       </w:r>
       <w:r>
         <w:rPr>
@@ -8454,15 +11100,33 @@
           <w:sz w:val="24"/>
           <w:szCs w:val="24"/>
         </w:rPr>
-        <w:t>Give your tables numbers and captions</w:t>
-      </w:r>
-      <w:r>
-        <w:rPr>
-          <w:rFonts w:ascii="Times New Roman" w:hAnsi="Times New Roman"/>
-          <w:sz w:val="24"/>
-          <w:szCs w:val="24"/>
-        </w:rPr>
-        <w:t>, and refer to them in the text</w:t>
+        <w:t xml:space="preserve">Give your tables numbers and </w:t>
+      </w:r>
+      <w:proofErr w:type="gramStart"/>
+      <w:r>
+        <w:rPr>
+          <w:rFonts w:ascii="Times New Roman" w:hAnsi="Times New Roman"/>
+          <w:sz w:val="24"/>
+          <w:szCs w:val="24"/>
+        </w:rPr>
+        <w:t>captions</w:t>
+      </w:r>
+      <w:r>
+        <w:rPr>
+          <w:rFonts w:ascii="Times New Roman" w:hAnsi="Times New Roman"/>
+          <w:sz w:val="24"/>
+          <w:szCs w:val="24"/>
+        </w:rPr>
+        <w:t>, and</w:t>
+      </w:r>
+      <w:proofErr w:type="gramEnd"/>
+      <w:r>
+        <w:rPr>
+          <w:rFonts w:ascii="Times New Roman" w:hAnsi="Times New Roman"/>
+          <w:sz w:val="24"/>
+          <w:szCs w:val="24"/>
+        </w:rPr>
+        <w:t xml:space="preserve"> refer to them in the text</w:t>
       </w:r>
       <w:r>
         <w:rPr>
@@ -9059,7 +11723,43 @@
           <w:szCs w:val="24"/>
         </w:rPr>
         <w:lastRenderedPageBreak/>
-        <w:t xml:space="preserve">You should use a software programme such as Excel or Matlab to draw charts. Charts should be clear and easy to understand. Use a white background. A background grid is allowed if it does not make the figure difficult to interpret. Variables and measurement points should be clearly visible. Name the axes and their units. </w:t>
+        <w:t xml:space="preserve">You should use a software </w:t>
+      </w:r>
+      <w:proofErr w:type="spellStart"/>
+      <w:r>
+        <w:rPr>
+          <w:rFonts w:ascii="Times New Roman" w:hAnsi="Times New Roman"/>
+          <w:sz w:val="24"/>
+          <w:szCs w:val="24"/>
+        </w:rPr>
+        <w:t>programme</w:t>
+      </w:r>
+      <w:proofErr w:type="spellEnd"/>
+      <w:r>
+        <w:rPr>
+          <w:rFonts w:ascii="Times New Roman" w:hAnsi="Times New Roman"/>
+          <w:sz w:val="24"/>
+          <w:szCs w:val="24"/>
+        </w:rPr>
+        <w:t xml:space="preserve"> such as Excel or </w:t>
+      </w:r>
+      <w:proofErr w:type="spellStart"/>
+      <w:r>
+        <w:rPr>
+          <w:rFonts w:ascii="Times New Roman" w:hAnsi="Times New Roman"/>
+          <w:sz w:val="24"/>
+          <w:szCs w:val="24"/>
+        </w:rPr>
+        <w:t>Matlab</w:t>
+      </w:r>
+      <w:proofErr w:type="spellEnd"/>
+      <w:r>
+        <w:rPr>
+          <w:rFonts w:ascii="Times New Roman" w:hAnsi="Times New Roman"/>
+          <w:sz w:val="24"/>
+          <w:szCs w:val="24"/>
+        </w:rPr>
+        <w:t xml:space="preserve"> to draw charts. Charts should be clear and easy to understand. Use a white background. A background grid is allowed if it does not make the figure difficult to interpret. Variables and measurement points should be clearly visible. Name the axes and their units. </w:t>
       </w:r>
     </w:p>
     <w:p>
@@ -9119,6 +11819,7 @@
       <w:r>
         <w:rPr>
           <w:rFonts w:ascii="Times New Roman" w:hAnsi="Times New Roman" w:cs="Times New Roman"/>
+          <w:noProof/>
           <w:sz w:val="24"/>
           <w:szCs w:val="24"/>
         </w:rPr>
@@ -9140,7 +11841,7 @@
                     </pic:cNvPicPr>
                   </pic:nvPicPr>
                   <pic:blipFill>
-                    <a:blip r:embed="rId30">
+                    <a:blip r:embed="rId33">
                       <a:extLst>
                         <a:ext uri="{28A0092B-C50C-407E-A947-70E740481C1C}">
                           <a14:useLocalDpi xmlns:a14="http://schemas.microsoft.com/office/drawing/2010/main" val="0"/>
@@ -9193,7 +11894,25 @@
           <w:sz w:val="24"/>
           <w:szCs w:val="24"/>
         </w:rPr>
-        <w:t xml:space="preserve"> Gas fermentor (VTT</w:t>
+        <w:t xml:space="preserve"> Gas </w:t>
+      </w:r>
+      <w:proofErr w:type="spellStart"/>
+      <w:r>
+        <w:rPr>
+          <w:rFonts w:ascii="Times New Roman" w:hAnsi="Times New Roman"/>
+          <w:sz w:val="24"/>
+          <w:szCs w:val="24"/>
+        </w:rPr>
+        <w:t>fermentor</w:t>
+      </w:r>
+      <w:proofErr w:type="spellEnd"/>
+      <w:r>
+        <w:rPr>
+          <w:rFonts w:ascii="Times New Roman" w:hAnsi="Times New Roman"/>
+          <w:sz w:val="24"/>
+          <w:szCs w:val="24"/>
+        </w:rPr>
+        <w:t xml:space="preserve"> (VTT</w:t>
       </w:r>
       <w:r>
         <w:rPr>
@@ -9246,7 +11965,25 @@
           <w:sz w:val="24"/>
           <w:szCs w:val="24"/>
         </w:rPr>
-        <w:t xml:space="preserve">Do not end a paragraph in a figure or table. Add text underneath, such as comments on the figure. Large figures, tables, long equations and other supporting material can be appended, </w:t>
+        <w:t xml:space="preserve">Do not end a paragraph in a figure or table. Add text underneath, such as comments on the figure. Large figures, tables, long equations and other supporting material can be </w:t>
+      </w:r>
+      <w:proofErr w:type="gramStart"/>
+      <w:r>
+        <w:rPr>
+          <w:rFonts w:ascii="Times New Roman" w:hAnsi="Times New Roman"/>
+          <w:sz w:val="24"/>
+          <w:szCs w:val="24"/>
+        </w:rPr>
+        <w:t>appended</w:t>
+      </w:r>
+      <w:proofErr w:type="gramEnd"/>
+      <w:r>
+        <w:rPr>
+          <w:rFonts w:ascii="Times New Roman" w:hAnsi="Times New Roman"/>
+          <w:sz w:val="24"/>
+          <w:szCs w:val="24"/>
+        </w:rPr>
+        <w:t xml:space="preserve">, </w:t>
       </w:r>
       <w:r>
         <w:rPr>
@@ -9303,7 +12040,25 @@
           <w:sz w:val="24"/>
           <w:szCs w:val="24"/>
         </w:rPr>
-        <w:t>Numbers in the text are usually approximations. The</w:t>
+        <w:t xml:space="preserve">Numbers in the text are usually </w:t>
+      </w:r>
+      <w:proofErr w:type="gramStart"/>
+      <w:r>
+        <w:rPr>
+          <w:rFonts w:ascii="Times New Roman" w:hAnsi="Times New Roman"/>
+          <w:sz w:val="24"/>
+          <w:szCs w:val="24"/>
+        </w:rPr>
+        <w:t>approximations</w:t>
+      </w:r>
+      <w:proofErr w:type="gramEnd"/>
+      <w:r>
+        <w:rPr>
+          <w:rFonts w:ascii="Times New Roman" w:hAnsi="Times New Roman"/>
+          <w:sz w:val="24"/>
+          <w:szCs w:val="24"/>
+        </w:rPr>
+        <w:t>. The</w:t>
       </w:r>
       <w:r>
         <w:rPr>
@@ -9366,7 +12121,25 @@
           <w:szCs w:val="24"/>
         </w:rPr>
         <w:lastRenderedPageBreak/>
-        <w:t xml:space="preserve">Equations and other mathematical expressions must consist of standardised symbols if </w:t>
+        <w:t xml:space="preserve">Equations and other mathematical expressions must consist of </w:t>
+      </w:r>
+      <w:proofErr w:type="spellStart"/>
+      <w:r>
+        <w:rPr>
+          <w:rFonts w:ascii="Times New Roman" w:hAnsi="Times New Roman"/>
+          <w:sz w:val="24"/>
+          <w:szCs w:val="24"/>
+        </w:rPr>
+        <w:t>standardised</w:t>
+      </w:r>
+      <w:proofErr w:type="spellEnd"/>
+      <w:r>
+        <w:rPr>
+          <w:rFonts w:ascii="Times New Roman" w:hAnsi="Times New Roman"/>
+          <w:sz w:val="24"/>
+          <w:szCs w:val="24"/>
+        </w:rPr>
+        <w:t xml:space="preserve"> symbols if </w:t>
       </w:r>
       <w:r>
         <w:rPr>
@@ -9414,7 +12187,25 @@
           <w:sz w:val="24"/>
           <w:szCs w:val="24"/>
         </w:rPr>
-        <w:t>there are no applicable standardised or established ones.</w:t>
+        <w:t xml:space="preserve">there are no applicable </w:t>
+      </w:r>
+      <w:proofErr w:type="spellStart"/>
+      <w:r>
+        <w:rPr>
+          <w:rFonts w:ascii="Times New Roman" w:hAnsi="Times New Roman"/>
+          <w:sz w:val="24"/>
+          <w:szCs w:val="24"/>
+        </w:rPr>
+        <w:t>standardised</w:t>
+      </w:r>
+      <w:proofErr w:type="spellEnd"/>
+      <w:r>
+        <w:rPr>
+          <w:rFonts w:ascii="Times New Roman" w:hAnsi="Times New Roman"/>
+          <w:sz w:val="24"/>
+          <w:szCs w:val="24"/>
+        </w:rPr>
+        <w:t xml:space="preserve"> or established ones.</w:t>
       </w:r>
     </w:p>
     <w:p>
@@ -9550,6 +12341,7 @@
           <w:szCs w:val="24"/>
         </w:rPr>
       </w:pPr>
+      <w:proofErr w:type="spellStart"/>
       <w:r>
         <w:rPr>
           <w:rFonts w:ascii="Times New Roman" w:hAnsi="Times New Roman"/>
@@ -9560,6 +12352,7 @@
         </w:rPr>
         <w:t>pv</w:t>
       </w:r>
+      <w:proofErr w:type="spellEnd"/>
       <w:r>
         <w:rPr>
           <w:rFonts w:ascii="Times New Roman" w:hAnsi="Times New Roman"/>
@@ -9786,8 +12579,18 @@
           <w:sz w:val="24"/>
           <w:szCs w:val="24"/>
         </w:rPr>
-        <w:t>J/kgK</w:t>
-      </w:r>
+        <w:t>J/</w:t>
+      </w:r>
+      <w:proofErr w:type="spellStart"/>
+      <w:r>
+        <w:rPr>
+          <w:rFonts w:ascii="Times New Roman" w:hAnsi="Times New Roman"/>
+          <w:sz w:val="24"/>
+          <w:szCs w:val="24"/>
+        </w:rPr>
+        <w:t>kgK</w:t>
+      </w:r>
+      <w:proofErr w:type="spellEnd"/>
       <w:r>
         <w:rPr>
           <w:rFonts w:ascii="Times New Roman" w:hAnsi="Times New Roman"/>
@@ -9936,8 +12739,17 @@
         <w:t>Write su</w:t>
       </w:r>
       <w:r>
-        <w:t xml:space="preserve">bscripts upright unless there is a need to italicise them. Write abbreviated subscripts and numerals e.g. as follows: </w:t>
-      </w:r>
+        <w:t xml:space="preserve">bscripts upright unless there is a need to </w:t>
+      </w:r>
+      <w:proofErr w:type="spellStart"/>
+      <w:r>
+        <w:t>italicise</w:t>
+      </w:r>
+      <w:proofErr w:type="spellEnd"/>
+      <w:r>
+        <w:t xml:space="preserve"> them. Write abbreviated subscripts and numerals e.g. as follows: </w:t>
+      </w:r>
+      <w:proofErr w:type="spellStart"/>
       <w:r>
         <w:rPr>
           <w:rStyle w:val="normaltextrun"/>
@@ -9960,6 +12772,7 @@
         </w:rPr>
         <w:t>w</w:t>
       </w:r>
+      <w:proofErr w:type="spellEnd"/>
       <w:r>
         <w:rPr>
           <w:rStyle w:val="normaltextrun"/>
@@ -9984,7 +12797,17 @@
           <w:iCs/>
           <w:shd w:val="clear" w:color="auto" w:fill="FFFFFF"/>
         </w:rPr>
-        <w:t>, σ</w:t>
+        <w:t xml:space="preserve">, </w:t>
+      </w:r>
+      <w:proofErr w:type="spellStart"/>
+      <w:r>
+        <w:rPr>
+          <w:rStyle w:val="normaltextrun"/>
+          <w:i/>
+          <w:iCs/>
+          <w:shd w:val="clear" w:color="auto" w:fill="FFFFFF"/>
+        </w:rPr>
+        <w:t>σ</w:t>
       </w:r>
       <w:r>
         <w:rPr>
@@ -9994,6 +12817,7 @@
         </w:rPr>
         <w:t>min</w:t>
       </w:r>
+      <w:proofErr w:type="spellEnd"/>
       <w:r>
         <w:rPr>
           <w:rStyle w:val="normaltextrun"/>
@@ -10117,7 +12941,11 @@
         </w:numPr>
       </w:pPr>
       <w:r>
-        <w:t>If you wish to express change in e.g. pressure Δ</w:t>
+        <w:t xml:space="preserve">If you wish to express change in e.g. pressure </w:t>
+      </w:r>
+      <w:proofErr w:type="spellStart"/>
+      <w:r>
+        <w:t>Δ</w:t>
       </w:r>
       <w:r>
         <w:rPr>
@@ -10126,6 +12954,7 @@
         </w:rPr>
         <w:t>p</w:t>
       </w:r>
+      <w:proofErr w:type="spellEnd"/>
       <w:r>
         <w:t xml:space="preserve">, write Δ in a regular font. In some cases, </w:t>
       </w:r>
@@ -10137,7 +12966,15 @@
         <w:t>Δ</w:t>
       </w:r>
       <w:r>
-        <w:t xml:space="preserve"> may also be a variable and should then be italicised.  </w:t>
+        <w:t xml:space="preserve"> may also be a variable and should then be </w:t>
+      </w:r>
+      <w:proofErr w:type="spellStart"/>
+      <w:r>
+        <w:t>italicised</w:t>
+      </w:r>
+      <w:proofErr w:type="spellEnd"/>
+      <w:r>
+        <w:t xml:space="preserve">.  </w:t>
       </w:r>
       <w:r>
         <w:sym w:font="Symbol" w:char="F070"/>
@@ -10174,7 +13011,15 @@
         </w:rPr>
       </w:pPr>
       <w:r>
-        <w:t xml:space="preserve">Do not italicise mathematical operators such as sin </w:t>
+        <w:t xml:space="preserve">Do not </w:t>
+      </w:r>
+      <w:proofErr w:type="spellStart"/>
+      <w:r>
+        <w:t>italicise</w:t>
+      </w:r>
+      <w:proofErr w:type="spellEnd"/>
+      <w:r>
+        <w:t xml:space="preserve"> mathematical operators such as sin </w:t>
       </w:r>
       <w:r>
         <w:rPr>
@@ -10223,7 +13068,16 @@
           <w:sz w:val="24"/>
           <w:szCs w:val="24"/>
         </w:rPr>
-        <w:t>bsolute values as follows:</w:t>
+        <w:t>bsolute values as follows</w:t>
+      </w:r>
+      <w:proofErr w:type="gramStart"/>
+      <w:r>
+        <w:rPr>
+          <w:rFonts w:ascii="Times New Roman" w:hAnsi="Times New Roman" w:cs="Times New Roman"/>
+          <w:sz w:val="24"/>
+          <w:szCs w:val="24"/>
+        </w:rPr>
+        <w:t>:</w:t>
       </w:r>
       <w:r>
         <w:rPr>
@@ -10239,7 +13093,52 @@
           <w:sz w:val="24"/>
           <w:szCs w:val="24"/>
         </w:rPr>
-        <w:t xml:space="preserve">”variable_=_number_unit”, with the exception of a percentage sign after a numeral, e.g. </w:t>
+        <w:t>”variable</w:t>
+      </w:r>
+      <w:proofErr w:type="gramEnd"/>
+      <w:r>
+        <w:rPr>
+          <w:rFonts w:ascii="Times New Roman" w:hAnsi="Times New Roman" w:cs="Times New Roman"/>
+          <w:sz w:val="24"/>
+          <w:szCs w:val="24"/>
+        </w:rPr>
+        <w:t>_=_</w:t>
+      </w:r>
+      <w:proofErr w:type="spellStart"/>
+      <w:r>
+        <w:rPr>
+          <w:rFonts w:ascii="Times New Roman" w:hAnsi="Times New Roman" w:cs="Times New Roman"/>
+          <w:sz w:val="24"/>
+          <w:szCs w:val="24"/>
+        </w:rPr>
+        <w:t>number_unit</w:t>
+      </w:r>
+      <w:proofErr w:type="spellEnd"/>
+      <w:r>
+        <w:rPr>
+          <w:rFonts w:ascii="Times New Roman" w:hAnsi="Times New Roman" w:cs="Times New Roman"/>
+          <w:sz w:val="24"/>
+          <w:szCs w:val="24"/>
+        </w:rPr>
+        <w:t xml:space="preserve">”, </w:t>
+      </w:r>
+      <w:proofErr w:type="gramStart"/>
+      <w:r>
+        <w:rPr>
+          <w:rFonts w:ascii="Times New Roman" w:hAnsi="Times New Roman" w:cs="Times New Roman"/>
+          <w:sz w:val="24"/>
+          <w:szCs w:val="24"/>
+        </w:rPr>
+        <w:t>with the exception of</w:t>
+      </w:r>
+      <w:proofErr w:type="gramEnd"/>
+      <w:r>
+        <w:rPr>
+          <w:rFonts w:ascii="Times New Roman" w:hAnsi="Times New Roman" w:cs="Times New Roman"/>
+          <w:sz w:val="24"/>
+          <w:szCs w:val="24"/>
+        </w:rPr>
+        <w:t xml:space="preserve"> a percentage sign after a numeral, e.g. </w:t>
       </w:r>
       <w:r>
         <w:rPr>
@@ -10639,9 +13538,25 @@
         <w:pStyle w:val="LUTAppendix"/>
       </w:pPr>
       <w:r>
-        <w:t xml:space="preserve">LUT’s degree regulations state that Bachelor's and Master's theses are public documents. They are published in the LUTPub repository, and related instructions are available on the </w:t>
-      </w:r>
-      <w:hyperlink r:id="rId31" w:history="1">
+        <w:t xml:space="preserve">LUT’s degree regulations state that Bachelor's and </w:t>
+      </w:r>
+      <w:proofErr w:type="gramStart"/>
+      <w:r>
+        <w:t>Master's</w:t>
+      </w:r>
+      <w:proofErr w:type="gramEnd"/>
+      <w:r>
+        <w:t xml:space="preserve"> theses are public documents. They are published in the </w:t>
+      </w:r>
+      <w:proofErr w:type="spellStart"/>
+      <w:r>
+        <w:t>LUTPub</w:t>
+      </w:r>
+      <w:proofErr w:type="spellEnd"/>
+      <w:r>
+        <w:t xml:space="preserve"> repository, and related instructions are available on the </w:t>
+      </w:r>
+      <w:hyperlink r:id="rId34" w:history="1">
         <w:r>
           <w:rPr>
             <w:rStyle w:val="Hyperlink"/>
@@ -10663,7 +13578,15 @@
         <w:t xml:space="preserve">Together with the first examiner, make sure that the commissioner of your thesis is aware of the publicity requirements from the very beginning of the discussions. </w:t>
       </w:r>
       <w:r>
-        <w:t>The student writing the thesis and the thesis commissioner are responsible for ensuring that there is no confidential material in the thesis. The background material of the thesis may contain confidential contents. The background material is not public.</w:t>
+        <w:t xml:space="preserve">The </w:t>
+      </w:r>
+      <w:proofErr w:type="gramStart"/>
+      <w:r>
+        <w:t>student</w:t>
+      </w:r>
+      <w:proofErr w:type="gramEnd"/>
+      <w:r>
+        <w:t xml:space="preserve"> writing the thesis and the thesis commissioner are responsible for ensuring that there is no confidential material in the thesis. The background material of the thesis may contain confidential contents. The background material is not public.</w:t>
       </w:r>
     </w:p>
     <w:p>
@@ -10682,7 +13605,43 @@
           <w:sz w:val="24"/>
           <w:szCs w:val="24"/>
         </w:rPr>
-        <w:t xml:space="preserve">All theses in LUTPub must fulfil accessibility requirements. Your text must be </w:t>
+        <w:t xml:space="preserve">All </w:t>
+      </w:r>
+      <w:proofErr w:type="gramStart"/>
+      <w:r>
+        <w:rPr>
+          <w:rFonts w:ascii="Times New Roman" w:hAnsi="Times New Roman"/>
+          <w:sz w:val="24"/>
+          <w:szCs w:val="24"/>
+        </w:rPr>
+        <w:t>theses</w:t>
+      </w:r>
+      <w:proofErr w:type="gramEnd"/>
+      <w:r>
+        <w:rPr>
+          <w:rFonts w:ascii="Times New Roman" w:hAnsi="Times New Roman"/>
+          <w:sz w:val="24"/>
+          <w:szCs w:val="24"/>
+        </w:rPr>
+        <w:t xml:space="preserve"> in </w:t>
+      </w:r>
+      <w:proofErr w:type="spellStart"/>
+      <w:r>
+        <w:rPr>
+          <w:rFonts w:ascii="Times New Roman" w:hAnsi="Times New Roman"/>
+          <w:sz w:val="24"/>
+          <w:szCs w:val="24"/>
+        </w:rPr>
+        <w:t>LUTPub</w:t>
+      </w:r>
+      <w:proofErr w:type="spellEnd"/>
+      <w:r>
+        <w:rPr>
+          <w:rFonts w:ascii="Times New Roman" w:hAnsi="Times New Roman"/>
+          <w:sz w:val="24"/>
+          <w:szCs w:val="24"/>
+        </w:rPr>
+        <w:t xml:space="preserve"> must fulfil accessibility requirements. Your text must be </w:t>
       </w:r>
       <w:r>
         <w:rPr>
@@ -10921,10 +13880,10 @@
       </w:r>
     </w:p>
     <w:sectPr>
-      <w:headerReference w:type="default" r:id="rId32"/>
-      <w:footerReference w:type="even" r:id="rId33"/>
-      <w:footerReference w:type="default" r:id="rId34"/>
-      <w:footerReference w:type="first" r:id="rId35"/>
+      <w:headerReference w:type="default" r:id="rId35"/>
+      <w:footerReference w:type="even" r:id="rId36"/>
+      <w:footerReference w:type="default" r:id="rId37"/>
+      <w:footerReference w:type="first" r:id="rId38"/>
       <w:pgSz w:w="11906" w:h="16838"/>
       <w:pgMar w:top="1985" w:right="1134" w:bottom="1134" w:left="1985" w:header="708" w:footer="708" w:gutter="0"/>
       <w:pgNumType w:start="1"/>
@@ -12168,6 +15127,92 @@
     </w:lvl>
   </w:abstractNum>
   <w:abstractNum w:abstractNumId="8" w15:restartNumberingAfterBreak="0">
+    <w:nsid w:val="2CFE3D8E"/>
+    <w:multiLevelType w:val="hybridMultilevel"/>
+    <w:tmpl w:val="65FAC3CC"/>
+    <w:lvl w:ilvl="0" w:tplc="0409000F">
+      <w:start w:val="1"/>
+      <w:numFmt w:val="decimal"/>
+      <w:lvlText w:val="%1."/>
+      <w:lvlJc w:val="left"/>
+      <w:pPr>
+        <w:ind w:left="720" w:hanging="360"/>
+      </w:pPr>
+    </w:lvl>
+    <w:lvl w:ilvl="1" w:tplc="04090019" w:tentative="1">
+      <w:start w:val="1"/>
+      <w:numFmt w:val="lowerLetter"/>
+      <w:lvlText w:val="%2."/>
+      <w:lvlJc w:val="left"/>
+      <w:pPr>
+        <w:ind w:left="1440" w:hanging="360"/>
+      </w:pPr>
+    </w:lvl>
+    <w:lvl w:ilvl="2" w:tplc="0409001B" w:tentative="1">
+      <w:start w:val="1"/>
+      <w:numFmt w:val="lowerRoman"/>
+      <w:lvlText w:val="%3."/>
+      <w:lvlJc w:val="right"/>
+      <w:pPr>
+        <w:ind w:left="2160" w:hanging="180"/>
+      </w:pPr>
+    </w:lvl>
+    <w:lvl w:ilvl="3" w:tplc="0409000F" w:tentative="1">
+      <w:start w:val="1"/>
+      <w:numFmt w:val="decimal"/>
+      <w:lvlText w:val="%4."/>
+      <w:lvlJc w:val="left"/>
+      <w:pPr>
+        <w:ind w:left="2880" w:hanging="360"/>
+      </w:pPr>
+    </w:lvl>
+    <w:lvl w:ilvl="4" w:tplc="04090019" w:tentative="1">
+      <w:start w:val="1"/>
+      <w:numFmt w:val="lowerLetter"/>
+      <w:lvlText w:val="%5."/>
+      <w:lvlJc w:val="left"/>
+      <w:pPr>
+        <w:ind w:left="3600" w:hanging="360"/>
+      </w:pPr>
+    </w:lvl>
+    <w:lvl w:ilvl="5" w:tplc="0409001B" w:tentative="1">
+      <w:start w:val="1"/>
+      <w:numFmt w:val="lowerRoman"/>
+      <w:lvlText w:val="%6."/>
+      <w:lvlJc w:val="right"/>
+      <w:pPr>
+        <w:ind w:left="4320" w:hanging="180"/>
+      </w:pPr>
+    </w:lvl>
+    <w:lvl w:ilvl="6" w:tplc="0409000F" w:tentative="1">
+      <w:start w:val="1"/>
+      <w:numFmt w:val="decimal"/>
+      <w:lvlText w:val="%7."/>
+      <w:lvlJc w:val="left"/>
+      <w:pPr>
+        <w:ind w:left="5040" w:hanging="360"/>
+      </w:pPr>
+    </w:lvl>
+    <w:lvl w:ilvl="7" w:tplc="04090019" w:tentative="1">
+      <w:start w:val="1"/>
+      <w:numFmt w:val="lowerLetter"/>
+      <w:lvlText w:val="%8."/>
+      <w:lvlJc w:val="left"/>
+      <w:pPr>
+        <w:ind w:left="5760" w:hanging="360"/>
+      </w:pPr>
+    </w:lvl>
+    <w:lvl w:ilvl="8" w:tplc="0409001B" w:tentative="1">
+      <w:start w:val="1"/>
+      <w:numFmt w:val="lowerRoman"/>
+      <w:lvlText w:val="%9."/>
+      <w:lvlJc w:val="right"/>
+      <w:pPr>
+        <w:ind w:left="6480" w:hanging="180"/>
+      </w:pPr>
+    </w:lvl>
+  </w:abstractNum>
+  <w:abstractNum w:abstractNumId="9" w15:restartNumberingAfterBreak="0">
     <w:nsid w:val="2EB63F35"/>
     <w:multiLevelType w:val="hybridMultilevel"/>
     <w:tmpl w:val="15A6EB02"/>
@@ -12280,7 +15325,7 @@
       </w:rPr>
     </w:lvl>
   </w:abstractNum>
-  <w:abstractNum w:abstractNumId="9" w15:restartNumberingAfterBreak="0">
+  <w:abstractNum w:abstractNumId="10" w15:restartNumberingAfterBreak="0">
     <w:nsid w:val="342403E3"/>
     <w:multiLevelType w:val="multilevel"/>
     <w:tmpl w:val="6CCA0DC8"/>
@@ -12393,7 +15438,93 @@
       </w:rPr>
     </w:lvl>
   </w:abstractNum>
-  <w:abstractNum w:abstractNumId="10" w15:restartNumberingAfterBreak="0">
+  <w:abstractNum w:abstractNumId="11" w15:restartNumberingAfterBreak="0">
+    <w:nsid w:val="353037EB"/>
+    <w:multiLevelType w:val="hybridMultilevel"/>
+    <w:tmpl w:val="CD5AAF66"/>
+    <w:lvl w:ilvl="0" w:tplc="FFFFFFFF">
+      <w:start w:val="1"/>
+      <w:numFmt w:val="decimal"/>
+      <w:lvlText w:val="%1."/>
+      <w:lvlJc w:val="left"/>
+      <w:pPr>
+        <w:ind w:left="720" w:hanging="360"/>
+      </w:pPr>
+    </w:lvl>
+    <w:lvl w:ilvl="1" w:tplc="04090019" w:tentative="1">
+      <w:start w:val="1"/>
+      <w:numFmt w:val="lowerLetter"/>
+      <w:lvlText w:val="%2."/>
+      <w:lvlJc w:val="left"/>
+      <w:pPr>
+        <w:ind w:left="1440" w:hanging="360"/>
+      </w:pPr>
+    </w:lvl>
+    <w:lvl w:ilvl="2" w:tplc="0409001B" w:tentative="1">
+      <w:start w:val="1"/>
+      <w:numFmt w:val="lowerRoman"/>
+      <w:lvlText w:val="%3."/>
+      <w:lvlJc w:val="right"/>
+      <w:pPr>
+        <w:ind w:left="2160" w:hanging="180"/>
+      </w:pPr>
+    </w:lvl>
+    <w:lvl w:ilvl="3" w:tplc="0409000F" w:tentative="1">
+      <w:start w:val="1"/>
+      <w:numFmt w:val="decimal"/>
+      <w:lvlText w:val="%4."/>
+      <w:lvlJc w:val="left"/>
+      <w:pPr>
+        <w:ind w:left="2880" w:hanging="360"/>
+      </w:pPr>
+    </w:lvl>
+    <w:lvl w:ilvl="4" w:tplc="04090019" w:tentative="1">
+      <w:start w:val="1"/>
+      <w:numFmt w:val="lowerLetter"/>
+      <w:lvlText w:val="%5."/>
+      <w:lvlJc w:val="left"/>
+      <w:pPr>
+        <w:ind w:left="3600" w:hanging="360"/>
+      </w:pPr>
+    </w:lvl>
+    <w:lvl w:ilvl="5" w:tplc="0409001B" w:tentative="1">
+      <w:start w:val="1"/>
+      <w:numFmt w:val="lowerRoman"/>
+      <w:lvlText w:val="%6."/>
+      <w:lvlJc w:val="right"/>
+      <w:pPr>
+        <w:ind w:left="4320" w:hanging="180"/>
+      </w:pPr>
+    </w:lvl>
+    <w:lvl w:ilvl="6" w:tplc="0409000F" w:tentative="1">
+      <w:start w:val="1"/>
+      <w:numFmt w:val="decimal"/>
+      <w:lvlText w:val="%7."/>
+      <w:lvlJc w:val="left"/>
+      <w:pPr>
+        <w:ind w:left="5040" w:hanging="360"/>
+      </w:pPr>
+    </w:lvl>
+    <w:lvl w:ilvl="7" w:tplc="04090019" w:tentative="1">
+      <w:start w:val="1"/>
+      <w:numFmt w:val="lowerLetter"/>
+      <w:lvlText w:val="%8."/>
+      <w:lvlJc w:val="left"/>
+      <w:pPr>
+        <w:ind w:left="5760" w:hanging="360"/>
+      </w:pPr>
+    </w:lvl>
+    <w:lvl w:ilvl="8" w:tplc="0409001B" w:tentative="1">
+      <w:start w:val="1"/>
+      <w:numFmt w:val="lowerRoman"/>
+      <w:lvlText w:val="%9."/>
+      <w:lvlJc w:val="right"/>
+      <w:pPr>
+        <w:ind w:left="6480" w:hanging="180"/>
+      </w:pPr>
+    </w:lvl>
+  </w:abstractNum>
+  <w:abstractNum w:abstractNumId="12" w15:restartNumberingAfterBreak="0">
     <w:nsid w:val="362D0A74"/>
     <w:multiLevelType w:val="hybridMultilevel"/>
     <w:tmpl w:val="54BAC62A"/>
@@ -12506,7 +15637,93 @@
       </w:rPr>
     </w:lvl>
   </w:abstractNum>
-  <w:abstractNum w:abstractNumId="11" w15:restartNumberingAfterBreak="0">
+  <w:abstractNum w:abstractNumId="13" w15:restartNumberingAfterBreak="0">
+    <w:nsid w:val="372543BA"/>
+    <w:multiLevelType w:val="hybridMultilevel"/>
+    <w:tmpl w:val="2E606EEA"/>
+    <w:lvl w:ilvl="0" w:tplc="FFFFFFFF">
+      <w:start w:val="1"/>
+      <w:numFmt w:val="decimal"/>
+      <w:lvlText w:val="%1."/>
+      <w:lvlJc w:val="left"/>
+      <w:pPr>
+        <w:ind w:left="720" w:hanging="360"/>
+      </w:pPr>
+    </w:lvl>
+    <w:lvl w:ilvl="1" w:tplc="FFFFFFFF" w:tentative="1">
+      <w:start w:val="1"/>
+      <w:numFmt w:val="lowerLetter"/>
+      <w:lvlText w:val="%2."/>
+      <w:lvlJc w:val="left"/>
+      <w:pPr>
+        <w:ind w:left="1440" w:hanging="360"/>
+      </w:pPr>
+    </w:lvl>
+    <w:lvl w:ilvl="2" w:tplc="FFFFFFFF" w:tentative="1">
+      <w:start w:val="1"/>
+      <w:numFmt w:val="lowerRoman"/>
+      <w:lvlText w:val="%3."/>
+      <w:lvlJc w:val="right"/>
+      <w:pPr>
+        <w:ind w:left="2160" w:hanging="180"/>
+      </w:pPr>
+    </w:lvl>
+    <w:lvl w:ilvl="3" w:tplc="FFFFFFFF" w:tentative="1">
+      <w:start w:val="1"/>
+      <w:numFmt w:val="decimal"/>
+      <w:lvlText w:val="%4."/>
+      <w:lvlJc w:val="left"/>
+      <w:pPr>
+        <w:ind w:left="2880" w:hanging="360"/>
+      </w:pPr>
+    </w:lvl>
+    <w:lvl w:ilvl="4" w:tplc="FFFFFFFF" w:tentative="1">
+      <w:start w:val="1"/>
+      <w:numFmt w:val="lowerLetter"/>
+      <w:lvlText w:val="%5."/>
+      <w:lvlJc w:val="left"/>
+      <w:pPr>
+        <w:ind w:left="3600" w:hanging="360"/>
+      </w:pPr>
+    </w:lvl>
+    <w:lvl w:ilvl="5" w:tplc="FFFFFFFF" w:tentative="1">
+      <w:start w:val="1"/>
+      <w:numFmt w:val="lowerRoman"/>
+      <w:lvlText w:val="%6."/>
+      <w:lvlJc w:val="right"/>
+      <w:pPr>
+        <w:ind w:left="4320" w:hanging="180"/>
+      </w:pPr>
+    </w:lvl>
+    <w:lvl w:ilvl="6" w:tplc="FFFFFFFF" w:tentative="1">
+      <w:start w:val="1"/>
+      <w:numFmt w:val="decimal"/>
+      <w:lvlText w:val="%7."/>
+      <w:lvlJc w:val="left"/>
+      <w:pPr>
+        <w:ind w:left="5040" w:hanging="360"/>
+      </w:pPr>
+    </w:lvl>
+    <w:lvl w:ilvl="7" w:tplc="FFFFFFFF" w:tentative="1">
+      <w:start w:val="1"/>
+      <w:numFmt w:val="lowerLetter"/>
+      <w:lvlText w:val="%8."/>
+      <w:lvlJc w:val="left"/>
+      <w:pPr>
+        <w:ind w:left="5760" w:hanging="360"/>
+      </w:pPr>
+    </w:lvl>
+    <w:lvl w:ilvl="8" w:tplc="FFFFFFFF" w:tentative="1">
+      <w:start w:val="1"/>
+      <w:numFmt w:val="lowerRoman"/>
+      <w:lvlText w:val="%9."/>
+      <w:lvlJc w:val="right"/>
+      <w:pPr>
+        <w:ind w:left="6480" w:hanging="180"/>
+      </w:pPr>
+    </w:lvl>
+  </w:abstractNum>
+  <w:abstractNum w:abstractNumId="14" w15:restartNumberingAfterBreak="0">
     <w:nsid w:val="3A0C26F6"/>
     <w:multiLevelType w:val="multilevel"/>
     <w:tmpl w:val="26608C14"/>
@@ -12620,7 +15837,7 @@
       </w:rPr>
     </w:lvl>
   </w:abstractNum>
-  <w:abstractNum w:abstractNumId="12" w15:restartNumberingAfterBreak="0">
+  <w:abstractNum w:abstractNumId="15" w15:restartNumberingAfterBreak="0">
     <w:nsid w:val="3B5C0714"/>
     <w:multiLevelType w:val="hybridMultilevel"/>
     <w:tmpl w:val="637A9FFC"/>
@@ -12733,7 +15950,120 @@
       </w:rPr>
     </w:lvl>
   </w:abstractNum>
-  <w:abstractNum w:abstractNumId="13" w15:restartNumberingAfterBreak="0">
+  <w:abstractNum w:abstractNumId="16" w15:restartNumberingAfterBreak="0">
+    <w:nsid w:val="3E9A5AB7"/>
+    <w:multiLevelType w:val="hybridMultilevel"/>
+    <w:tmpl w:val="585AEE26"/>
+    <w:lvl w:ilvl="0" w:tplc="04090001">
+      <w:start w:val="1"/>
+      <w:numFmt w:val="bullet"/>
+      <w:lvlText w:val=""/>
+      <w:lvlJc w:val="left"/>
+      <w:pPr>
+        <w:ind w:left="1080" w:hanging="360"/>
+      </w:pPr>
+      <w:rPr>
+        <w:rFonts w:ascii="Symbol" w:hAnsi="Symbol" w:hint="default"/>
+      </w:rPr>
+    </w:lvl>
+    <w:lvl w:ilvl="1" w:tplc="04090003" w:tentative="1">
+      <w:start w:val="1"/>
+      <w:numFmt w:val="bullet"/>
+      <w:lvlText w:val="o"/>
+      <w:lvlJc w:val="left"/>
+      <w:pPr>
+        <w:ind w:left="1800" w:hanging="360"/>
+      </w:pPr>
+      <w:rPr>
+        <w:rFonts w:ascii="Courier New" w:hAnsi="Courier New" w:cs="Courier New" w:hint="default"/>
+      </w:rPr>
+    </w:lvl>
+    <w:lvl w:ilvl="2" w:tplc="04090005" w:tentative="1">
+      <w:start w:val="1"/>
+      <w:numFmt w:val="bullet"/>
+      <w:lvlText w:val=""/>
+      <w:lvlJc w:val="left"/>
+      <w:pPr>
+        <w:ind w:left="2520" w:hanging="360"/>
+      </w:pPr>
+      <w:rPr>
+        <w:rFonts w:ascii="Wingdings" w:hAnsi="Wingdings" w:hint="default"/>
+      </w:rPr>
+    </w:lvl>
+    <w:lvl w:ilvl="3" w:tplc="04090001" w:tentative="1">
+      <w:start w:val="1"/>
+      <w:numFmt w:val="bullet"/>
+      <w:lvlText w:val=""/>
+      <w:lvlJc w:val="left"/>
+      <w:pPr>
+        <w:ind w:left="3240" w:hanging="360"/>
+      </w:pPr>
+      <w:rPr>
+        <w:rFonts w:ascii="Symbol" w:hAnsi="Symbol" w:hint="default"/>
+      </w:rPr>
+    </w:lvl>
+    <w:lvl w:ilvl="4" w:tplc="04090003" w:tentative="1">
+      <w:start w:val="1"/>
+      <w:numFmt w:val="bullet"/>
+      <w:lvlText w:val="o"/>
+      <w:lvlJc w:val="left"/>
+      <w:pPr>
+        <w:ind w:left="3960" w:hanging="360"/>
+      </w:pPr>
+      <w:rPr>
+        <w:rFonts w:ascii="Courier New" w:hAnsi="Courier New" w:cs="Courier New" w:hint="default"/>
+      </w:rPr>
+    </w:lvl>
+    <w:lvl w:ilvl="5" w:tplc="04090005" w:tentative="1">
+      <w:start w:val="1"/>
+      <w:numFmt w:val="bullet"/>
+      <w:lvlText w:val=""/>
+      <w:lvlJc w:val="left"/>
+      <w:pPr>
+        <w:ind w:left="4680" w:hanging="360"/>
+      </w:pPr>
+      <w:rPr>
+        <w:rFonts w:ascii="Wingdings" w:hAnsi="Wingdings" w:hint="default"/>
+      </w:rPr>
+    </w:lvl>
+    <w:lvl w:ilvl="6" w:tplc="04090001" w:tentative="1">
+      <w:start w:val="1"/>
+      <w:numFmt w:val="bullet"/>
+      <w:lvlText w:val=""/>
+      <w:lvlJc w:val="left"/>
+      <w:pPr>
+        <w:ind w:left="5400" w:hanging="360"/>
+      </w:pPr>
+      <w:rPr>
+        <w:rFonts w:ascii="Symbol" w:hAnsi="Symbol" w:hint="default"/>
+      </w:rPr>
+    </w:lvl>
+    <w:lvl w:ilvl="7" w:tplc="04090003" w:tentative="1">
+      <w:start w:val="1"/>
+      <w:numFmt w:val="bullet"/>
+      <w:lvlText w:val="o"/>
+      <w:lvlJc w:val="left"/>
+      <w:pPr>
+        <w:ind w:left="6120" w:hanging="360"/>
+      </w:pPr>
+      <w:rPr>
+        <w:rFonts w:ascii="Courier New" w:hAnsi="Courier New" w:cs="Courier New" w:hint="default"/>
+      </w:rPr>
+    </w:lvl>
+    <w:lvl w:ilvl="8" w:tplc="04090005" w:tentative="1">
+      <w:start w:val="1"/>
+      <w:numFmt w:val="bullet"/>
+      <w:lvlText w:val=""/>
+      <w:lvlJc w:val="left"/>
+      <w:pPr>
+        <w:ind w:left="6840" w:hanging="360"/>
+      </w:pPr>
+      <w:rPr>
+        <w:rFonts w:ascii="Wingdings" w:hAnsi="Wingdings" w:hint="default"/>
+      </w:rPr>
+    </w:lvl>
+  </w:abstractNum>
+  <w:abstractNum w:abstractNumId="17" w15:restartNumberingAfterBreak="0">
     <w:nsid w:val="42A212AD"/>
     <w:multiLevelType w:val="hybridMultilevel"/>
     <w:tmpl w:val="57E8BE5E"/>
@@ -12846,7 +16176,93 @@
       </w:rPr>
     </w:lvl>
   </w:abstractNum>
-  <w:abstractNum w:abstractNumId="14" w15:restartNumberingAfterBreak="0">
+  <w:abstractNum w:abstractNumId="18" w15:restartNumberingAfterBreak="0">
+    <w:nsid w:val="472C2A4C"/>
+    <w:multiLevelType w:val="hybridMultilevel"/>
+    <w:tmpl w:val="5CBAE328"/>
+    <w:lvl w:ilvl="0" w:tplc="0409000F">
+      <w:start w:val="1"/>
+      <w:numFmt w:val="decimal"/>
+      <w:lvlText w:val="%1."/>
+      <w:lvlJc w:val="left"/>
+      <w:pPr>
+        <w:ind w:left="720" w:hanging="360"/>
+      </w:pPr>
+    </w:lvl>
+    <w:lvl w:ilvl="1" w:tplc="04090019" w:tentative="1">
+      <w:start w:val="1"/>
+      <w:numFmt w:val="lowerLetter"/>
+      <w:lvlText w:val="%2."/>
+      <w:lvlJc w:val="left"/>
+      <w:pPr>
+        <w:ind w:left="1440" w:hanging="360"/>
+      </w:pPr>
+    </w:lvl>
+    <w:lvl w:ilvl="2" w:tplc="0409001B" w:tentative="1">
+      <w:start w:val="1"/>
+      <w:numFmt w:val="lowerRoman"/>
+      <w:lvlText w:val="%3."/>
+      <w:lvlJc w:val="right"/>
+      <w:pPr>
+        <w:ind w:left="2160" w:hanging="180"/>
+      </w:pPr>
+    </w:lvl>
+    <w:lvl w:ilvl="3" w:tplc="0409000F" w:tentative="1">
+      <w:start w:val="1"/>
+      <w:numFmt w:val="decimal"/>
+      <w:lvlText w:val="%4."/>
+      <w:lvlJc w:val="left"/>
+      <w:pPr>
+        <w:ind w:left="2880" w:hanging="360"/>
+      </w:pPr>
+    </w:lvl>
+    <w:lvl w:ilvl="4" w:tplc="04090019" w:tentative="1">
+      <w:start w:val="1"/>
+      <w:numFmt w:val="lowerLetter"/>
+      <w:lvlText w:val="%5."/>
+      <w:lvlJc w:val="left"/>
+      <w:pPr>
+        <w:ind w:left="3600" w:hanging="360"/>
+      </w:pPr>
+    </w:lvl>
+    <w:lvl w:ilvl="5" w:tplc="0409001B" w:tentative="1">
+      <w:start w:val="1"/>
+      <w:numFmt w:val="lowerRoman"/>
+      <w:lvlText w:val="%6."/>
+      <w:lvlJc w:val="right"/>
+      <w:pPr>
+        <w:ind w:left="4320" w:hanging="180"/>
+      </w:pPr>
+    </w:lvl>
+    <w:lvl w:ilvl="6" w:tplc="0409000F" w:tentative="1">
+      <w:start w:val="1"/>
+      <w:numFmt w:val="decimal"/>
+      <w:lvlText w:val="%7."/>
+      <w:lvlJc w:val="left"/>
+      <w:pPr>
+        <w:ind w:left="5040" w:hanging="360"/>
+      </w:pPr>
+    </w:lvl>
+    <w:lvl w:ilvl="7" w:tplc="04090019" w:tentative="1">
+      <w:start w:val="1"/>
+      <w:numFmt w:val="lowerLetter"/>
+      <w:lvlText w:val="%8."/>
+      <w:lvlJc w:val="left"/>
+      <w:pPr>
+        <w:ind w:left="5760" w:hanging="360"/>
+      </w:pPr>
+    </w:lvl>
+    <w:lvl w:ilvl="8" w:tplc="0409001B" w:tentative="1">
+      <w:start w:val="1"/>
+      <w:numFmt w:val="lowerRoman"/>
+      <w:lvlText w:val="%9."/>
+      <w:lvlJc w:val="right"/>
+      <w:pPr>
+        <w:ind w:left="6480" w:hanging="180"/>
+      </w:pPr>
+    </w:lvl>
+  </w:abstractNum>
+  <w:abstractNum w:abstractNumId="19" w15:restartNumberingAfterBreak="0">
     <w:nsid w:val="48DD089A"/>
     <w:multiLevelType w:val="hybridMultilevel"/>
     <w:tmpl w:val="79E48BAA"/>
@@ -12959,7 +16375,7 @@
       </w:rPr>
     </w:lvl>
   </w:abstractNum>
-  <w:abstractNum w:abstractNumId="15" w15:restartNumberingAfterBreak="0">
+  <w:abstractNum w:abstractNumId="20" w15:restartNumberingAfterBreak="0">
     <w:nsid w:val="48F700CD"/>
     <w:multiLevelType w:val="hybridMultilevel"/>
     <w:tmpl w:val="AEF68F36"/>
@@ -13071,7 +16487,7 @@
       </w:rPr>
     </w:lvl>
   </w:abstractNum>
-  <w:abstractNum w:abstractNumId="16" w15:restartNumberingAfterBreak="0">
+  <w:abstractNum w:abstractNumId="21" w15:restartNumberingAfterBreak="0">
     <w:nsid w:val="4E8F0A0A"/>
     <w:multiLevelType w:val="hybridMultilevel"/>
     <w:tmpl w:val="458800B4"/>
@@ -13183,7 +16599,7 @@
       </w:rPr>
     </w:lvl>
   </w:abstractNum>
-  <w:abstractNum w:abstractNumId="17" w15:restartNumberingAfterBreak="0">
+  <w:abstractNum w:abstractNumId="22" w15:restartNumberingAfterBreak="0">
     <w:nsid w:val="549D4472"/>
     <w:multiLevelType w:val="hybridMultilevel"/>
     <w:tmpl w:val="354C09DA"/>
@@ -13269,7 +16685,7 @@
       </w:pPr>
     </w:lvl>
   </w:abstractNum>
-  <w:abstractNum w:abstractNumId="18" w15:restartNumberingAfterBreak="0">
+  <w:abstractNum w:abstractNumId="23" w15:restartNumberingAfterBreak="0">
     <w:nsid w:val="5765139C"/>
     <w:multiLevelType w:val="hybridMultilevel"/>
     <w:tmpl w:val="16D0888E"/>
@@ -13382,7 +16798,7 @@
       </w:rPr>
     </w:lvl>
   </w:abstractNum>
-  <w:abstractNum w:abstractNumId="19" w15:restartNumberingAfterBreak="0">
+  <w:abstractNum w:abstractNumId="24" w15:restartNumberingAfterBreak="0">
     <w:nsid w:val="5DF84AD0"/>
     <w:multiLevelType w:val="hybridMultilevel"/>
     <w:tmpl w:val="99469E96"/>
@@ -13495,7 +16911,7 @@
       </w:rPr>
     </w:lvl>
   </w:abstractNum>
-  <w:abstractNum w:abstractNumId="20" w15:restartNumberingAfterBreak="0">
+  <w:abstractNum w:abstractNumId="25" w15:restartNumberingAfterBreak="0">
     <w:nsid w:val="60697099"/>
     <w:multiLevelType w:val="hybridMultilevel"/>
     <w:tmpl w:val="C432607C"/>
@@ -13608,11 +17024,124 @@
       </w:rPr>
     </w:lvl>
   </w:abstractNum>
-  <w:abstractNum w:abstractNumId="21" w15:restartNumberingAfterBreak="0">
+  <w:abstractNum w:abstractNumId="26" w15:restartNumberingAfterBreak="0">
+    <w:nsid w:val="63993B4A"/>
+    <w:multiLevelType w:val="hybridMultilevel"/>
+    <w:tmpl w:val="AF96A30A"/>
+    <w:lvl w:ilvl="0" w:tplc="04090001">
+      <w:start w:val="1"/>
+      <w:numFmt w:val="bullet"/>
+      <w:lvlText w:val=""/>
+      <w:lvlJc w:val="left"/>
+      <w:pPr>
+        <w:ind w:left="720" w:hanging="360"/>
+      </w:pPr>
+      <w:rPr>
+        <w:rFonts w:ascii="Symbol" w:hAnsi="Symbol" w:hint="default"/>
+      </w:rPr>
+    </w:lvl>
+    <w:lvl w:ilvl="1" w:tplc="04090003" w:tentative="1">
+      <w:start w:val="1"/>
+      <w:numFmt w:val="bullet"/>
+      <w:lvlText w:val="o"/>
+      <w:lvlJc w:val="left"/>
+      <w:pPr>
+        <w:ind w:left="1440" w:hanging="360"/>
+      </w:pPr>
+      <w:rPr>
+        <w:rFonts w:ascii="Courier New" w:hAnsi="Courier New" w:cs="Courier New" w:hint="default"/>
+      </w:rPr>
+    </w:lvl>
+    <w:lvl w:ilvl="2" w:tplc="04090005" w:tentative="1">
+      <w:start w:val="1"/>
+      <w:numFmt w:val="bullet"/>
+      <w:lvlText w:val=""/>
+      <w:lvlJc w:val="left"/>
+      <w:pPr>
+        <w:ind w:left="2160" w:hanging="360"/>
+      </w:pPr>
+      <w:rPr>
+        <w:rFonts w:ascii="Wingdings" w:hAnsi="Wingdings" w:hint="default"/>
+      </w:rPr>
+    </w:lvl>
+    <w:lvl w:ilvl="3" w:tplc="04090001" w:tentative="1">
+      <w:start w:val="1"/>
+      <w:numFmt w:val="bullet"/>
+      <w:lvlText w:val=""/>
+      <w:lvlJc w:val="left"/>
+      <w:pPr>
+        <w:ind w:left="2880" w:hanging="360"/>
+      </w:pPr>
+      <w:rPr>
+        <w:rFonts w:ascii="Symbol" w:hAnsi="Symbol" w:hint="default"/>
+      </w:rPr>
+    </w:lvl>
+    <w:lvl w:ilvl="4" w:tplc="04090003" w:tentative="1">
+      <w:start w:val="1"/>
+      <w:numFmt w:val="bullet"/>
+      <w:lvlText w:val="o"/>
+      <w:lvlJc w:val="left"/>
+      <w:pPr>
+        <w:ind w:left="3600" w:hanging="360"/>
+      </w:pPr>
+      <w:rPr>
+        <w:rFonts w:ascii="Courier New" w:hAnsi="Courier New" w:cs="Courier New" w:hint="default"/>
+      </w:rPr>
+    </w:lvl>
+    <w:lvl w:ilvl="5" w:tplc="04090005" w:tentative="1">
+      <w:start w:val="1"/>
+      <w:numFmt w:val="bullet"/>
+      <w:lvlText w:val=""/>
+      <w:lvlJc w:val="left"/>
+      <w:pPr>
+        <w:ind w:left="4320" w:hanging="360"/>
+      </w:pPr>
+      <w:rPr>
+        <w:rFonts w:ascii="Wingdings" w:hAnsi="Wingdings" w:hint="default"/>
+      </w:rPr>
+    </w:lvl>
+    <w:lvl w:ilvl="6" w:tplc="04090001" w:tentative="1">
+      <w:start w:val="1"/>
+      <w:numFmt w:val="bullet"/>
+      <w:lvlText w:val=""/>
+      <w:lvlJc w:val="left"/>
+      <w:pPr>
+        <w:ind w:left="5040" w:hanging="360"/>
+      </w:pPr>
+      <w:rPr>
+        <w:rFonts w:ascii="Symbol" w:hAnsi="Symbol" w:hint="default"/>
+      </w:rPr>
+    </w:lvl>
+    <w:lvl w:ilvl="7" w:tplc="04090003" w:tentative="1">
+      <w:start w:val="1"/>
+      <w:numFmt w:val="bullet"/>
+      <w:lvlText w:val="o"/>
+      <w:lvlJc w:val="left"/>
+      <w:pPr>
+        <w:ind w:left="5760" w:hanging="360"/>
+      </w:pPr>
+      <w:rPr>
+        <w:rFonts w:ascii="Courier New" w:hAnsi="Courier New" w:cs="Courier New" w:hint="default"/>
+      </w:rPr>
+    </w:lvl>
+    <w:lvl w:ilvl="8" w:tplc="04090005" w:tentative="1">
+      <w:start w:val="1"/>
+      <w:numFmt w:val="bullet"/>
+      <w:lvlText w:val=""/>
+      <w:lvlJc w:val="left"/>
+      <w:pPr>
+        <w:ind w:left="6480" w:hanging="360"/>
+      </w:pPr>
+      <w:rPr>
+        <w:rFonts w:ascii="Wingdings" w:hAnsi="Wingdings" w:hint="default"/>
+      </w:rPr>
+    </w:lvl>
+  </w:abstractNum>
+  <w:abstractNum w:abstractNumId="27" w15:restartNumberingAfterBreak="0">
     <w:nsid w:val="6885021F"/>
     <w:multiLevelType w:val="hybridMultilevel"/>
-    <w:tmpl w:val="3C003058"/>
-    <w:lvl w:ilvl="0" w:tplc="0409000F">
+    <w:tmpl w:val="2E606EEA"/>
+    <w:lvl w:ilvl="0" w:tplc="0809000F">
       <w:start w:val="1"/>
       <w:numFmt w:val="decimal"/>
       <w:lvlText w:val="%1."/>
@@ -13694,7 +17223,120 @@
       </w:pPr>
     </w:lvl>
   </w:abstractNum>
-  <w:abstractNum w:abstractNumId="22" w15:restartNumberingAfterBreak="0">
+  <w:abstractNum w:abstractNumId="28" w15:restartNumberingAfterBreak="0">
+    <w:nsid w:val="74D72296"/>
+    <w:multiLevelType w:val="hybridMultilevel"/>
+    <w:tmpl w:val="F4D07962"/>
+    <w:lvl w:ilvl="0" w:tplc="04090001">
+      <w:start w:val="1"/>
+      <w:numFmt w:val="bullet"/>
+      <w:lvlText w:val=""/>
+      <w:lvlJc w:val="left"/>
+      <w:pPr>
+        <w:ind w:left="1080" w:hanging="360"/>
+      </w:pPr>
+      <w:rPr>
+        <w:rFonts w:ascii="Symbol" w:hAnsi="Symbol" w:hint="default"/>
+      </w:rPr>
+    </w:lvl>
+    <w:lvl w:ilvl="1" w:tplc="04090003" w:tentative="1">
+      <w:start w:val="1"/>
+      <w:numFmt w:val="bullet"/>
+      <w:lvlText w:val="o"/>
+      <w:lvlJc w:val="left"/>
+      <w:pPr>
+        <w:ind w:left="1800" w:hanging="360"/>
+      </w:pPr>
+      <w:rPr>
+        <w:rFonts w:ascii="Courier New" w:hAnsi="Courier New" w:cs="Courier New" w:hint="default"/>
+      </w:rPr>
+    </w:lvl>
+    <w:lvl w:ilvl="2" w:tplc="04090005" w:tentative="1">
+      <w:start w:val="1"/>
+      <w:numFmt w:val="bullet"/>
+      <w:lvlText w:val=""/>
+      <w:lvlJc w:val="left"/>
+      <w:pPr>
+        <w:ind w:left="2520" w:hanging="360"/>
+      </w:pPr>
+      <w:rPr>
+        <w:rFonts w:ascii="Wingdings" w:hAnsi="Wingdings" w:hint="default"/>
+      </w:rPr>
+    </w:lvl>
+    <w:lvl w:ilvl="3" w:tplc="04090001" w:tentative="1">
+      <w:start w:val="1"/>
+      <w:numFmt w:val="bullet"/>
+      <w:lvlText w:val=""/>
+      <w:lvlJc w:val="left"/>
+      <w:pPr>
+        <w:ind w:left="3240" w:hanging="360"/>
+      </w:pPr>
+      <w:rPr>
+        <w:rFonts w:ascii="Symbol" w:hAnsi="Symbol" w:hint="default"/>
+      </w:rPr>
+    </w:lvl>
+    <w:lvl w:ilvl="4" w:tplc="04090003" w:tentative="1">
+      <w:start w:val="1"/>
+      <w:numFmt w:val="bullet"/>
+      <w:lvlText w:val="o"/>
+      <w:lvlJc w:val="left"/>
+      <w:pPr>
+        <w:ind w:left="3960" w:hanging="360"/>
+      </w:pPr>
+      <w:rPr>
+        <w:rFonts w:ascii="Courier New" w:hAnsi="Courier New" w:cs="Courier New" w:hint="default"/>
+      </w:rPr>
+    </w:lvl>
+    <w:lvl w:ilvl="5" w:tplc="04090005" w:tentative="1">
+      <w:start w:val="1"/>
+      <w:numFmt w:val="bullet"/>
+      <w:lvlText w:val=""/>
+      <w:lvlJc w:val="left"/>
+      <w:pPr>
+        <w:ind w:left="4680" w:hanging="360"/>
+      </w:pPr>
+      <w:rPr>
+        <w:rFonts w:ascii="Wingdings" w:hAnsi="Wingdings" w:hint="default"/>
+      </w:rPr>
+    </w:lvl>
+    <w:lvl w:ilvl="6" w:tplc="04090001" w:tentative="1">
+      <w:start w:val="1"/>
+      <w:numFmt w:val="bullet"/>
+      <w:lvlText w:val=""/>
+      <w:lvlJc w:val="left"/>
+      <w:pPr>
+        <w:ind w:left="5400" w:hanging="360"/>
+      </w:pPr>
+      <w:rPr>
+        <w:rFonts w:ascii="Symbol" w:hAnsi="Symbol" w:hint="default"/>
+      </w:rPr>
+    </w:lvl>
+    <w:lvl w:ilvl="7" w:tplc="04090003" w:tentative="1">
+      <w:start w:val="1"/>
+      <w:numFmt w:val="bullet"/>
+      <w:lvlText w:val="o"/>
+      <w:lvlJc w:val="left"/>
+      <w:pPr>
+        <w:ind w:left="6120" w:hanging="360"/>
+      </w:pPr>
+      <w:rPr>
+        <w:rFonts w:ascii="Courier New" w:hAnsi="Courier New" w:cs="Courier New" w:hint="default"/>
+      </w:rPr>
+    </w:lvl>
+    <w:lvl w:ilvl="8" w:tplc="04090005" w:tentative="1">
+      <w:start w:val="1"/>
+      <w:numFmt w:val="bullet"/>
+      <w:lvlText w:val=""/>
+      <w:lvlJc w:val="left"/>
+      <w:pPr>
+        <w:ind w:left="6840" w:hanging="360"/>
+      </w:pPr>
+      <w:rPr>
+        <w:rFonts w:ascii="Wingdings" w:hAnsi="Wingdings" w:hint="default"/>
+      </w:rPr>
+    </w:lvl>
+  </w:abstractNum>
+  <w:abstractNum w:abstractNumId="29" w15:restartNumberingAfterBreak="0">
     <w:nsid w:val="7A5D2456"/>
     <w:multiLevelType w:val="multilevel"/>
     <w:tmpl w:val="67E40304"/>
@@ -13814,19 +17456,19 @@
     <w:abstractNumId w:val="1"/>
   </w:num>
   <w:num w:numId="3" w16cid:durableId="1596479054">
-    <w:abstractNumId w:val="16"/>
+    <w:abstractNumId w:val="21"/>
   </w:num>
   <w:num w:numId="4" w16cid:durableId="1281958652">
-    <w:abstractNumId w:val="20"/>
+    <w:abstractNumId w:val="25"/>
   </w:num>
   <w:num w:numId="5" w16cid:durableId="534005985">
     <w:abstractNumId w:val="0"/>
   </w:num>
   <w:num w:numId="6" w16cid:durableId="1131172616">
-    <w:abstractNumId w:val="12"/>
+    <w:abstractNumId w:val="15"/>
   </w:num>
   <w:num w:numId="7" w16cid:durableId="1843743375">
-    <w:abstractNumId w:val="13"/>
+    <w:abstractNumId w:val="17"/>
   </w:num>
   <w:num w:numId="8" w16cid:durableId="1308827427">
     <w:abstractNumId w:val="3"/>
@@ -13835,7 +17477,7 @@
     <w:abstractNumId w:val="7"/>
   </w:num>
   <w:num w:numId="10" w16cid:durableId="2016766463">
-    <w:abstractNumId w:val="9"/>
+    <w:abstractNumId w:val="10"/>
   </w:num>
   <w:num w:numId="11" w16cid:durableId="1350528722">
     <w:abstractNumId w:val="2"/>
@@ -13844,13 +17486,13 @@
     <w:abstractNumId w:val="5"/>
   </w:num>
   <w:num w:numId="13" w16cid:durableId="1578325667">
-    <w:abstractNumId w:val="22"/>
+    <w:abstractNumId w:val="29"/>
   </w:num>
   <w:num w:numId="14" w16cid:durableId="1290935710">
-    <w:abstractNumId w:val="11"/>
+    <w:abstractNumId w:val="14"/>
   </w:num>
   <w:num w:numId="15" w16cid:durableId="754742458">
-    <w:abstractNumId w:val="11"/>
+    <w:abstractNumId w:val="14"/>
     <w:lvlOverride w:ilvl="0">
       <w:lvl w:ilvl="0">
         <w:start w:val="1"/>
@@ -13979,31 +17621,52 @@
     </w:lvlOverride>
   </w:num>
   <w:num w:numId="16" w16cid:durableId="1456873669">
-    <w:abstractNumId w:val="18"/>
+    <w:abstractNumId w:val="23"/>
   </w:num>
   <w:num w:numId="17" w16cid:durableId="1715498556">
-    <w:abstractNumId w:val="14"/>
+    <w:abstractNumId w:val="19"/>
   </w:num>
   <w:num w:numId="18" w16cid:durableId="890002887">
-    <w:abstractNumId w:val="15"/>
+    <w:abstractNumId w:val="20"/>
   </w:num>
   <w:num w:numId="19" w16cid:durableId="2013558705">
     <w:abstractNumId w:val="4"/>
   </w:num>
   <w:num w:numId="20" w16cid:durableId="197282474">
+    <w:abstractNumId w:val="9"/>
+  </w:num>
+  <w:num w:numId="21" w16cid:durableId="1606426617">
+    <w:abstractNumId w:val="22"/>
+  </w:num>
+  <w:num w:numId="22" w16cid:durableId="1893424428">
+    <w:abstractNumId w:val="12"/>
+  </w:num>
+  <w:num w:numId="23" w16cid:durableId="1180051364">
+    <w:abstractNumId w:val="27"/>
+  </w:num>
+  <w:num w:numId="24" w16cid:durableId="890770338">
+    <w:abstractNumId w:val="24"/>
+  </w:num>
+  <w:num w:numId="25" w16cid:durableId="190606776">
+    <w:abstractNumId w:val="13"/>
+  </w:num>
+  <w:num w:numId="26" w16cid:durableId="465053632">
+    <w:abstractNumId w:val="11"/>
+  </w:num>
+  <w:num w:numId="27" w16cid:durableId="1293974150">
+    <w:abstractNumId w:val="16"/>
+  </w:num>
+  <w:num w:numId="28" w16cid:durableId="392509188">
+    <w:abstractNumId w:val="26"/>
+  </w:num>
+  <w:num w:numId="29" w16cid:durableId="2143619733">
     <w:abstractNumId w:val="8"/>
   </w:num>
-  <w:num w:numId="21" w16cid:durableId="1606426617">
-    <w:abstractNumId w:val="17"/>
+  <w:num w:numId="30" w16cid:durableId="1900480396">
+    <w:abstractNumId w:val="18"/>
   </w:num>
-  <w:num w:numId="22" w16cid:durableId="1893424428">
-    <w:abstractNumId w:val="10"/>
-  </w:num>
-  <w:num w:numId="23" w16cid:durableId="1180051364">
-    <w:abstractNumId w:val="21"/>
-  </w:num>
-  <w:num w:numId="24" w16cid:durableId="890770338">
-    <w:abstractNumId w:val="19"/>
+  <w:num w:numId="31" w16cid:durableId="379745210">
+    <w:abstractNumId w:val="28"/>
   </w:num>
 </w:numbering>
 </file>
@@ -14529,6 +18192,7 @@
   <w:style w:type="character" w:default="1" w:styleId="DefaultParagraphFont">
     <w:name w:val="Default Paragraph Font"/>
     <w:uiPriority w:val="1"/>
+    <w:semiHidden/>
     <w:unhideWhenUsed/>
   </w:style>
   <w:style w:type="table" w:default="1" w:styleId="TableNormal">
